--- a/docs/Руководство_по_развертыванию_DXA_Quality.docx
+++ b/docs/Руководство_по_развертыванию_DXA_Quality.docx
@@ -2,13 +2,106 @@
 <file path=word/document.xml><?xml version="1.0" encoding="utf-8"?>
 <w:document xmlns:wpc="http://schemas.microsoft.com/office/word/2010/wordprocessingCanvas" xmlns:mo="http://schemas.microsoft.com/office/mac/office/2008/main" xmlns:mc="http://schemas.openxmlformats.org/markup-compatibility/2006" xmlns:mv="urn:schemas-microsoft-com:mac:vml" xmlns:o="urn:schemas-microsoft-com:office:office" xmlns:r="http://schemas.openxmlformats.org/officeDocument/2006/relationships" xmlns:m="http://schemas.openxmlformats.org/officeDocument/2006/math" xmlns:v="urn:schemas-microsoft-com:vml" xmlns:wp14="http://schemas.microsoft.com/office/word/2010/wordprocessingDrawing" xmlns:wp="http://schemas.openxmlformats.org/drawingml/2006/wordprocessingDrawing" xmlns:w10="urn:schemas-microsoft-com:office:word" xmlns:w="http://schemas.openxmlformats.org/wordprocessingml/2006/main" xmlns:w14="http://schemas.microsoft.com/office/word/2010/wordml" xmlns:wpg="http://schemas.microsoft.com/office/word/2010/wordprocessingGroup" xmlns:wpi="http://schemas.microsoft.com/office/word/2010/wordprocessingInk" xmlns:wne="http://schemas.microsoft.com/office/word/2006/wordml" xmlns:wps="http://schemas.microsoft.com/office/word/2010/wordprocessingShape" mc:Ignorable="w14 wp14">
   <w:body>
+    <w:tbl>
+      <w:tblPr>
+        <w:tblW w:type="auto" w:w="0"/>
+        <w:jc w:val="center"/>
+        <w:tblLayout w:type="fixed"/>
+        <w:tblLook w:firstColumn="1" w:firstRow="1" w:lastColumn="0" w:lastRow="0" w:noHBand="0" w:noVBand="1" w:val="04A0"/>
+      </w:tblPr>
+      <w:tblGrid>
+        <w:gridCol w:w="10200"/>
+      </w:tblGrid>
+      <w:tr>
+        <w:tc>
+          <w:tcPr>
+            <w:tcW w:type="dxa" w:w="9865"/>
+            <w:shd w:fill="5B0A7D"/>
+            <w:tcBorders>
+              <w:top w:val="single" w:sz="6" w:color="5B0A7D"/>
+              <w:left w:val="single" w:sz="6" w:color="5B0A7D"/>
+              <w:bottom w:val="single" w:sz="6" w:color="5B0A7D"/>
+              <w:right w:val="single" w:sz="6" w:color="5B0A7D"/>
+            </w:tcBorders>
+          </w:tcPr>
+          <w:p>
+            <w:pPr>
+              <w:spacing w:before="360" w:after="360"/>
+              <w:jc w:val="center"/>
+            </w:pPr>
+            <w:r>
+              <w:rPr>
+                <w:b/>
+                <w:color w:val="FFFFFF"/>
+                <w:sz w:val="36"/>
+              </w:rPr>
+              <w:t>DXA QUALITY INTEGRATED</w:t>
+            </w:r>
+          </w:p>
+        </w:tc>
+      </w:tr>
+    </w:tbl>
+    <w:p/>
+    <w:p/>
+    <w:p/>
+    <w:p/>
+    <w:p/>
+    <w:p>
+      <w:pPr>
+        <w:jc w:val="left"/>
+      </w:pPr>
+      <w:r>
+        <w:rPr>
+          <w:b/>
+          <w:color w:val="5B0A7D"/>
+          <w:sz w:val="60"/>
+        </w:rPr>
+        <w:t>Руководство</w:t>
+        <w:br/>
+        <w:t>по развертыванию</w:t>
+      </w:r>
+    </w:p>
+    <w:p>
+      <w:r>
+        <w:rPr>
+          <w:sz w:val="30"/>
+        </w:rPr>
+        <w:t>Система автоматизированного контроля качества денситометрических исследований</w:t>
+      </w:r>
+    </w:p>
+    <w:p/>
+    <w:p/>
+    <w:p/>
+    <w:p/>
+    <w:p/>
+    <w:p/>
+    <w:p/>
+    <w:p/>
+    <w:p>
+      <w:pPr>
+        <w:jc w:val="right"/>
+      </w:pPr>
+      <w:r>
+        <w:rPr>
+          <w:b/>
+          <w:color w:val="5B0A7D"/>
+          <w:sz w:val="48"/>
+        </w:rPr>
+        <w:t>2026</w:t>
+      </w:r>
+    </w:p>
+    <w:p>
+      <w:r>
+        <w:br w:type="page"/>
+      </w:r>
+    </w:p>
     <w:p>
       <w:pPr>
         <w:pStyle w:val="Title"/>
         <w:jc w:val="center"/>
       </w:pPr>
       <w:r>
-        <w:t>Руководство по развертыванию системы оценки качества денситометрии</w:t>
+        <w:t>Система автоматизированного контроля качества денситометрических исследований</w:t>
       </w:r>
     </w:p>
     <w:p>
@@ -16,60 +109,53 @@
         <w:jc w:val="center"/>
       </w:pPr>
       <w:r>
-        <w:rPr>
-          <w:b/>
-        </w:rPr>
-        <w:t>DXA Quality Integrated</w:t>
+        <w:t>Руководство по развертыванию</w:t>
       </w:r>
     </w:p>
     <w:p>
       <w:r>
-        <w:t>Настоящий документ описывает порядок подготовки, установки, запуска и проверки веб-приложения для анализа качества DICOM-исследований денситометрии. Руководство предназначено для технического специалиста, который разворачивает систему на Linux-сервере или рабочей станции с Docker.</w:t>
+        <w:t>Документ описывает порядок установки, запуска, проверки и сопровождения локального веб-приложения для загрузки DICOM-исследований денситометрии, автоматической оценки качества, просмотра результатов и ручной проверки специалистом.</w:t>
+      </w:r>
+    </w:p>
+    <w:p>
+      <w:r>
+        <w:t>Система является интегрированным исследовательским прототипом. Автоматические оценки предварительные и требуют проверки специалистом. Наличие интерфейса и контейнерной сборки не означает подтвержденной клинической надежности моделей.</w:t>
       </w:r>
     </w:p>
     <w:tbl>
       <w:tblPr>
-        <w:tblStyle w:val="TableGrid"/>
         <w:tblW w:type="auto" w:w="0"/>
         <w:jc w:val="center"/>
         <w:tblLayout w:type="fixed"/>
         <w:tblLook w:firstColumn="1" w:firstRow="1" w:lastColumn="0" w:lastRow="0" w:noHBand="0" w:noVBand="1" w:val="04A0"/>
       </w:tblPr>
       <w:tblGrid>
-        <w:gridCol w:w="4986"/>
-        <w:gridCol w:w="4986"/>
+        <w:gridCol w:w="5100"/>
+        <w:gridCol w:w="5100"/>
       </w:tblGrid>
       <w:tr>
         <w:tc>
           <w:tcPr>
             <w:tcW w:type="dxa" w:w="2835"/>
+            <w:shd w:fill="5B0A7D"/>
             <w:vAlign w:val="center"/>
             <w:tcBorders>
-              <w:top w:val="single" w:sz="6" w:space="0" w:color="D9D9D9"/>
-              <w:left w:val="single" w:sz="6" w:space="0" w:color="D9D9D9"/>
-              <w:bottom w:val="single" w:sz="6" w:space="0" w:color="D9D9D9"/>
-              <w:right w:val="single" w:sz="6" w:space="0" w:color="D9D9D9"/>
-              <w:insideH w:val="single" w:sz="6" w:space="0" w:color="D9D9D9"/>
-              <w:insideV w:val="single" w:sz="6" w:space="0" w:color="D9D9D9"/>
+              <w:top w:val="single" w:sz="6" w:color="5B0A7D"/>
+              <w:left w:val="single" w:sz="6" w:color="5B0A7D"/>
+              <w:bottom w:val="single" w:sz="6" w:color="5B0A7D"/>
+              <w:right w:val="single" w:sz="6" w:color="5B0A7D"/>
             </w:tcBorders>
-            <w:shd w:fill="1F4E79"/>
           </w:tcPr>
           <w:p>
             <w:pPr>
               <w:spacing w:after="0"/>
             </w:pPr>
+            <w:r/>
             <w:r>
               <w:rPr>
                 <w:b/>
                 <w:color w:val="FFFFFF"/>
-                <w:sz w:val="18"/>
-              </w:rPr>
-            </w:r>
-            <w:r>
-              <w:rPr>
-                <w:b/>
-                <w:color w:val="FFFFFF"/>
-                <w:sz w:val="18"/>
+                <w:sz w:val="19"/>
               </w:rPr>
               <w:t>Параметр</w:t>
             </w:r>
@@ -78,33 +164,25 @@
         <w:tc>
           <w:tcPr>
             <w:tcW w:type="dxa" w:w="6236"/>
+            <w:shd w:fill="5B0A7D"/>
             <w:vAlign w:val="center"/>
             <w:tcBorders>
-              <w:top w:val="single" w:sz="6" w:space="0" w:color="D9D9D9"/>
-              <w:left w:val="single" w:sz="6" w:space="0" w:color="D9D9D9"/>
-              <w:bottom w:val="single" w:sz="6" w:space="0" w:color="D9D9D9"/>
-              <w:right w:val="single" w:sz="6" w:space="0" w:color="D9D9D9"/>
-              <w:insideH w:val="single" w:sz="6" w:space="0" w:color="D9D9D9"/>
-              <w:insideV w:val="single" w:sz="6" w:space="0" w:color="D9D9D9"/>
+              <w:top w:val="single" w:sz="6" w:color="5B0A7D"/>
+              <w:left w:val="single" w:sz="6" w:color="5B0A7D"/>
+              <w:bottom w:val="single" w:sz="6" w:color="5B0A7D"/>
+              <w:right w:val="single" w:sz="6" w:color="5B0A7D"/>
             </w:tcBorders>
-            <w:shd w:fill="1F4E79"/>
           </w:tcPr>
           <w:p>
             <w:pPr>
               <w:spacing w:after="0"/>
             </w:pPr>
+            <w:r/>
             <w:r>
               <w:rPr>
                 <w:b/>
                 <w:color w:val="FFFFFF"/>
-                <w:sz w:val="18"/>
-              </w:rPr>
-            </w:r>
-            <w:r>
-              <w:rPr>
-                <w:b/>
-                <w:color w:val="FFFFFF"/>
-                <w:sz w:val="18"/>
+                <w:sz w:val="19"/>
               </w:rPr>
               <w:t>Значение</w:t>
             </w:r>
@@ -117,92 +195,21 @@
             <w:tcW w:type="dxa" w:w="2835"/>
             <w:vAlign w:val="center"/>
             <w:tcBorders>
-              <w:top w:val="single" w:sz="6" w:space="0" w:color="D9D9D9"/>
-              <w:left w:val="single" w:sz="6" w:space="0" w:color="D9D9D9"/>
-              <w:bottom w:val="single" w:sz="6" w:space="0" w:color="D9D9D9"/>
-              <w:right w:val="single" w:sz="6" w:space="0" w:color="D9D9D9"/>
-              <w:insideH w:val="single" w:sz="6" w:space="0" w:color="D9D9D9"/>
-              <w:insideV w:val="single" w:sz="6" w:space="0" w:color="D9D9D9"/>
+              <w:top w:val="single" w:sz="6" w:color="5B0A7D"/>
+              <w:left w:val="single" w:sz="6" w:color="5B0A7D"/>
+              <w:bottom w:val="single" w:sz="6" w:color="5B0A7D"/>
+              <w:right w:val="single" w:sz="6" w:color="5B0A7D"/>
             </w:tcBorders>
           </w:tcPr>
           <w:p>
             <w:pPr>
               <w:spacing w:after="0"/>
             </w:pPr>
-            <w:r>
-              <w:rPr>
-                <w:sz w:val="18"/>
-              </w:rPr>
-            </w:r>
+            <w:r/>
             <w:r>
               <w:rPr>
                 <w:b w:val="0"/>
-                <w:sz w:val="18"/>
-              </w:rPr>
-              <w:t>Наименование системы</w:t>
-            </w:r>
-          </w:p>
-        </w:tc>
-        <w:tc>
-          <w:tcPr>
-            <w:tcW w:type="dxa" w:w="6236"/>
-            <w:vAlign w:val="center"/>
-            <w:tcBorders>
-              <w:top w:val="single" w:sz="6" w:space="0" w:color="D9D9D9"/>
-              <w:left w:val="single" w:sz="6" w:space="0" w:color="D9D9D9"/>
-              <w:bottom w:val="single" w:sz="6" w:space="0" w:color="D9D9D9"/>
-              <w:right w:val="single" w:sz="6" w:space="0" w:color="D9D9D9"/>
-              <w:insideH w:val="single" w:sz="6" w:space="0" w:color="D9D9D9"/>
-              <w:insideV w:val="single" w:sz="6" w:space="0" w:color="D9D9D9"/>
-            </w:tcBorders>
-          </w:tcPr>
-          <w:p>
-            <w:pPr>
-              <w:spacing w:after="0"/>
-            </w:pPr>
-            <w:r>
-              <w:rPr>
-                <w:sz w:val="18"/>
-              </w:rPr>
-            </w:r>
-            <w:r>
-              <w:rPr>
-                <w:b w:val="0"/>
-                <w:sz w:val="18"/>
-              </w:rPr>
-              <w:t>DXA Quality Integrated</w:t>
-            </w:r>
-          </w:p>
-        </w:tc>
-      </w:tr>
-      <w:tr>
-        <w:tc>
-          <w:tcPr>
-            <w:tcW w:type="dxa" w:w="2835"/>
-            <w:vAlign w:val="center"/>
-            <w:tcBorders>
-              <w:top w:val="single" w:sz="6" w:space="0" w:color="D9D9D9"/>
-              <w:left w:val="single" w:sz="6" w:space="0" w:color="D9D9D9"/>
-              <w:bottom w:val="single" w:sz="6" w:space="0" w:color="D9D9D9"/>
-              <w:right w:val="single" w:sz="6" w:space="0" w:color="D9D9D9"/>
-              <w:insideH w:val="single" w:sz="6" w:space="0" w:color="D9D9D9"/>
-              <w:insideV w:val="single" w:sz="6" w:space="0" w:color="D9D9D9"/>
-            </w:tcBorders>
-            <w:shd w:fill="F2F6FA"/>
-          </w:tcPr>
-          <w:p>
-            <w:pPr>
-              <w:spacing w:after="0"/>
-            </w:pPr>
-            <w:r>
-              <w:rPr>
-                <w:sz w:val="18"/>
-              </w:rPr>
-            </w:r>
-            <w:r>
-              <w:rPr>
-                <w:b w:val="0"/>
-                <w:sz w:val="18"/>
+                <w:sz w:val="19"/>
               </w:rPr>
               <w:t>Тип решения</w:t>
             </w:r>
@@ -213,30 +220,23 @@
             <w:tcW w:type="dxa" w:w="6236"/>
             <w:vAlign w:val="center"/>
             <w:tcBorders>
-              <w:top w:val="single" w:sz="6" w:space="0" w:color="D9D9D9"/>
-              <w:left w:val="single" w:sz="6" w:space="0" w:color="D9D9D9"/>
-              <w:bottom w:val="single" w:sz="6" w:space="0" w:color="D9D9D9"/>
-              <w:right w:val="single" w:sz="6" w:space="0" w:color="D9D9D9"/>
-              <w:insideH w:val="single" w:sz="6" w:space="0" w:color="D9D9D9"/>
-              <w:insideV w:val="single" w:sz="6" w:space="0" w:color="D9D9D9"/>
+              <w:top w:val="single" w:sz="6" w:color="5B0A7D"/>
+              <w:left w:val="single" w:sz="6" w:color="5B0A7D"/>
+              <w:bottom w:val="single" w:sz="6" w:color="5B0A7D"/>
+              <w:right w:val="single" w:sz="6" w:color="5B0A7D"/>
             </w:tcBorders>
-            <w:shd w:fill="F2F6FA"/>
           </w:tcPr>
           <w:p>
             <w:pPr>
               <w:spacing w:after="0"/>
             </w:pPr>
-            <w:r>
-              <w:rPr>
-                <w:sz w:val="18"/>
-              </w:rPr>
-            </w:r>
+            <w:r/>
             <w:r>
               <w:rPr>
                 <w:b w:val="0"/>
-                <w:sz w:val="18"/>
+                <w:sz w:val="19"/>
               </w:rPr>
-              <w:t>Веб-приложение в Docker-контейнере</w:t>
+              <w:t>Локальное веб-приложение в Docker-контейнере</w:t>
             </w:r>
           </w:p>
         </w:tc>
@@ -245,60 +245,50 @@
         <w:tc>
           <w:tcPr>
             <w:tcW w:type="dxa" w:w="2835"/>
+            <w:shd w:fill="F6F0FA"/>
             <w:vAlign w:val="center"/>
             <w:tcBorders>
-              <w:top w:val="single" w:sz="6" w:space="0" w:color="D9D9D9"/>
-              <w:left w:val="single" w:sz="6" w:space="0" w:color="D9D9D9"/>
-              <w:bottom w:val="single" w:sz="6" w:space="0" w:color="D9D9D9"/>
-              <w:right w:val="single" w:sz="6" w:space="0" w:color="D9D9D9"/>
-              <w:insideH w:val="single" w:sz="6" w:space="0" w:color="D9D9D9"/>
-              <w:insideV w:val="single" w:sz="6" w:space="0" w:color="D9D9D9"/>
+              <w:top w:val="single" w:sz="6" w:color="5B0A7D"/>
+              <w:left w:val="single" w:sz="6" w:color="5B0A7D"/>
+              <w:bottom w:val="single" w:sz="6" w:color="5B0A7D"/>
+              <w:right w:val="single" w:sz="6" w:color="5B0A7D"/>
             </w:tcBorders>
           </w:tcPr>
           <w:p>
             <w:pPr>
               <w:spacing w:after="0"/>
             </w:pPr>
-            <w:r>
-              <w:rPr>
-                <w:sz w:val="18"/>
-              </w:rPr>
-            </w:r>
+            <w:r/>
             <w:r>
               <w:rPr>
                 <w:b w:val="0"/>
-                <w:sz w:val="18"/>
+                <w:sz w:val="19"/>
               </w:rPr>
-              <w:t>Основной адрес после запуска</w:t>
+              <w:t>Основной адрес</w:t>
             </w:r>
           </w:p>
         </w:tc>
         <w:tc>
           <w:tcPr>
             <w:tcW w:type="dxa" w:w="6236"/>
+            <w:shd w:fill="F6F0FA"/>
             <w:vAlign w:val="center"/>
             <w:tcBorders>
-              <w:top w:val="single" w:sz="6" w:space="0" w:color="D9D9D9"/>
-              <w:left w:val="single" w:sz="6" w:space="0" w:color="D9D9D9"/>
-              <w:bottom w:val="single" w:sz="6" w:space="0" w:color="D9D9D9"/>
-              <w:right w:val="single" w:sz="6" w:space="0" w:color="D9D9D9"/>
-              <w:insideH w:val="single" w:sz="6" w:space="0" w:color="D9D9D9"/>
-              <w:insideV w:val="single" w:sz="6" w:space="0" w:color="D9D9D9"/>
+              <w:top w:val="single" w:sz="6" w:color="5B0A7D"/>
+              <w:left w:val="single" w:sz="6" w:color="5B0A7D"/>
+              <w:bottom w:val="single" w:sz="6" w:color="5B0A7D"/>
+              <w:right w:val="single" w:sz="6" w:color="5B0A7D"/>
             </w:tcBorders>
           </w:tcPr>
           <w:p>
             <w:pPr>
               <w:spacing w:after="0"/>
             </w:pPr>
-            <w:r>
-              <w:rPr>
-                <w:sz w:val="18"/>
-              </w:rPr>
-            </w:r>
+            <w:r/>
             <w:r>
               <w:rPr>
                 <w:b w:val="0"/>
-                <w:sz w:val="18"/>
+                <w:sz w:val="19"/>
               </w:rPr>
               <w:t>http://127.0.0.1:8000</w:t>
             </w:r>
@@ -311,30 +301,23 @@
             <w:tcW w:type="dxa" w:w="2835"/>
             <w:vAlign w:val="center"/>
             <w:tcBorders>
-              <w:top w:val="single" w:sz="6" w:space="0" w:color="D9D9D9"/>
-              <w:left w:val="single" w:sz="6" w:space="0" w:color="D9D9D9"/>
-              <w:bottom w:val="single" w:sz="6" w:space="0" w:color="D9D9D9"/>
-              <w:right w:val="single" w:sz="6" w:space="0" w:color="D9D9D9"/>
-              <w:insideH w:val="single" w:sz="6" w:space="0" w:color="D9D9D9"/>
-              <w:insideV w:val="single" w:sz="6" w:space="0" w:color="D9D9D9"/>
+              <w:top w:val="single" w:sz="6" w:color="5B0A7D"/>
+              <w:left w:val="single" w:sz="6" w:color="5B0A7D"/>
+              <w:bottom w:val="single" w:sz="6" w:color="5B0A7D"/>
+              <w:right w:val="single" w:sz="6" w:color="5B0A7D"/>
             </w:tcBorders>
-            <w:shd w:fill="F2F6FA"/>
           </w:tcPr>
           <w:p>
             <w:pPr>
               <w:spacing w:after="0"/>
             </w:pPr>
-            <w:r>
-              <w:rPr>
-                <w:sz w:val="18"/>
-              </w:rPr>
-            </w:r>
+            <w:r/>
             <w:r>
               <w:rPr>
                 <w:b w:val="0"/>
-                <w:sz w:val="18"/>
+                <w:sz w:val="19"/>
               </w:rPr>
-              <w:t>Назначение</w:t>
+              <w:t>Сервер</w:t>
             </w:r>
           </w:p>
         </w:tc>
@@ -343,30 +326,77 @@
             <w:tcW w:type="dxa" w:w="6236"/>
             <w:vAlign w:val="center"/>
             <w:tcBorders>
-              <w:top w:val="single" w:sz="6" w:space="0" w:color="D9D9D9"/>
-              <w:left w:val="single" w:sz="6" w:space="0" w:color="D9D9D9"/>
-              <w:bottom w:val="single" w:sz="6" w:space="0" w:color="D9D9D9"/>
-              <w:right w:val="single" w:sz="6" w:space="0" w:color="D9D9D9"/>
-              <w:insideH w:val="single" w:sz="6" w:space="0" w:color="D9D9D9"/>
-              <w:insideV w:val="single" w:sz="6" w:space="0" w:color="D9D9D9"/>
+              <w:top w:val="single" w:sz="6" w:color="5B0A7D"/>
+              <w:left w:val="single" w:sz="6" w:color="5B0A7D"/>
+              <w:bottom w:val="single" w:sz="6" w:color="5B0A7D"/>
+              <w:right w:val="single" w:sz="6" w:color="5B0A7D"/>
             </w:tcBorders>
-            <w:shd w:fill="F2F6FA"/>
           </w:tcPr>
           <w:p>
             <w:pPr>
               <w:spacing w:after="0"/>
             </w:pPr>
-            <w:r>
-              <w:rPr>
-                <w:sz w:val="18"/>
-              </w:rPr>
-            </w:r>
+            <w:r/>
             <w:r>
               <w:rPr>
                 <w:b w:val="0"/>
-                <w:sz w:val="18"/>
+                <w:sz w:val="19"/>
               </w:rPr>
-              <w:t>Загрузка DICOM, анализ качества, просмотр результатов, ручная корректировка разметки, экспорт отчетов</w:t>
+              <w:t>FastAPI и Uvicorn</w:t>
+            </w:r>
+          </w:p>
+        </w:tc>
+      </w:tr>
+      <w:tr>
+        <w:tc>
+          <w:tcPr>
+            <w:tcW w:type="dxa" w:w="2835"/>
+            <w:shd w:fill="F6F0FA"/>
+            <w:vAlign w:val="center"/>
+            <w:tcBorders>
+              <w:top w:val="single" w:sz="6" w:color="5B0A7D"/>
+              <w:left w:val="single" w:sz="6" w:color="5B0A7D"/>
+              <w:bottom w:val="single" w:sz="6" w:color="5B0A7D"/>
+              <w:right w:val="single" w:sz="6" w:color="5B0A7D"/>
+            </w:tcBorders>
+          </w:tcPr>
+          <w:p>
+            <w:pPr>
+              <w:spacing w:after="0"/>
+            </w:pPr>
+            <w:r/>
+            <w:r>
+              <w:rPr>
+                <w:b w:val="0"/>
+                <w:sz w:val="19"/>
+              </w:rPr>
+              <w:t>Хранилище</w:t>
+            </w:r>
+          </w:p>
+        </w:tc>
+        <w:tc>
+          <w:tcPr>
+            <w:tcW w:type="dxa" w:w="6236"/>
+            <w:shd w:fill="F6F0FA"/>
+            <w:vAlign w:val="center"/>
+            <w:tcBorders>
+              <w:top w:val="single" w:sz="6" w:color="5B0A7D"/>
+              <w:left w:val="single" w:sz="6" w:color="5B0A7D"/>
+              <w:bottom w:val="single" w:sz="6" w:color="5B0A7D"/>
+              <w:right w:val="single" w:sz="6" w:color="5B0A7D"/>
+            </w:tcBorders>
+          </w:tcPr>
+          <w:p>
+            <w:pPr>
+              <w:spacing w:after="0"/>
+            </w:pPr>
+            <w:r/>
+            <w:r>
+              <w:rPr>
+                <w:b w:val="0"/>
+                <w:sz w:val="19"/>
+              </w:rPr>
+              <w:t>SQLite и файловое хранилище storage/</w:t>
             </w:r>
           </w:p>
         </w:tc>
@@ -377,29 +407,23 @@
             <w:tcW w:type="dxa" w:w="2835"/>
             <w:vAlign w:val="center"/>
             <w:tcBorders>
-              <w:top w:val="single" w:sz="6" w:space="0" w:color="D9D9D9"/>
-              <w:left w:val="single" w:sz="6" w:space="0" w:color="D9D9D9"/>
-              <w:bottom w:val="single" w:sz="6" w:space="0" w:color="D9D9D9"/>
-              <w:right w:val="single" w:sz="6" w:space="0" w:color="D9D9D9"/>
-              <w:insideH w:val="single" w:sz="6" w:space="0" w:color="D9D9D9"/>
-              <w:insideV w:val="single" w:sz="6" w:space="0" w:color="D9D9D9"/>
+              <w:top w:val="single" w:sz="6" w:color="5B0A7D"/>
+              <w:left w:val="single" w:sz="6" w:color="5B0A7D"/>
+              <w:bottom w:val="single" w:sz="6" w:color="5B0A7D"/>
+              <w:right w:val="single" w:sz="6" w:color="5B0A7D"/>
             </w:tcBorders>
           </w:tcPr>
           <w:p>
             <w:pPr>
               <w:spacing w:after="0"/>
             </w:pPr>
-            <w:r>
-              <w:rPr>
-                <w:sz w:val="18"/>
-              </w:rPr>
-            </w:r>
+            <w:r/>
             <w:r>
               <w:rPr>
                 <w:b w:val="0"/>
-                <w:sz w:val="18"/>
+                <w:sz w:val="19"/>
               </w:rPr>
-              <w:t>Целевая среда</w:t>
+              <w:t>ML</w:t>
             </w:r>
           </w:p>
         </w:tc>
@@ -408,29 +432,77 @@
             <w:tcW w:type="dxa" w:w="6236"/>
             <w:vAlign w:val="center"/>
             <w:tcBorders>
-              <w:top w:val="single" w:sz="6" w:space="0" w:color="D9D9D9"/>
-              <w:left w:val="single" w:sz="6" w:space="0" w:color="D9D9D9"/>
-              <w:bottom w:val="single" w:sz="6" w:space="0" w:color="D9D9D9"/>
-              <w:right w:val="single" w:sz="6" w:space="0" w:color="D9D9D9"/>
-              <w:insideH w:val="single" w:sz="6" w:space="0" w:color="D9D9D9"/>
-              <w:insideV w:val="single" w:sz="6" w:space="0" w:color="D9D9D9"/>
+              <w:top w:val="single" w:sz="6" w:color="5B0A7D"/>
+              <w:left w:val="single" w:sz="6" w:color="5B0A7D"/>
+              <w:bottom w:val="single" w:sz="6" w:color="5B0A7D"/>
+              <w:right w:val="single" w:sz="6" w:color="5B0A7D"/>
             </w:tcBorders>
           </w:tcPr>
           <w:p>
             <w:pPr>
               <w:spacing w:after="0"/>
             </w:pPr>
-            <w:r>
-              <w:rPr>
-                <w:sz w:val="18"/>
-              </w:rPr>
-            </w:r>
+            <w:r/>
             <w:r>
               <w:rPr>
                 <w:b w:val="0"/>
-                <w:sz w:val="18"/>
+                <w:sz w:val="19"/>
               </w:rPr>
-              <w:t>Linux с установленными Docker Engine и Docker Compose</w:t>
+              <w:t>Локальный модуль компьютерного зрения с пятью файлами весов</w:t>
+            </w:r>
+          </w:p>
+        </w:tc>
+      </w:tr>
+      <w:tr>
+        <w:tc>
+          <w:tcPr>
+            <w:tcW w:type="dxa" w:w="2835"/>
+            <w:shd w:fill="F6F0FA"/>
+            <w:vAlign w:val="center"/>
+            <w:tcBorders>
+              <w:top w:val="single" w:sz="6" w:color="5B0A7D"/>
+              <w:left w:val="single" w:sz="6" w:color="5B0A7D"/>
+              <w:bottom w:val="single" w:sz="6" w:color="5B0A7D"/>
+              <w:right w:val="single" w:sz="6" w:color="5B0A7D"/>
+            </w:tcBorders>
+          </w:tcPr>
+          <w:p>
+            <w:pPr>
+              <w:spacing w:after="0"/>
+            </w:pPr>
+            <w:r/>
+            <w:r>
+              <w:rPr>
+                <w:b w:val="0"/>
+                <w:sz w:val="19"/>
+              </w:rPr>
+              <w:t>Внешние сервисы</w:t>
+            </w:r>
+          </w:p>
+        </w:tc>
+        <w:tc>
+          <w:tcPr>
+            <w:tcW w:type="dxa" w:w="6236"/>
+            <w:shd w:fill="F6F0FA"/>
+            <w:vAlign w:val="center"/>
+            <w:tcBorders>
+              <w:top w:val="single" w:sz="6" w:color="5B0A7D"/>
+              <w:left w:val="single" w:sz="6" w:color="5B0A7D"/>
+              <w:bottom w:val="single" w:sz="6" w:color="5B0A7D"/>
+              <w:right w:val="single" w:sz="6" w:color="5B0A7D"/>
+            </w:tcBorders>
+          </w:tcPr>
+          <w:p>
+            <w:pPr>
+              <w:spacing w:after="0"/>
+            </w:pPr>
+            <w:r/>
+            <w:r>
+              <w:rPr>
+                <w:b w:val="0"/>
+                <w:sz w:val="19"/>
+              </w:rPr>
+              <w:t>Инференс не обращается к внешним сервисам</w:t>
             </w:r>
           </w:p>
         </w:tc>
@@ -442,17 +514,68 @@
         <w:pStyle w:val="Heading1"/>
       </w:pPr>
       <w:r>
-        <w:t>1 Общие сведения</w:t>
+        <w:t>1 Назначение</w:t>
       </w:r>
     </w:p>
     <w:p>
       <w:r>
-        <w:t>Система объединяет веб-интерфейс, модуль чтения DICOM, ML-компонент обработки изображений, хранилище результатов и инструменты экспорта. Пользователь работает через локальный веб-интерфейс, а все серверные компоненты запускаются внутри контейнера.</w:t>
+        <w:t>Система помогает выполнить первичный контроль качества DXA-изображений поясничного отдела позвоночника и проксимального отдела бедра. Пользователь загружает файлы, получает оценку каждого изображения, просматривает исходник и разметку, при необходимости вносит ручные исправления и выгружает результаты.</w:t>
       </w:r>
     </w:p>
     <w:p>
+      <w:pPr>
+        <w:pStyle w:val="ListBullet"/>
+      </w:pPr>
       <w:r>
-        <w:t>Развертывание через Docker используется для того, чтобы исключить ручную установку Python-зависимостей на целевой машине и обеспечить одинаковое поведение приложения в разных Linux-окружениях.</w:t>
+        <w:t>загрузка DICOM-файлов, папок через браузер и ZIP-архивов;</w:t>
+      </w:r>
+    </w:p>
+    <w:p>
+      <w:pPr>
+        <w:pStyle w:val="ListBullet"/>
+      </w:pPr>
+      <w:r>
+        <w:t>проверка формата, чтение пикселей, UID и технических метаданных;</w:t>
+      </w:r>
+    </w:p>
+    <w:p>
+      <w:pPr>
+        <w:pStyle w:val="ListBullet"/>
+      </w:pPr>
+      <w:r>
+        <w:t>отображение прогресса задания и результатов по каждому изображению;</w:t>
+      </w:r>
+    </w:p>
+    <w:p>
+      <w:pPr>
+        <w:pStyle w:val="ListBullet"/>
+      </w:pPr>
+      <w:r>
+        <w:t>определение анатомической области по изображению;</w:t>
+      </w:r>
+    </w:p>
+    <w:p>
+      <w:pPr>
+        <w:pStyle w:val="ListBullet"/>
+      </w:pPr>
+      <w:r>
+        <w:t>просмотр исходного изображения, машинной разметки и ручной версии;</w:t>
+      </w:r>
+    </w:p>
+    <w:p>
+      <w:pPr>
+        <w:pStyle w:val="ListBullet"/>
+      </w:pPr>
+      <w:r>
+        <w:t>редактор разметки с кистью, ластиком, масштабом, отменой и возвратом действий;</w:t>
+      </w:r>
+    </w:p>
+    <w:p>
+      <w:pPr>
+        <w:pStyle w:val="ListBullet"/>
+      </w:pPr>
+      <w:r>
+        <w:t>локальный архив и экспорт результатов в CSV/XLSX.</w:t>
       </w:r>
     </w:p>
     <w:p>
@@ -465,84 +588,67 @@
     </w:p>
     <w:tbl>
       <w:tblPr>
-        <w:tblStyle w:val="TableGrid"/>
         <w:tblW w:type="auto" w:w="0"/>
         <w:jc w:val="center"/>
         <w:tblLayout w:type="fixed"/>
         <w:tblLook w:firstColumn="1" w:firstRow="1" w:lastColumn="0" w:lastRow="0" w:noHBand="0" w:noVBand="1" w:val="04A0"/>
       </w:tblPr>
       <w:tblGrid>
-        <w:gridCol w:w="4986"/>
-        <w:gridCol w:w="4986"/>
+        <w:gridCol w:w="5100"/>
+        <w:gridCol w:w="5100"/>
       </w:tblGrid>
       <w:tr>
         <w:tc>
           <w:tcPr>
-            <w:tcW w:type="dxa" w:w="2381"/>
+            <w:tcW w:type="dxa" w:w="2494"/>
+            <w:shd w:fill="5B0A7D"/>
             <w:vAlign w:val="center"/>
             <w:tcBorders>
-              <w:top w:val="single" w:sz="6" w:space="0" w:color="D9D9D9"/>
-              <w:left w:val="single" w:sz="6" w:space="0" w:color="D9D9D9"/>
-              <w:bottom w:val="single" w:sz="6" w:space="0" w:color="D9D9D9"/>
-              <w:right w:val="single" w:sz="6" w:space="0" w:color="D9D9D9"/>
-              <w:insideH w:val="single" w:sz="6" w:space="0" w:color="D9D9D9"/>
-              <w:insideV w:val="single" w:sz="6" w:space="0" w:color="D9D9D9"/>
+              <w:top w:val="single" w:sz="6" w:color="5B0A7D"/>
+              <w:left w:val="single" w:sz="6" w:color="5B0A7D"/>
+              <w:bottom w:val="single" w:sz="6" w:color="5B0A7D"/>
+              <w:right w:val="single" w:sz="6" w:color="5B0A7D"/>
             </w:tcBorders>
-            <w:shd w:fill="1F4E79"/>
           </w:tcPr>
           <w:p>
             <w:pPr>
               <w:spacing w:after="0"/>
             </w:pPr>
+            <w:r/>
             <w:r>
               <w:rPr>
                 <w:b/>
                 <w:color w:val="FFFFFF"/>
-                <w:sz w:val="18"/>
+                <w:sz w:val="19"/>
               </w:rPr>
-            </w:r>
-            <w:r>
-              <w:rPr>
-                <w:b/>
-                <w:color w:val="FFFFFF"/>
-                <w:sz w:val="18"/>
-              </w:rPr>
-              <w:t>Компонент</w:t>
+              <w:t>Каталог или файл</w:t>
             </w:r>
           </w:p>
         </w:tc>
         <w:tc>
           <w:tcPr>
-            <w:tcW w:type="dxa" w:w="6690"/>
+            <w:tcW w:type="dxa" w:w="6576"/>
+            <w:shd w:fill="5B0A7D"/>
             <w:vAlign w:val="center"/>
             <w:tcBorders>
-              <w:top w:val="single" w:sz="6" w:space="0" w:color="D9D9D9"/>
-              <w:left w:val="single" w:sz="6" w:space="0" w:color="D9D9D9"/>
-              <w:bottom w:val="single" w:sz="6" w:space="0" w:color="D9D9D9"/>
-              <w:right w:val="single" w:sz="6" w:space="0" w:color="D9D9D9"/>
-              <w:insideH w:val="single" w:sz="6" w:space="0" w:color="D9D9D9"/>
-              <w:insideV w:val="single" w:sz="6" w:space="0" w:color="D9D9D9"/>
+              <w:top w:val="single" w:sz="6" w:color="5B0A7D"/>
+              <w:left w:val="single" w:sz="6" w:color="5B0A7D"/>
+              <w:bottom w:val="single" w:sz="6" w:color="5B0A7D"/>
+              <w:right w:val="single" w:sz="6" w:color="5B0A7D"/>
             </w:tcBorders>
-            <w:shd w:fill="1F4E79"/>
           </w:tcPr>
           <w:p>
             <w:pPr>
               <w:spacing w:after="0"/>
             </w:pPr>
+            <w:r/>
             <w:r>
               <w:rPr>
                 <w:b/>
                 <w:color w:val="FFFFFF"/>
-                <w:sz w:val="18"/>
+                <w:sz w:val="19"/>
               </w:rPr>
-            </w:r>
-            <w:r>
-              <w:rPr>
-                <w:b/>
-                <w:color w:val="FFFFFF"/>
-                <w:sz w:val="18"/>
-              </w:rPr>
-              <w:t>Описание</w:t>
+              <w:t>Назначение</w:t>
             </w:r>
           </w:p>
         </w:tc>
@@ -550,63 +656,51 @@
       <w:tr>
         <w:tc>
           <w:tcPr>
-            <w:tcW w:type="dxa" w:w="2381"/>
+            <w:tcW w:type="dxa" w:w="2494"/>
             <w:vAlign w:val="center"/>
             <w:tcBorders>
-              <w:top w:val="single" w:sz="6" w:space="0" w:color="D9D9D9"/>
-              <w:left w:val="single" w:sz="6" w:space="0" w:color="D9D9D9"/>
-              <w:bottom w:val="single" w:sz="6" w:space="0" w:color="D9D9D9"/>
-              <w:right w:val="single" w:sz="6" w:space="0" w:color="D9D9D9"/>
-              <w:insideH w:val="single" w:sz="6" w:space="0" w:color="D9D9D9"/>
-              <w:insideV w:val="single" w:sz="6" w:space="0" w:color="D9D9D9"/>
+              <w:top w:val="single" w:sz="6" w:color="5B0A7D"/>
+              <w:left w:val="single" w:sz="6" w:color="5B0A7D"/>
+              <w:bottom w:val="single" w:sz="6" w:color="5B0A7D"/>
+              <w:right w:val="single" w:sz="6" w:color="5B0A7D"/>
             </w:tcBorders>
           </w:tcPr>
           <w:p>
             <w:pPr>
               <w:spacing w:after="0"/>
             </w:pPr>
-            <w:r>
-              <w:rPr>
-                <w:sz w:val="18"/>
-              </w:rPr>
-            </w:r>
+            <w:r/>
             <w:r>
               <w:rPr>
                 <w:b w:val="0"/>
-                <w:sz w:val="18"/>
+                <w:sz w:val="19"/>
               </w:rPr>
-              <w:t>app</w:t>
+              <w:t>app/</w:t>
             </w:r>
           </w:p>
         </w:tc>
         <w:tc>
           <w:tcPr>
-            <w:tcW w:type="dxa" w:w="6690"/>
+            <w:tcW w:type="dxa" w:w="6576"/>
             <w:vAlign w:val="center"/>
             <w:tcBorders>
-              <w:top w:val="single" w:sz="6" w:space="0" w:color="D9D9D9"/>
-              <w:left w:val="single" w:sz="6" w:space="0" w:color="D9D9D9"/>
-              <w:bottom w:val="single" w:sz="6" w:space="0" w:color="D9D9D9"/>
-              <w:right w:val="single" w:sz="6" w:space="0" w:color="D9D9D9"/>
-              <w:insideH w:val="single" w:sz="6" w:space="0" w:color="D9D9D9"/>
-              <w:insideV w:val="single" w:sz="6" w:space="0" w:color="D9D9D9"/>
+              <w:top w:val="single" w:sz="6" w:color="5B0A7D"/>
+              <w:left w:val="single" w:sz="6" w:color="5B0A7D"/>
+              <w:bottom w:val="single" w:sz="6" w:color="5B0A7D"/>
+              <w:right w:val="single" w:sz="6" w:color="5B0A7D"/>
             </w:tcBorders>
           </w:tcPr>
           <w:p>
             <w:pPr>
               <w:spacing w:after="0"/>
             </w:pPr>
-            <w:r>
-              <w:rPr>
-                <w:sz w:val="18"/>
-              </w:rPr>
-            </w:r>
+            <w:r/>
             <w:r>
               <w:rPr>
                 <w:b w:val="0"/>
-                <w:sz w:val="18"/>
+                <w:sz w:val="19"/>
               </w:rPr>
-              <w:t>Серверная часть FastAPI, обработка загрузок, API, работа с архивом и отчетами</w:t>
+              <w:t>Страницы, загрузка, REST API, SQLite, отчеты, DICOM и ML-адаптер</w:t>
             </w:r>
           </w:p>
         </w:tc>
@@ -614,65 +708,53 @@
       <w:tr>
         <w:tc>
           <w:tcPr>
-            <w:tcW w:type="dxa" w:w="2381"/>
+            <w:tcW w:type="dxa" w:w="2494"/>
+            <w:shd w:fill="F6F0FA"/>
             <w:vAlign w:val="center"/>
             <w:tcBorders>
-              <w:top w:val="single" w:sz="6" w:space="0" w:color="D9D9D9"/>
-              <w:left w:val="single" w:sz="6" w:space="0" w:color="D9D9D9"/>
-              <w:bottom w:val="single" w:sz="6" w:space="0" w:color="D9D9D9"/>
-              <w:right w:val="single" w:sz="6" w:space="0" w:color="D9D9D9"/>
-              <w:insideH w:val="single" w:sz="6" w:space="0" w:color="D9D9D9"/>
-              <w:insideV w:val="single" w:sz="6" w:space="0" w:color="D9D9D9"/>
+              <w:top w:val="single" w:sz="6" w:color="5B0A7D"/>
+              <w:left w:val="single" w:sz="6" w:color="5B0A7D"/>
+              <w:bottom w:val="single" w:sz="6" w:color="5B0A7D"/>
+              <w:right w:val="single" w:sz="6" w:color="5B0A7D"/>
             </w:tcBorders>
-            <w:shd w:fill="F2F6FA"/>
           </w:tcPr>
           <w:p>
             <w:pPr>
               <w:spacing w:after="0"/>
             </w:pPr>
-            <w:r>
-              <w:rPr>
-                <w:sz w:val="18"/>
-              </w:rPr>
-            </w:r>
+            <w:r/>
             <w:r>
               <w:rPr>
                 <w:b w:val="0"/>
-                <w:sz w:val="18"/>
+                <w:sz w:val="19"/>
               </w:rPr>
-              <w:t>static</w:t>
+              <w:t>dxa_ml/</w:t>
             </w:r>
           </w:p>
         </w:tc>
         <w:tc>
           <w:tcPr>
-            <w:tcW w:type="dxa" w:w="6690"/>
+            <w:tcW w:type="dxa" w:w="6576"/>
+            <w:shd w:fill="F6F0FA"/>
             <w:vAlign w:val="center"/>
             <w:tcBorders>
-              <w:top w:val="single" w:sz="6" w:space="0" w:color="D9D9D9"/>
-              <w:left w:val="single" w:sz="6" w:space="0" w:color="D9D9D9"/>
-              <w:bottom w:val="single" w:sz="6" w:space="0" w:color="D9D9D9"/>
-              <w:right w:val="single" w:sz="6" w:space="0" w:color="D9D9D9"/>
-              <w:insideH w:val="single" w:sz="6" w:space="0" w:color="D9D9D9"/>
-              <w:insideV w:val="single" w:sz="6" w:space="0" w:color="D9D9D9"/>
+              <w:top w:val="single" w:sz="6" w:color="5B0A7D"/>
+              <w:left w:val="single" w:sz="6" w:color="5B0A7D"/>
+              <w:bottom w:val="single" w:sz="6" w:color="5B0A7D"/>
+              <w:right w:val="single" w:sz="6" w:color="5B0A7D"/>
             </w:tcBorders>
-            <w:shd w:fill="F2F6FA"/>
           </w:tcPr>
           <w:p>
             <w:pPr>
               <w:spacing w:after="0"/>
             </w:pPr>
-            <w:r>
-              <w:rPr>
-                <w:sz w:val="18"/>
-              </w:rPr>
-            </w:r>
+            <w:r/>
             <w:r>
               <w:rPr>
                 <w:b w:val="0"/>
-                <w:sz w:val="18"/>
+                <w:sz w:val="19"/>
               </w:rPr>
-              <w:t>JavaScript и CSS интерфейса пользователя</w:t>
+              <w:t>Маршрутизация spine/hip/unknown и специализированные проверки</w:t>
             </w:r>
           </w:p>
         </w:tc>
@@ -680,63 +762,51 @@
       <w:tr>
         <w:tc>
           <w:tcPr>
-            <w:tcW w:type="dxa" w:w="2381"/>
+            <w:tcW w:type="dxa" w:w="2494"/>
             <w:vAlign w:val="center"/>
             <w:tcBorders>
-              <w:top w:val="single" w:sz="6" w:space="0" w:color="D9D9D9"/>
-              <w:left w:val="single" w:sz="6" w:space="0" w:color="D9D9D9"/>
-              <w:bottom w:val="single" w:sz="6" w:space="0" w:color="D9D9D9"/>
-              <w:right w:val="single" w:sz="6" w:space="0" w:color="D9D9D9"/>
-              <w:insideH w:val="single" w:sz="6" w:space="0" w:color="D9D9D9"/>
-              <w:insideV w:val="single" w:sz="6" w:space="0" w:color="D9D9D9"/>
+              <w:top w:val="single" w:sz="6" w:color="5B0A7D"/>
+              <w:left w:val="single" w:sz="6" w:color="5B0A7D"/>
+              <w:bottom w:val="single" w:sz="6" w:color="5B0A7D"/>
+              <w:right w:val="single" w:sz="6" w:color="5B0A7D"/>
             </w:tcBorders>
           </w:tcPr>
           <w:p>
             <w:pPr>
               <w:spacing w:after="0"/>
             </w:pPr>
-            <w:r>
-              <w:rPr>
-                <w:sz w:val="18"/>
-              </w:rPr>
-            </w:r>
+            <w:r/>
             <w:r>
               <w:rPr>
                 <w:b w:val="0"/>
-                <w:sz w:val="18"/>
+                <w:sz w:val="19"/>
               </w:rPr>
-              <w:t>templates</w:t>
+              <w:t>models/</w:t>
             </w:r>
           </w:p>
         </w:tc>
         <w:tc>
           <w:tcPr>
-            <w:tcW w:type="dxa" w:w="6690"/>
+            <w:tcW w:type="dxa" w:w="6576"/>
             <w:vAlign w:val="center"/>
             <w:tcBorders>
-              <w:top w:val="single" w:sz="6" w:space="0" w:color="D9D9D9"/>
-              <w:left w:val="single" w:sz="6" w:space="0" w:color="D9D9D9"/>
-              <w:bottom w:val="single" w:sz="6" w:space="0" w:color="D9D9D9"/>
-              <w:right w:val="single" w:sz="6" w:space="0" w:color="D9D9D9"/>
-              <w:insideH w:val="single" w:sz="6" w:space="0" w:color="D9D9D9"/>
-              <w:insideV w:val="single" w:sz="6" w:space="0" w:color="D9D9D9"/>
+              <w:top w:val="single" w:sz="6" w:color="5B0A7D"/>
+              <w:left w:val="single" w:sz="6" w:color="5B0A7D"/>
+              <w:bottom w:val="single" w:sz="6" w:color="5B0A7D"/>
+              <w:right w:val="single" w:sz="6" w:color="5B0A7D"/>
             </w:tcBorders>
           </w:tcPr>
           <w:p>
             <w:pPr>
               <w:spacing w:after="0"/>
             </w:pPr>
-            <w:r>
-              <w:rPr>
-                <w:sz w:val="18"/>
-              </w:rPr>
-            </w:r>
+            <w:r/>
             <w:r>
               <w:rPr>
                 <w:b w:val="0"/>
-                <w:sz w:val="18"/>
+                <w:sz w:val="19"/>
               </w:rPr>
-              <w:t>HTML-шаблоны страниц приложения</w:t>
+              <w:t>Пять файлов весов .pt</w:t>
             </w:r>
           </w:p>
         </w:tc>
@@ -744,65 +814,53 @@
       <w:tr>
         <w:tc>
           <w:tcPr>
-            <w:tcW w:type="dxa" w:w="2381"/>
+            <w:tcW w:type="dxa" w:w="2494"/>
+            <w:shd w:fill="F6F0FA"/>
             <w:vAlign w:val="center"/>
             <w:tcBorders>
-              <w:top w:val="single" w:sz="6" w:space="0" w:color="D9D9D9"/>
-              <w:left w:val="single" w:sz="6" w:space="0" w:color="D9D9D9"/>
-              <w:bottom w:val="single" w:sz="6" w:space="0" w:color="D9D9D9"/>
-              <w:right w:val="single" w:sz="6" w:space="0" w:color="D9D9D9"/>
-              <w:insideH w:val="single" w:sz="6" w:space="0" w:color="D9D9D9"/>
-              <w:insideV w:val="single" w:sz="6" w:space="0" w:color="D9D9D9"/>
+              <w:top w:val="single" w:sz="6" w:color="5B0A7D"/>
+              <w:left w:val="single" w:sz="6" w:color="5B0A7D"/>
+              <w:bottom w:val="single" w:sz="6" w:color="5B0A7D"/>
+              <w:right w:val="single" w:sz="6" w:color="5B0A7D"/>
             </w:tcBorders>
-            <w:shd w:fill="F2F6FA"/>
           </w:tcPr>
           <w:p>
             <w:pPr>
               <w:spacing w:after="0"/>
             </w:pPr>
-            <w:r>
-              <w:rPr>
-                <w:sz w:val="18"/>
-              </w:rPr>
-            </w:r>
+            <w:r/>
             <w:r>
               <w:rPr>
                 <w:b w:val="0"/>
-                <w:sz w:val="18"/>
+                <w:sz w:val="19"/>
               </w:rPr>
-              <w:t>dxa_ml</w:t>
+              <w:t>templates/</w:t>
             </w:r>
           </w:p>
         </w:tc>
         <w:tc>
           <w:tcPr>
-            <w:tcW w:type="dxa" w:w="6690"/>
+            <w:tcW w:type="dxa" w:w="6576"/>
+            <w:shd w:fill="F6F0FA"/>
             <w:vAlign w:val="center"/>
             <w:tcBorders>
-              <w:top w:val="single" w:sz="6" w:space="0" w:color="D9D9D9"/>
-              <w:left w:val="single" w:sz="6" w:space="0" w:color="D9D9D9"/>
-              <w:bottom w:val="single" w:sz="6" w:space="0" w:color="D9D9D9"/>
-              <w:right w:val="single" w:sz="6" w:space="0" w:color="D9D9D9"/>
-              <w:insideH w:val="single" w:sz="6" w:space="0" w:color="D9D9D9"/>
-              <w:insideV w:val="single" w:sz="6" w:space="0" w:color="D9D9D9"/>
+              <w:top w:val="single" w:sz="6" w:color="5B0A7D"/>
+              <w:left w:val="single" w:sz="6" w:color="5B0A7D"/>
+              <w:bottom w:val="single" w:sz="6" w:color="5B0A7D"/>
+              <w:right w:val="single" w:sz="6" w:color="5B0A7D"/>
             </w:tcBorders>
-            <w:shd w:fill="F2F6FA"/>
           </w:tcPr>
           <w:p>
             <w:pPr>
               <w:spacing w:after="0"/>
             </w:pPr>
-            <w:r>
-              <w:rPr>
-                <w:sz w:val="18"/>
-              </w:rPr>
-            </w:r>
+            <w:r/>
             <w:r>
               <w:rPr>
                 <w:b w:val="0"/>
-                <w:sz w:val="18"/>
+                <w:sz w:val="19"/>
               </w:rPr>
-              <w:t>Интегрированный ML-модуль обработки изображений</w:t>
+              <w:t>HTML-шаблоны интерфейса</w:t>
             </w:r>
           </w:p>
         </w:tc>
@@ -810,63 +868,51 @@
       <w:tr>
         <w:tc>
           <w:tcPr>
-            <w:tcW w:type="dxa" w:w="2381"/>
+            <w:tcW w:type="dxa" w:w="2494"/>
             <w:vAlign w:val="center"/>
             <w:tcBorders>
-              <w:top w:val="single" w:sz="6" w:space="0" w:color="D9D9D9"/>
-              <w:left w:val="single" w:sz="6" w:space="0" w:color="D9D9D9"/>
-              <w:bottom w:val="single" w:sz="6" w:space="0" w:color="D9D9D9"/>
-              <w:right w:val="single" w:sz="6" w:space="0" w:color="D9D9D9"/>
-              <w:insideH w:val="single" w:sz="6" w:space="0" w:color="D9D9D9"/>
-              <w:insideV w:val="single" w:sz="6" w:space="0" w:color="D9D9D9"/>
+              <w:top w:val="single" w:sz="6" w:color="5B0A7D"/>
+              <w:left w:val="single" w:sz="6" w:color="5B0A7D"/>
+              <w:bottom w:val="single" w:sz="6" w:color="5B0A7D"/>
+              <w:right w:val="single" w:sz="6" w:color="5B0A7D"/>
             </w:tcBorders>
           </w:tcPr>
           <w:p>
             <w:pPr>
               <w:spacing w:after="0"/>
             </w:pPr>
-            <w:r>
-              <w:rPr>
-                <w:sz w:val="18"/>
-              </w:rPr>
-            </w:r>
+            <w:r/>
             <w:r>
               <w:rPr>
                 <w:b w:val="0"/>
-                <w:sz w:val="18"/>
+                <w:sz w:val="19"/>
               </w:rPr>
-              <w:t>models</w:t>
+              <w:t>static/</w:t>
             </w:r>
           </w:p>
         </w:tc>
         <w:tc>
           <w:tcPr>
-            <w:tcW w:type="dxa" w:w="6690"/>
+            <w:tcW w:type="dxa" w:w="6576"/>
             <w:vAlign w:val="center"/>
             <w:tcBorders>
-              <w:top w:val="single" w:sz="6" w:space="0" w:color="D9D9D9"/>
-              <w:left w:val="single" w:sz="6" w:space="0" w:color="D9D9D9"/>
-              <w:bottom w:val="single" w:sz="6" w:space="0" w:color="D9D9D9"/>
-              <w:right w:val="single" w:sz="6" w:space="0" w:color="D9D9D9"/>
-              <w:insideH w:val="single" w:sz="6" w:space="0" w:color="D9D9D9"/>
-              <w:insideV w:val="single" w:sz="6" w:space="0" w:color="D9D9D9"/>
+              <w:top w:val="single" w:sz="6" w:color="5B0A7D"/>
+              <w:left w:val="single" w:sz="6" w:color="5B0A7D"/>
+              <w:bottom w:val="single" w:sz="6" w:color="5B0A7D"/>
+              <w:right w:val="single" w:sz="6" w:color="5B0A7D"/>
             </w:tcBorders>
           </w:tcPr>
           <w:p>
             <w:pPr>
               <w:spacing w:after="0"/>
             </w:pPr>
-            <w:r>
-              <w:rPr>
-                <w:sz w:val="18"/>
-              </w:rPr>
-            </w:r>
+            <w:r/>
             <w:r>
               <w:rPr>
                 <w:b w:val="0"/>
-                <w:sz w:val="18"/>
+                <w:sz w:val="19"/>
               </w:rPr>
-              <w:t>Файлы весов моделей машинного обучения</w:t>
+              <w:t>JavaScript и CSS, отдельная Node-сборка не требуется</w:t>
             </w:r>
           </w:p>
         </w:tc>
@@ -874,31 +920,25 @@
       <w:tr>
         <w:tc>
           <w:tcPr>
-            <w:tcW w:type="dxa" w:w="2381"/>
+            <w:tcW w:type="dxa" w:w="2494"/>
+            <w:shd w:fill="F6F0FA"/>
             <w:vAlign w:val="center"/>
             <w:tcBorders>
-              <w:top w:val="single" w:sz="6" w:space="0" w:color="D9D9D9"/>
-              <w:left w:val="single" w:sz="6" w:space="0" w:color="D9D9D9"/>
-              <w:bottom w:val="single" w:sz="6" w:space="0" w:color="D9D9D9"/>
-              <w:right w:val="single" w:sz="6" w:space="0" w:color="D9D9D9"/>
-              <w:insideH w:val="single" w:sz="6" w:space="0" w:color="D9D9D9"/>
-              <w:insideV w:val="single" w:sz="6" w:space="0" w:color="D9D9D9"/>
+              <w:top w:val="single" w:sz="6" w:color="5B0A7D"/>
+              <w:left w:val="single" w:sz="6" w:color="5B0A7D"/>
+              <w:bottom w:val="single" w:sz="6" w:color="5B0A7D"/>
+              <w:right w:val="single" w:sz="6" w:color="5B0A7D"/>
             </w:tcBorders>
-            <w:shd w:fill="F2F6FA"/>
           </w:tcPr>
           <w:p>
             <w:pPr>
               <w:spacing w:after="0"/>
             </w:pPr>
-            <w:r>
-              <w:rPr>
-                <w:sz w:val="18"/>
-              </w:rPr>
-            </w:r>
+            <w:r/>
             <w:r>
               <w:rPr>
                 <w:b w:val="0"/>
-                <w:sz w:val="18"/>
+                <w:sz w:val="19"/>
               </w:rPr>
               <w:t>Dockerfile</w:t>
             </w:r>
@@ -906,33 +946,27 @@
         </w:tc>
         <w:tc>
           <w:tcPr>
-            <w:tcW w:type="dxa" w:w="6690"/>
+            <w:tcW w:type="dxa" w:w="6576"/>
+            <w:shd w:fill="F6F0FA"/>
             <w:vAlign w:val="center"/>
             <w:tcBorders>
-              <w:top w:val="single" w:sz="6" w:space="0" w:color="D9D9D9"/>
-              <w:left w:val="single" w:sz="6" w:space="0" w:color="D9D9D9"/>
-              <w:bottom w:val="single" w:sz="6" w:space="0" w:color="D9D9D9"/>
-              <w:right w:val="single" w:sz="6" w:space="0" w:color="D9D9D9"/>
-              <w:insideH w:val="single" w:sz="6" w:space="0" w:color="D9D9D9"/>
-              <w:insideV w:val="single" w:sz="6" w:space="0" w:color="D9D9D9"/>
+              <w:top w:val="single" w:sz="6" w:color="5B0A7D"/>
+              <w:left w:val="single" w:sz="6" w:color="5B0A7D"/>
+              <w:bottom w:val="single" w:sz="6" w:color="5B0A7D"/>
+              <w:right w:val="single" w:sz="6" w:color="5B0A7D"/>
             </w:tcBorders>
-            <w:shd w:fill="F2F6FA"/>
           </w:tcPr>
           <w:p>
             <w:pPr>
               <w:spacing w:after="0"/>
             </w:pPr>
-            <w:r>
-              <w:rPr>
-                <w:sz w:val="18"/>
-              </w:rPr>
-            </w:r>
+            <w:r/>
             <w:r>
               <w:rPr>
                 <w:b w:val="0"/>
-                <w:sz w:val="18"/>
+                <w:sz w:val="19"/>
               </w:rPr>
-              <w:t>Описание сборки контейнерного образа</w:t>
+              <w:t>Сборка контейнерного образа на python:3.12-slim-bookworm</w:t>
             </w:r>
           </w:p>
         </w:tc>
@@ -940,30 +974,24 @@
       <w:tr>
         <w:tc>
           <w:tcPr>
-            <w:tcW w:type="dxa" w:w="2381"/>
+            <w:tcW w:type="dxa" w:w="2494"/>
             <w:vAlign w:val="center"/>
             <w:tcBorders>
-              <w:top w:val="single" w:sz="6" w:space="0" w:color="D9D9D9"/>
-              <w:left w:val="single" w:sz="6" w:space="0" w:color="D9D9D9"/>
-              <w:bottom w:val="single" w:sz="6" w:space="0" w:color="D9D9D9"/>
-              <w:right w:val="single" w:sz="6" w:space="0" w:color="D9D9D9"/>
-              <w:insideH w:val="single" w:sz="6" w:space="0" w:color="D9D9D9"/>
-              <w:insideV w:val="single" w:sz="6" w:space="0" w:color="D9D9D9"/>
+              <w:top w:val="single" w:sz="6" w:color="5B0A7D"/>
+              <w:left w:val="single" w:sz="6" w:color="5B0A7D"/>
+              <w:bottom w:val="single" w:sz="6" w:color="5B0A7D"/>
+              <w:right w:val="single" w:sz="6" w:color="5B0A7D"/>
             </w:tcBorders>
           </w:tcPr>
           <w:p>
             <w:pPr>
               <w:spacing w:after="0"/>
             </w:pPr>
-            <w:r>
-              <w:rPr>
-                <w:sz w:val="18"/>
-              </w:rPr>
-            </w:r>
+            <w:r/>
             <w:r>
               <w:rPr>
                 <w:b w:val="0"/>
-                <w:sz w:val="18"/>
+                <w:sz w:val="19"/>
               </w:rPr>
               <w:t>docker-compose.yml</w:t>
             </w:r>
@@ -971,32 +999,26 @@
         </w:tc>
         <w:tc>
           <w:tcPr>
-            <w:tcW w:type="dxa" w:w="6690"/>
+            <w:tcW w:type="dxa" w:w="6576"/>
             <w:vAlign w:val="center"/>
             <w:tcBorders>
-              <w:top w:val="single" w:sz="6" w:space="0" w:color="D9D9D9"/>
-              <w:left w:val="single" w:sz="6" w:space="0" w:color="D9D9D9"/>
-              <w:bottom w:val="single" w:sz="6" w:space="0" w:color="D9D9D9"/>
-              <w:right w:val="single" w:sz="6" w:space="0" w:color="D9D9D9"/>
-              <w:insideH w:val="single" w:sz="6" w:space="0" w:color="D9D9D9"/>
-              <w:insideV w:val="single" w:sz="6" w:space="0" w:color="D9D9D9"/>
+              <w:top w:val="single" w:sz="6" w:color="5B0A7D"/>
+              <w:left w:val="single" w:sz="6" w:color="5B0A7D"/>
+              <w:bottom w:val="single" w:sz="6" w:color="5B0A7D"/>
+              <w:right w:val="single" w:sz="6" w:color="5B0A7D"/>
             </w:tcBorders>
           </w:tcPr>
           <w:p>
             <w:pPr>
               <w:spacing w:after="0"/>
             </w:pPr>
-            <w:r>
-              <w:rPr>
-                <w:sz w:val="18"/>
-              </w:rPr>
-            </w:r>
+            <w:r/>
             <w:r>
               <w:rPr>
                 <w:b w:val="0"/>
-                <w:sz w:val="18"/>
+                <w:sz w:val="19"/>
               </w:rPr>
-              <w:t>Описание запуска сервиса и постоянного хранилища</w:t>
+              <w:t>Запуск сервиса dxa-quality и volume dxa-quality-storage</w:t>
             </w:r>
           </w:p>
         </w:tc>
@@ -1004,31 +1026,25 @@
       <w:tr>
         <w:tc>
           <w:tcPr>
-            <w:tcW w:type="dxa" w:w="2381"/>
+            <w:tcW w:type="dxa" w:w="2494"/>
+            <w:shd w:fill="F6F0FA"/>
             <w:vAlign w:val="center"/>
             <w:tcBorders>
-              <w:top w:val="single" w:sz="6" w:space="0" w:color="D9D9D9"/>
-              <w:left w:val="single" w:sz="6" w:space="0" w:color="D9D9D9"/>
-              <w:bottom w:val="single" w:sz="6" w:space="0" w:color="D9D9D9"/>
-              <w:right w:val="single" w:sz="6" w:space="0" w:color="D9D9D9"/>
-              <w:insideH w:val="single" w:sz="6" w:space="0" w:color="D9D9D9"/>
-              <w:insideV w:val="single" w:sz="6" w:space="0" w:color="D9D9D9"/>
+              <w:top w:val="single" w:sz="6" w:color="5B0A7D"/>
+              <w:left w:val="single" w:sz="6" w:color="5B0A7D"/>
+              <w:bottom w:val="single" w:sz="6" w:color="5B0A7D"/>
+              <w:right w:val="single" w:sz="6" w:color="5B0A7D"/>
             </w:tcBorders>
-            <w:shd w:fill="F2F6FA"/>
           </w:tcPr>
           <w:p>
             <w:pPr>
               <w:spacing w:after="0"/>
             </w:pPr>
-            <w:r>
-              <w:rPr>
-                <w:sz w:val="18"/>
-              </w:rPr>
-            </w:r>
+            <w:r/>
             <w:r>
               <w:rPr>
                 <w:b w:val="0"/>
-                <w:sz w:val="18"/>
+                <w:sz w:val="19"/>
               </w:rPr>
               <w:t>launch_app.sh</w:t>
             </w:r>
@@ -1036,33 +1052,27 @@
         </w:tc>
         <w:tc>
           <w:tcPr>
-            <w:tcW w:type="dxa" w:w="6690"/>
+            <w:tcW w:type="dxa" w:w="6576"/>
+            <w:shd w:fill="F6F0FA"/>
             <w:vAlign w:val="center"/>
             <w:tcBorders>
-              <w:top w:val="single" w:sz="6" w:space="0" w:color="D9D9D9"/>
-              <w:left w:val="single" w:sz="6" w:space="0" w:color="D9D9D9"/>
-              <w:bottom w:val="single" w:sz="6" w:space="0" w:color="D9D9D9"/>
-              <w:right w:val="single" w:sz="6" w:space="0" w:color="D9D9D9"/>
-              <w:insideH w:val="single" w:sz="6" w:space="0" w:color="D9D9D9"/>
-              <w:insideV w:val="single" w:sz="6" w:space="0" w:color="D9D9D9"/>
+              <w:top w:val="single" w:sz="6" w:color="5B0A7D"/>
+              <w:left w:val="single" w:sz="6" w:color="5B0A7D"/>
+              <w:bottom w:val="single" w:sz="6" w:color="5B0A7D"/>
+              <w:right w:val="single" w:sz="6" w:color="5B0A7D"/>
             </w:tcBorders>
-            <w:shd w:fill="F2F6FA"/>
           </w:tcPr>
           <w:p>
             <w:pPr>
               <w:spacing w:after="0"/>
             </w:pPr>
-            <w:r>
-              <w:rPr>
-                <w:sz w:val="18"/>
-              </w:rPr>
-            </w:r>
+            <w:r/>
             <w:r>
               <w:rPr>
                 <w:b w:val="0"/>
-                <w:sz w:val="18"/>
+                <w:sz w:val="19"/>
               </w:rPr>
-              <w:t>Скрипт запуска приложения на Linux с открытием окна приложения</w:t>
+              <w:t>Linux-запуск с открытием интерфейса</w:t>
             </w:r>
           </w:p>
         </w:tc>
@@ -1070,30 +1080,24 @@
       <w:tr>
         <w:tc>
           <w:tcPr>
-            <w:tcW w:type="dxa" w:w="2381"/>
+            <w:tcW w:type="dxa" w:w="2494"/>
             <w:vAlign w:val="center"/>
             <w:tcBorders>
-              <w:top w:val="single" w:sz="6" w:space="0" w:color="D9D9D9"/>
-              <w:left w:val="single" w:sz="6" w:space="0" w:color="D9D9D9"/>
-              <w:bottom w:val="single" w:sz="6" w:space="0" w:color="D9D9D9"/>
-              <w:right w:val="single" w:sz="6" w:space="0" w:color="D9D9D9"/>
-              <w:insideH w:val="single" w:sz="6" w:space="0" w:color="D9D9D9"/>
-              <w:insideV w:val="single" w:sz="6" w:space="0" w:color="D9D9D9"/>
+              <w:top w:val="single" w:sz="6" w:color="5B0A7D"/>
+              <w:left w:val="single" w:sz="6" w:color="5B0A7D"/>
+              <w:bottom w:val="single" w:sz="6" w:color="5B0A7D"/>
+              <w:right w:val="single" w:sz="6" w:color="5B0A7D"/>
             </w:tcBorders>
           </w:tcPr>
           <w:p>
             <w:pPr>
               <w:spacing w:after="0"/>
             </w:pPr>
-            <w:r>
-              <w:rPr>
-                <w:sz w:val="18"/>
-              </w:rPr>
-            </w:r>
+            <w:r/>
             <w:r>
               <w:rPr>
                 <w:b w:val="0"/>
-                <w:sz w:val="18"/>
+                <w:sz w:val="19"/>
               </w:rPr>
               <w:t>stop_app.sh</w:t>
             </w:r>
@@ -1101,32 +1105,80 @@
         </w:tc>
         <w:tc>
           <w:tcPr>
-            <w:tcW w:type="dxa" w:w="6690"/>
+            <w:tcW w:type="dxa" w:w="6576"/>
             <w:vAlign w:val="center"/>
             <w:tcBorders>
-              <w:top w:val="single" w:sz="6" w:space="0" w:color="D9D9D9"/>
-              <w:left w:val="single" w:sz="6" w:space="0" w:color="D9D9D9"/>
-              <w:bottom w:val="single" w:sz="6" w:space="0" w:color="D9D9D9"/>
-              <w:right w:val="single" w:sz="6" w:space="0" w:color="D9D9D9"/>
-              <w:insideH w:val="single" w:sz="6" w:space="0" w:color="D9D9D9"/>
-              <w:insideV w:val="single" w:sz="6" w:space="0" w:color="D9D9D9"/>
+              <w:top w:val="single" w:sz="6" w:color="5B0A7D"/>
+              <w:left w:val="single" w:sz="6" w:color="5B0A7D"/>
+              <w:bottom w:val="single" w:sz="6" w:color="5B0A7D"/>
+              <w:right w:val="single" w:sz="6" w:color="5B0A7D"/>
             </w:tcBorders>
           </w:tcPr>
           <w:p>
             <w:pPr>
               <w:spacing w:after="0"/>
             </w:pPr>
-            <w:r>
-              <w:rPr>
-                <w:sz w:val="18"/>
-              </w:rPr>
-            </w:r>
+            <w:r/>
             <w:r>
               <w:rPr>
                 <w:b w:val="0"/>
-                <w:sz w:val="18"/>
+                <w:sz w:val="19"/>
               </w:rPr>
-              <w:t>Скрипт остановки контейнера</w:t>
+              <w:t>Остановка приложения</w:t>
+            </w:r>
+          </w:p>
+        </w:tc>
+      </w:tr>
+      <w:tr>
+        <w:tc>
+          <w:tcPr>
+            <w:tcW w:type="dxa" w:w="2494"/>
+            <w:shd w:fill="F6F0FA"/>
+            <w:vAlign w:val="center"/>
+            <w:tcBorders>
+              <w:top w:val="single" w:sz="6" w:color="5B0A7D"/>
+              <w:left w:val="single" w:sz="6" w:color="5B0A7D"/>
+              <w:bottom w:val="single" w:sz="6" w:color="5B0A7D"/>
+              <w:right w:val="single" w:sz="6" w:color="5B0A7D"/>
+            </w:tcBorders>
+          </w:tcPr>
+          <w:p>
+            <w:pPr>
+              <w:spacing w:after="0"/>
+            </w:pPr>
+            <w:r/>
+            <w:r>
+              <w:rPr>
+                <w:b w:val="0"/>
+                <w:sz w:val="19"/>
+              </w:rPr>
+              <w:t>DXA Quality.desktop</w:t>
+            </w:r>
+          </w:p>
+        </w:tc>
+        <w:tc>
+          <w:tcPr>
+            <w:tcW w:type="dxa" w:w="6576"/>
+            <w:shd w:fill="F6F0FA"/>
+            <w:vAlign w:val="center"/>
+            <w:tcBorders>
+              <w:top w:val="single" w:sz="6" w:color="5B0A7D"/>
+              <w:left w:val="single" w:sz="6" w:color="5B0A7D"/>
+              <w:bottom w:val="single" w:sz="6" w:color="5B0A7D"/>
+              <w:right w:val="single" w:sz="6" w:color="5B0A7D"/>
+            </w:tcBorders>
+          </w:tcPr>
+          <w:p>
+            <w:pPr>
+              <w:spacing w:after="0"/>
+            </w:pPr>
+            <w:r/>
+            <w:r>
+              <w:rPr>
+                <w:b w:val="0"/>
+                <w:sz w:val="19"/>
+              </w:rPr>
+              <w:t>Ярлык для графического Linux</w:t>
             </w:r>
           </w:p>
         </w:tc>
@@ -1134,56 +1186,52 @@
     </w:tbl>
     <w:p/>
     <w:p>
+      <w:r>
+        <w:t>При запуске создается storage/: база dxa_quality.sqlite3, исходные загрузки uploads/, результаты results/ и служебные файлы. Архив интерфейса формируется из SQLite, а не переносом всех DICOM в отдельный каталог.</w:t>
+      </w:r>
+    </w:p>
+    <w:p>
       <w:pPr>
         <w:pStyle w:val="Heading1"/>
       </w:pPr>
       <w:r>
-        <w:t>3 Требования к среде</w:t>
+        <w:t>3 Требования</w:t>
       </w:r>
     </w:p>
     <w:tbl>
       <w:tblPr>
-        <w:tblStyle w:val="TableGrid"/>
         <w:tblW w:type="auto" w:w="0"/>
         <w:jc w:val="center"/>
         <w:tblLayout w:type="fixed"/>
         <w:tblLook w:firstColumn="1" w:firstRow="1" w:lastColumn="0" w:lastRow="0" w:noHBand="0" w:noVBand="1" w:val="04A0"/>
       </w:tblPr>
       <w:tblGrid>
-        <w:gridCol w:w="4986"/>
-        <w:gridCol w:w="4986"/>
+        <w:gridCol w:w="5100"/>
+        <w:gridCol w:w="5100"/>
       </w:tblGrid>
       <w:tr>
         <w:tc>
           <w:tcPr>
             <w:tcW w:type="dxa" w:w="2381"/>
+            <w:shd w:fill="5B0A7D"/>
             <w:vAlign w:val="center"/>
             <w:tcBorders>
-              <w:top w:val="single" w:sz="6" w:space="0" w:color="D9D9D9"/>
-              <w:left w:val="single" w:sz="6" w:space="0" w:color="D9D9D9"/>
-              <w:bottom w:val="single" w:sz="6" w:space="0" w:color="D9D9D9"/>
-              <w:right w:val="single" w:sz="6" w:space="0" w:color="D9D9D9"/>
-              <w:insideH w:val="single" w:sz="6" w:space="0" w:color="D9D9D9"/>
-              <w:insideV w:val="single" w:sz="6" w:space="0" w:color="D9D9D9"/>
+              <w:top w:val="single" w:sz="6" w:color="5B0A7D"/>
+              <w:left w:val="single" w:sz="6" w:color="5B0A7D"/>
+              <w:bottom w:val="single" w:sz="6" w:color="5B0A7D"/>
+              <w:right w:val="single" w:sz="6" w:color="5B0A7D"/>
             </w:tcBorders>
-            <w:shd w:fill="1F4E79"/>
           </w:tcPr>
           <w:p>
             <w:pPr>
               <w:spacing w:after="0"/>
             </w:pPr>
+            <w:r/>
             <w:r>
               <w:rPr>
                 <w:b/>
                 <w:color w:val="FFFFFF"/>
-                <w:sz w:val="18"/>
-              </w:rPr>
-            </w:r>
-            <w:r>
-              <w:rPr>
-                <w:b/>
-                <w:color w:val="FFFFFF"/>
-                <w:sz w:val="18"/>
+                <w:sz w:val="19"/>
               </w:rPr>
               <w:t>Категория</w:t>
             </w:r>
@@ -1192,33 +1240,25 @@
         <w:tc>
           <w:tcPr>
             <w:tcW w:type="dxa" w:w="6690"/>
+            <w:shd w:fill="5B0A7D"/>
             <w:vAlign w:val="center"/>
             <w:tcBorders>
-              <w:top w:val="single" w:sz="6" w:space="0" w:color="D9D9D9"/>
-              <w:left w:val="single" w:sz="6" w:space="0" w:color="D9D9D9"/>
-              <w:bottom w:val="single" w:sz="6" w:space="0" w:color="D9D9D9"/>
-              <w:right w:val="single" w:sz="6" w:space="0" w:color="D9D9D9"/>
-              <w:insideH w:val="single" w:sz="6" w:space="0" w:color="D9D9D9"/>
-              <w:insideV w:val="single" w:sz="6" w:space="0" w:color="D9D9D9"/>
+              <w:top w:val="single" w:sz="6" w:color="5B0A7D"/>
+              <w:left w:val="single" w:sz="6" w:color="5B0A7D"/>
+              <w:bottom w:val="single" w:sz="6" w:color="5B0A7D"/>
+              <w:right w:val="single" w:sz="6" w:color="5B0A7D"/>
             </w:tcBorders>
-            <w:shd w:fill="1F4E79"/>
           </w:tcPr>
           <w:p>
             <w:pPr>
               <w:spacing w:after="0"/>
             </w:pPr>
+            <w:r/>
             <w:r>
               <w:rPr>
                 <w:b/>
                 <w:color w:val="FFFFFF"/>
-                <w:sz w:val="18"/>
-              </w:rPr>
-            </w:r>
-            <w:r>
-              <w:rPr>
-                <w:b/>
-                <w:color w:val="FFFFFF"/>
-                <w:sz w:val="18"/>
+                <w:sz w:val="19"/>
               </w:rPr>
               <w:t>Требование</w:t>
             </w:r>
@@ -1231,29 +1271,23 @@
             <w:tcW w:type="dxa" w:w="2381"/>
             <w:vAlign w:val="center"/>
             <w:tcBorders>
-              <w:top w:val="single" w:sz="6" w:space="0" w:color="D9D9D9"/>
-              <w:left w:val="single" w:sz="6" w:space="0" w:color="D9D9D9"/>
-              <w:bottom w:val="single" w:sz="6" w:space="0" w:color="D9D9D9"/>
-              <w:right w:val="single" w:sz="6" w:space="0" w:color="D9D9D9"/>
-              <w:insideH w:val="single" w:sz="6" w:space="0" w:color="D9D9D9"/>
-              <w:insideV w:val="single" w:sz="6" w:space="0" w:color="D9D9D9"/>
+              <w:top w:val="single" w:sz="6" w:color="5B0A7D"/>
+              <w:left w:val="single" w:sz="6" w:color="5B0A7D"/>
+              <w:bottom w:val="single" w:sz="6" w:color="5B0A7D"/>
+              <w:right w:val="single" w:sz="6" w:color="5B0A7D"/>
             </w:tcBorders>
           </w:tcPr>
           <w:p>
             <w:pPr>
               <w:spacing w:after="0"/>
             </w:pPr>
-            <w:r>
-              <w:rPr>
-                <w:sz w:val="18"/>
-              </w:rPr>
-            </w:r>
+            <w:r/>
             <w:r>
               <w:rPr>
                 <w:b w:val="0"/>
-                <w:sz w:val="18"/>
+                <w:sz w:val="19"/>
               </w:rPr>
-              <w:t>Операционная система</w:t>
+              <w:t>ОС</w:t>
             </w:r>
           </w:p>
         </w:tc>
@@ -1262,29 +1296,77 @@
             <w:tcW w:type="dxa" w:w="6690"/>
             <w:vAlign w:val="center"/>
             <w:tcBorders>
-              <w:top w:val="single" w:sz="6" w:space="0" w:color="D9D9D9"/>
-              <w:left w:val="single" w:sz="6" w:space="0" w:color="D9D9D9"/>
-              <w:bottom w:val="single" w:sz="6" w:space="0" w:color="D9D9D9"/>
-              <w:right w:val="single" w:sz="6" w:space="0" w:color="D9D9D9"/>
-              <w:insideH w:val="single" w:sz="6" w:space="0" w:color="D9D9D9"/>
-              <w:insideV w:val="single" w:sz="6" w:space="0" w:color="D9D9D9"/>
+              <w:top w:val="single" w:sz="6" w:color="5B0A7D"/>
+              <w:left w:val="single" w:sz="6" w:color="5B0A7D"/>
+              <w:bottom w:val="single" w:sz="6" w:color="5B0A7D"/>
+              <w:right w:val="single" w:sz="6" w:color="5B0A7D"/>
             </w:tcBorders>
           </w:tcPr>
           <w:p>
             <w:pPr>
               <w:spacing w:after="0"/>
             </w:pPr>
-            <w:r>
-              <w:rPr>
-                <w:sz w:val="18"/>
-              </w:rPr>
-            </w:r>
+            <w:r/>
             <w:r>
               <w:rPr>
                 <w:b w:val="0"/>
-                <w:sz w:val="18"/>
+                <w:sz w:val="19"/>
               </w:rPr>
-              <w:t>Linux x86_64</w:t>
+              <w:t>Linux/UNIX для shell-лаунчеров; Windows возможен через Docker Compose или локальный Python-запуск</w:t>
+            </w:r>
+          </w:p>
+        </w:tc>
+      </w:tr>
+      <w:tr>
+        <w:tc>
+          <w:tcPr>
+            <w:tcW w:type="dxa" w:w="2381"/>
+            <w:shd w:fill="F6F0FA"/>
+            <w:vAlign w:val="center"/>
+            <w:tcBorders>
+              <w:top w:val="single" w:sz="6" w:color="5B0A7D"/>
+              <w:left w:val="single" w:sz="6" w:color="5B0A7D"/>
+              <w:bottom w:val="single" w:sz="6" w:color="5B0A7D"/>
+              <w:right w:val="single" w:sz="6" w:color="5B0A7D"/>
+            </w:tcBorders>
+          </w:tcPr>
+          <w:p>
+            <w:pPr>
+              <w:spacing w:after="0"/>
+            </w:pPr>
+            <w:r/>
+            <w:r>
+              <w:rPr>
+                <w:b w:val="0"/>
+                <w:sz w:val="19"/>
+              </w:rPr>
+              <w:t>Docker</w:t>
+            </w:r>
+          </w:p>
+        </w:tc>
+        <w:tc>
+          <w:tcPr>
+            <w:tcW w:type="dxa" w:w="6690"/>
+            <w:shd w:fill="F6F0FA"/>
+            <w:vAlign w:val="center"/>
+            <w:tcBorders>
+              <w:top w:val="single" w:sz="6" w:color="5B0A7D"/>
+              <w:left w:val="single" w:sz="6" w:color="5B0A7D"/>
+              <w:bottom w:val="single" w:sz="6" w:color="5B0A7D"/>
+              <w:right w:val="single" w:sz="6" w:color="5B0A7D"/>
+            </w:tcBorders>
+          </w:tcPr>
+          <w:p>
+            <w:pPr>
+              <w:spacing w:after="0"/>
+            </w:pPr>
+            <w:r/>
+            <w:r>
+              <w:rPr>
+                <w:b w:val="0"/>
+                <w:sz w:val="19"/>
+              </w:rPr>
+              <w:t>Docker Engine или Docker Desktop с Linux-контейнерами и Docker Compose v2</w:t>
             </w:r>
           </w:p>
         </w:tc>
@@ -1295,30 +1377,23 @@
             <w:tcW w:type="dxa" w:w="2381"/>
             <w:vAlign w:val="center"/>
             <w:tcBorders>
-              <w:top w:val="single" w:sz="6" w:space="0" w:color="D9D9D9"/>
-              <w:left w:val="single" w:sz="6" w:space="0" w:color="D9D9D9"/>
-              <w:bottom w:val="single" w:sz="6" w:space="0" w:color="D9D9D9"/>
-              <w:right w:val="single" w:sz="6" w:space="0" w:color="D9D9D9"/>
-              <w:insideH w:val="single" w:sz="6" w:space="0" w:color="D9D9D9"/>
-              <w:insideV w:val="single" w:sz="6" w:space="0" w:color="D9D9D9"/>
+              <w:top w:val="single" w:sz="6" w:color="5B0A7D"/>
+              <w:left w:val="single" w:sz="6" w:color="5B0A7D"/>
+              <w:bottom w:val="single" w:sz="6" w:color="5B0A7D"/>
+              <w:right w:val="single" w:sz="6" w:color="5B0A7D"/>
             </w:tcBorders>
-            <w:shd w:fill="F2F6FA"/>
           </w:tcPr>
           <w:p>
             <w:pPr>
               <w:spacing w:after="0"/>
             </w:pPr>
-            <w:r>
-              <w:rPr>
-                <w:sz w:val="18"/>
-              </w:rPr>
-            </w:r>
+            <w:r/>
             <w:r>
               <w:rPr>
                 <w:b w:val="0"/>
-                <w:sz w:val="18"/>
+                <w:sz w:val="19"/>
               </w:rPr>
-              <w:t>Контейнеризация</w:t>
+              <w:t>Python без Docker</w:t>
             </w:r>
           </w:p>
         </w:tc>
@@ -1327,30 +1402,77 @@
             <w:tcW w:type="dxa" w:w="6690"/>
             <w:vAlign w:val="center"/>
             <w:tcBorders>
-              <w:top w:val="single" w:sz="6" w:space="0" w:color="D9D9D9"/>
-              <w:left w:val="single" w:sz="6" w:space="0" w:color="D9D9D9"/>
-              <w:bottom w:val="single" w:sz="6" w:space="0" w:color="D9D9D9"/>
-              <w:right w:val="single" w:sz="6" w:space="0" w:color="D9D9D9"/>
-              <w:insideH w:val="single" w:sz="6" w:space="0" w:color="D9D9D9"/>
-              <w:insideV w:val="single" w:sz="6" w:space="0" w:color="D9D9D9"/>
+              <w:top w:val="single" w:sz="6" w:color="5B0A7D"/>
+              <w:left w:val="single" w:sz="6" w:color="5B0A7D"/>
+              <w:bottom w:val="single" w:sz="6" w:color="5B0A7D"/>
+              <w:right w:val="single" w:sz="6" w:color="5B0A7D"/>
             </w:tcBorders>
-            <w:shd w:fill="F2F6FA"/>
           </w:tcPr>
           <w:p>
             <w:pPr>
               <w:spacing w:after="0"/>
             </w:pPr>
-            <w:r>
-              <w:rPr>
-                <w:sz w:val="18"/>
-              </w:rPr>
-            </w:r>
+            <w:r/>
             <w:r>
               <w:rPr>
                 <w:b w:val="0"/>
-                <w:sz w:val="18"/>
+                <w:sz w:val="19"/>
               </w:rPr>
-              <w:t>Docker Engine и Docker Compose plugin</w:t>
+              <w:t>Python 3.12 и зависимости проекта</w:t>
+            </w:r>
+          </w:p>
+        </w:tc>
+      </w:tr>
+      <w:tr>
+        <w:tc>
+          <w:tcPr>
+            <w:tcW w:type="dxa" w:w="2381"/>
+            <w:shd w:fill="F6F0FA"/>
+            <w:vAlign w:val="center"/>
+            <w:tcBorders>
+              <w:top w:val="single" w:sz="6" w:color="5B0A7D"/>
+              <w:left w:val="single" w:sz="6" w:color="5B0A7D"/>
+              <w:bottom w:val="single" w:sz="6" w:color="5B0A7D"/>
+              <w:right w:val="single" w:sz="6" w:color="5B0A7D"/>
+            </w:tcBorders>
+          </w:tcPr>
+          <w:p>
+            <w:pPr>
+              <w:spacing w:after="0"/>
+            </w:pPr>
+            <w:r/>
+            <w:r>
+              <w:rPr>
+                <w:b w:val="0"/>
+                <w:sz w:val="19"/>
+              </w:rPr>
+              <w:t>GPU</w:t>
+            </w:r>
+          </w:p>
+        </w:tc>
+        <w:tc>
+          <w:tcPr>
+            <w:tcW w:type="dxa" w:w="6690"/>
+            <w:shd w:fill="F6F0FA"/>
+            <w:vAlign w:val="center"/>
+            <w:tcBorders>
+              <w:top w:val="single" w:sz="6" w:color="5B0A7D"/>
+              <w:left w:val="single" w:sz="6" w:color="5B0A7D"/>
+              <w:bottom w:val="single" w:sz="6" w:color="5B0A7D"/>
+              <w:right w:val="single" w:sz="6" w:color="5B0A7D"/>
+            </w:tcBorders>
+          </w:tcPr>
+          <w:p>
+            <w:pPr>
+              <w:spacing w:after="0"/>
+            </w:pPr>
+            <w:r/>
+            <w:r>
+              <w:rPr>
+                <w:b w:val="0"/>
+                <w:sz w:val="19"/>
+              </w:rPr>
+              <w:t>В штатной Docker-сборке не требуется, используется CPU</w:t>
             </w:r>
           </w:p>
         </w:tc>
@@ -1361,287 +1483,21 @@
             <w:tcW w:type="dxa" w:w="2381"/>
             <w:vAlign w:val="center"/>
             <w:tcBorders>
-              <w:top w:val="single" w:sz="6" w:space="0" w:color="D9D9D9"/>
-              <w:left w:val="single" w:sz="6" w:space="0" w:color="D9D9D9"/>
-              <w:bottom w:val="single" w:sz="6" w:space="0" w:color="D9D9D9"/>
-              <w:right w:val="single" w:sz="6" w:space="0" w:color="D9D9D9"/>
-              <w:insideH w:val="single" w:sz="6" w:space="0" w:color="D9D9D9"/>
-              <w:insideV w:val="single" w:sz="6" w:space="0" w:color="D9D9D9"/>
+              <w:top w:val="single" w:sz="6" w:color="5B0A7D"/>
+              <w:left w:val="single" w:sz="6" w:color="5B0A7D"/>
+              <w:bottom w:val="single" w:sz="6" w:color="5B0A7D"/>
+              <w:right w:val="single" w:sz="6" w:color="5B0A7D"/>
             </w:tcBorders>
           </w:tcPr>
           <w:p>
             <w:pPr>
               <w:spacing w:after="0"/>
             </w:pPr>
-            <w:r>
-              <w:rPr>
-                <w:sz w:val="18"/>
-              </w:rPr>
-            </w:r>
+            <w:r/>
             <w:r>
               <w:rPr>
                 <w:b w:val="0"/>
-                <w:sz w:val="18"/>
-              </w:rPr>
-              <w:t>Процессор</w:t>
-            </w:r>
-          </w:p>
-        </w:tc>
-        <w:tc>
-          <w:tcPr>
-            <w:tcW w:type="dxa" w:w="6690"/>
-            <w:vAlign w:val="center"/>
-            <w:tcBorders>
-              <w:top w:val="single" w:sz="6" w:space="0" w:color="D9D9D9"/>
-              <w:left w:val="single" w:sz="6" w:space="0" w:color="D9D9D9"/>
-              <w:bottom w:val="single" w:sz="6" w:space="0" w:color="D9D9D9"/>
-              <w:right w:val="single" w:sz="6" w:space="0" w:color="D9D9D9"/>
-              <w:insideH w:val="single" w:sz="6" w:space="0" w:color="D9D9D9"/>
-              <w:insideV w:val="single" w:sz="6" w:space="0" w:color="D9D9D9"/>
-            </w:tcBorders>
-          </w:tcPr>
-          <w:p>
-            <w:pPr>
-              <w:spacing w:after="0"/>
-            </w:pPr>
-            <w:r>
-              <w:rPr>
-                <w:sz w:val="18"/>
-              </w:rPr>
-            </w:r>
-            <w:r>
-              <w:rPr>
-                <w:b w:val="0"/>
-                <w:sz w:val="18"/>
-              </w:rPr>
-              <w:t>CPU с поддержкой современных инструкций x86_64</w:t>
-            </w:r>
-          </w:p>
-        </w:tc>
-      </w:tr>
-      <w:tr>
-        <w:tc>
-          <w:tcPr>
-            <w:tcW w:type="dxa" w:w="2381"/>
-            <w:vAlign w:val="center"/>
-            <w:tcBorders>
-              <w:top w:val="single" w:sz="6" w:space="0" w:color="D9D9D9"/>
-              <w:left w:val="single" w:sz="6" w:space="0" w:color="D9D9D9"/>
-              <w:bottom w:val="single" w:sz="6" w:space="0" w:color="D9D9D9"/>
-              <w:right w:val="single" w:sz="6" w:space="0" w:color="D9D9D9"/>
-              <w:insideH w:val="single" w:sz="6" w:space="0" w:color="D9D9D9"/>
-              <w:insideV w:val="single" w:sz="6" w:space="0" w:color="D9D9D9"/>
-            </w:tcBorders>
-            <w:shd w:fill="F2F6FA"/>
-          </w:tcPr>
-          <w:p>
-            <w:pPr>
-              <w:spacing w:after="0"/>
-            </w:pPr>
-            <w:r>
-              <w:rPr>
-                <w:sz w:val="18"/>
-              </w:rPr>
-            </w:r>
-            <w:r>
-              <w:rPr>
-                <w:b w:val="0"/>
-                <w:sz w:val="18"/>
-              </w:rPr>
-              <w:t>Оперативная память</w:t>
-            </w:r>
-          </w:p>
-        </w:tc>
-        <w:tc>
-          <w:tcPr>
-            <w:tcW w:type="dxa" w:w="6690"/>
-            <w:vAlign w:val="center"/>
-            <w:tcBorders>
-              <w:top w:val="single" w:sz="6" w:space="0" w:color="D9D9D9"/>
-              <w:left w:val="single" w:sz="6" w:space="0" w:color="D9D9D9"/>
-              <w:bottom w:val="single" w:sz="6" w:space="0" w:color="D9D9D9"/>
-              <w:right w:val="single" w:sz="6" w:space="0" w:color="D9D9D9"/>
-              <w:insideH w:val="single" w:sz="6" w:space="0" w:color="D9D9D9"/>
-              <w:insideV w:val="single" w:sz="6" w:space="0" w:color="D9D9D9"/>
-            </w:tcBorders>
-            <w:shd w:fill="F2F6FA"/>
-          </w:tcPr>
-          <w:p>
-            <w:pPr>
-              <w:spacing w:after="0"/>
-            </w:pPr>
-            <w:r>
-              <w:rPr>
-                <w:sz w:val="18"/>
-              </w:rPr>
-            </w:r>
-            <w:r>
-              <w:rPr>
-                <w:b w:val="0"/>
-                <w:sz w:val="18"/>
-              </w:rPr>
-              <w:t>Рекомендуется не менее 8 ГБ</w:t>
-            </w:r>
-          </w:p>
-        </w:tc>
-      </w:tr>
-      <w:tr>
-        <w:tc>
-          <w:tcPr>
-            <w:tcW w:type="dxa" w:w="2381"/>
-            <w:vAlign w:val="center"/>
-            <w:tcBorders>
-              <w:top w:val="single" w:sz="6" w:space="0" w:color="D9D9D9"/>
-              <w:left w:val="single" w:sz="6" w:space="0" w:color="D9D9D9"/>
-              <w:bottom w:val="single" w:sz="6" w:space="0" w:color="D9D9D9"/>
-              <w:right w:val="single" w:sz="6" w:space="0" w:color="D9D9D9"/>
-              <w:insideH w:val="single" w:sz="6" w:space="0" w:color="D9D9D9"/>
-              <w:insideV w:val="single" w:sz="6" w:space="0" w:color="D9D9D9"/>
-            </w:tcBorders>
-          </w:tcPr>
-          <w:p>
-            <w:pPr>
-              <w:spacing w:after="0"/>
-            </w:pPr>
-            <w:r>
-              <w:rPr>
-                <w:sz w:val="18"/>
-              </w:rPr>
-            </w:r>
-            <w:r>
-              <w:rPr>
-                <w:b w:val="0"/>
-                <w:sz w:val="18"/>
-              </w:rPr>
-              <w:t>Свободное место</w:t>
-            </w:r>
-          </w:p>
-        </w:tc>
-        <w:tc>
-          <w:tcPr>
-            <w:tcW w:type="dxa" w:w="6690"/>
-            <w:vAlign w:val="center"/>
-            <w:tcBorders>
-              <w:top w:val="single" w:sz="6" w:space="0" w:color="D9D9D9"/>
-              <w:left w:val="single" w:sz="6" w:space="0" w:color="D9D9D9"/>
-              <w:bottom w:val="single" w:sz="6" w:space="0" w:color="D9D9D9"/>
-              <w:right w:val="single" w:sz="6" w:space="0" w:color="D9D9D9"/>
-              <w:insideH w:val="single" w:sz="6" w:space="0" w:color="D9D9D9"/>
-              <w:insideV w:val="single" w:sz="6" w:space="0" w:color="D9D9D9"/>
-            </w:tcBorders>
-          </w:tcPr>
-          <w:p>
-            <w:pPr>
-              <w:spacing w:after="0"/>
-            </w:pPr>
-            <w:r>
-              <w:rPr>
-                <w:sz w:val="18"/>
-              </w:rPr>
-            </w:r>
-            <w:r>
-              <w:rPr>
-                <w:b w:val="0"/>
-                <w:sz w:val="18"/>
-              </w:rPr>
-              <w:t>Рекомендуется не менее 10 ГБ для образа, моделей и временных файлов</w:t>
-            </w:r>
-          </w:p>
-        </w:tc>
-      </w:tr>
-      <w:tr>
-        <w:tc>
-          <w:tcPr>
-            <w:tcW w:type="dxa" w:w="2381"/>
-            <w:vAlign w:val="center"/>
-            <w:tcBorders>
-              <w:top w:val="single" w:sz="6" w:space="0" w:color="D9D9D9"/>
-              <w:left w:val="single" w:sz="6" w:space="0" w:color="D9D9D9"/>
-              <w:bottom w:val="single" w:sz="6" w:space="0" w:color="D9D9D9"/>
-              <w:right w:val="single" w:sz="6" w:space="0" w:color="D9D9D9"/>
-              <w:insideH w:val="single" w:sz="6" w:space="0" w:color="D9D9D9"/>
-              <w:insideV w:val="single" w:sz="6" w:space="0" w:color="D9D9D9"/>
-            </w:tcBorders>
-            <w:shd w:fill="F2F6FA"/>
-          </w:tcPr>
-          <w:p>
-            <w:pPr>
-              <w:spacing w:after="0"/>
-            </w:pPr>
-            <w:r>
-              <w:rPr>
-                <w:sz w:val="18"/>
-              </w:rPr>
-            </w:r>
-            <w:r>
-              <w:rPr>
-                <w:b w:val="0"/>
-                <w:sz w:val="18"/>
-              </w:rPr>
-              <w:t>Сеть</w:t>
-            </w:r>
-          </w:p>
-        </w:tc>
-        <w:tc>
-          <w:tcPr>
-            <w:tcW w:type="dxa" w:w="6690"/>
-            <w:vAlign w:val="center"/>
-            <w:tcBorders>
-              <w:top w:val="single" w:sz="6" w:space="0" w:color="D9D9D9"/>
-              <w:left w:val="single" w:sz="6" w:space="0" w:color="D9D9D9"/>
-              <w:bottom w:val="single" w:sz="6" w:space="0" w:color="D9D9D9"/>
-              <w:right w:val="single" w:sz="6" w:space="0" w:color="D9D9D9"/>
-              <w:insideH w:val="single" w:sz="6" w:space="0" w:color="D9D9D9"/>
-              <w:insideV w:val="single" w:sz="6" w:space="0" w:color="D9D9D9"/>
-            </w:tcBorders>
-            <w:shd w:fill="F2F6FA"/>
-          </w:tcPr>
-          <w:p>
-            <w:pPr>
-              <w:spacing w:after="0"/>
-            </w:pPr>
-            <w:r>
-              <w:rPr>
-                <w:sz w:val="18"/>
-              </w:rPr>
-            </w:r>
-            <w:r>
-              <w:rPr>
-                <w:b w:val="0"/>
-                <w:sz w:val="18"/>
-              </w:rPr>
-              <w:t>Доступ к локальному адресу 127.0.0.1:8000</w:t>
-            </w:r>
-          </w:p>
-        </w:tc>
-      </w:tr>
-      <w:tr>
-        <w:tc>
-          <w:tcPr>
-            <w:tcW w:type="dxa" w:w="2381"/>
-            <w:vAlign w:val="center"/>
-            <w:tcBorders>
-              <w:top w:val="single" w:sz="6" w:space="0" w:color="D9D9D9"/>
-              <w:left w:val="single" w:sz="6" w:space="0" w:color="D9D9D9"/>
-              <w:bottom w:val="single" w:sz="6" w:space="0" w:color="D9D9D9"/>
-              <w:right w:val="single" w:sz="6" w:space="0" w:color="D9D9D9"/>
-              <w:insideH w:val="single" w:sz="6" w:space="0" w:color="D9D9D9"/>
-              <w:insideV w:val="single" w:sz="6" w:space="0" w:color="D9D9D9"/>
-            </w:tcBorders>
-          </w:tcPr>
-          <w:p>
-            <w:pPr>
-              <w:spacing w:after="0"/>
-            </w:pPr>
-            <w:r>
-              <w:rPr>
-                <w:sz w:val="18"/>
-              </w:rPr>
-            </w:r>
-            <w:r>
-              <w:rPr>
-                <w:b w:val="0"/>
-                <w:sz w:val="18"/>
+                <w:sz w:val="19"/>
               </w:rPr>
               <w:t>Браузер</w:t>
             </w:r>
@@ -1652,29 +1508,77 @@
             <w:tcW w:type="dxa" w:w="6690"/>
             <w:vAlign w:val="center"/>
             <w:tcBorders>
-              <w:top w:val="single" w:sz="6" w:space="0" w:color="D9D9D9"/>
-              <w:left w:val="single" w:sz="6" w:space="0" w:color="D9D9D9"/>
-              <w:bottom w:val="single" w:sz="6" w:space="0" w:color="D9D9D9"/>
-              <w:right w:val="single" w:sz="6" w:space="0" w:color="D9D9D9"/>
-              <w:insideH w:val="single" w:sz="6" w:space="0" w:color="D9D9D9"/>
-              <w:insideV w:val="single" w:sz="6" w:space="0" w:color="D9D9D9"/>
+              <w:top w:val="single" w:sz="6" w:color="5B0A7D"/>
+              <w:left w:val="single" w:sz="6" w:color="5B0A7D"/>
+              <w:bottom w:val="single" w:sz="6" w:color="5B0A7D"/>
+              <w:right w:val="single" w:sz="6" w:color="5B0A7D"/>
             </w:tcBorders>
           </w:tcPr>
           <w:p>
             <w:pPr>
               <w:spacing w:after="0"/>
             </w:pPr>
-            <w:r>
-              <w:rPr>
-                <w:sz w:val="18"/>
-              </w:rPr>
-            </w:r>
+            <w:r/>
             <w:r>
               <w:rPr>
                 <w:b w:val="0"/>
-                <w:sz w:val="18"/>
+                <w:sz w:val="19"/>
               </w:rPr>
               <w:t>Chrome, Chromium, Firefox или совместимый браузер</w:t>
+            </w:r>
+          </w:p>
+        </w:tc>
+      </w:tr>
+      <w:tr>
+        <w:tc>
+          <w:tcPr>
+            <w:tcW w:type="dxa" w:w="2381"/>
+            <w:shd w:fill="F6F0FA"/>
+            <w:vAlign w:val="center"/>
+            <w:tcBorders>
+              <w:top w:val="single" w:sz="6" w:color="5B0A7D"/>
+              <w:left w:val="single" w:sz="6" w:color="5B0A7D"/>
+              <w:bottom w:val="single" w:sz="6" w:color="5B0A7D"/>
+              <w:right w:val="single" w:sz="6" w:color="5B0A7D"/>
+            </w:tcBorders>
+          </w:tcPr>
+          <w:p>
+            <w:pPr>
+              <w:spacing w:after="0"/>
+            </w:pPr>
+            <w:r/>
+            <w:r>
+              <w:rPr>
+                <w:b w:val="0"/>
+                <w:sz w:val="19"/>
+              </w:rPr>
+              <w:t>Интернет</w:t>
+            </w:r>
+          </w:p>
+        </w:tc>
+        <w:tc>
+          <w:tcPr>
+            <w:tcW w:type="dxa" w:w="6690"/>
+            <w:shd w:fill="F6F0FA"/>
+            <w:vAlign w:val="center"/>
+            <w:tcBorders>
+              <w:top w:val="single" w:sz="6" w:color="5B0A7D"/>
+              <w:left w:val="single" w:sz="6" w:color="5B0A7D"/>
+              <w:bottom w:val="single" w:sz="6" w:color="5B0A7D"/>
+              <w:right w:val="single" w:sz="6" w:color="5B0A7D"/>
+            </w:tcBorders>
+          </w:tcPr>
+          <w:p>
+            <w:pPr>
+              <w:spacing w:after="0"/>
+            </w:pPr>
+            <w:r/>
+            <w:r>
+              <w:rPr>
+                <w:b w:val="0"/>
+                <w:sz w:val="19"/>
+              </w:rPr>
+              <w:t>Нужен для первоначального скачивания проекта и зависимостей</w:t>
             </w:r>
           </w:p>
         </w:tc>
@@ -1682,11 +1586,16 @@
     </w:tbl>
     <w:p/>
     <w:p>
+      <w:r>
+        <w:t>В репозитории нет подтвержденных минимальных требований к RAM/CPU и бенчмарка полного инференса. Конфигурацию следует уточнять замерами на целевом наборе данных.</w:t>
+      </w:r>
+    </w:p>
+    <w:p>
       <w:pPr>
         <w:pStyle w:val="Heading1"/>
       </w:pPr>
       <w:r>
-        <w:t>4 Подготовка к установке</w:t>
+        <w:t>4 Быстрое развертывание Docker Compose</w:t>
       </w:r>
     </w:p>
     <w:p>
@@ -1694,7 +1603,7 @@
         <w:pStyle w:val="ListNumber"/>
       </w:pPr>
       <w:r>
-        <w:t>Скопировать каталог приложения на целевую Linux-машину.</w:t>
+        <w:t>Скопировать или клонировать проект на целевую машину.</w:t>
       </w:r>
     </w:p>
     <w:p>
@@ -1702,7 +1611,7 @@
         <w:pStyle w:val="ListNumber"/>
       </w:pPr>
       <w:r>
-        <w:t>Убедиться, что в каталоге присутствуют Dockerfile, docker-compose.yml, папки app, static, templates, dxa_ml и models.</w:t>
+        <w:t>Перейти в корневой каталог проекта.</w:t>
       </w:r>
     </w:p>
     <w:p>
@@ -1710,7 +1619,7 @@
         <w:pStyle w:val="ListNumber"/>
       </w:pPr>
       <w:r>
-        <w:t>Проверить, что Docker запущен и текущий пользователь имеет право выполнять команды docker.</w:t>
+        <w:t>Проверить наличие Docker и Docker Compose.</w:t>
       </w:r>
     </w:p>
     <w:p>
@@ -1718,7 +1627,15 @@
         <w:pStyle w:val="ListNumber"/>
       </w:pPr>
       <w:r>
-        <w:t>Перейти в корневой каталог приложения.</w:t>
+        <w:t>Запустить сборку и контейнер.</w:t>
+      </w:r>
+    </w:p>
+    <w:p>
+      <w:pPr>
+        <w:pStyle w:val="ListNumber"/>
+      </w:pPr>
+      <w:r>
+        <w:t>Открыть интерфейс в браузере.</w:t>
       </w:r>
     </w:p>
     <w:p>
@@ -1730,7 +1647,7 @@
           <w:rFonts w:ascii="Consolas" w:hAnsi="Consolas"/>
           <w:sz w:val="18"/>
         </w:rPr>
-        <w:t>cd /path/to/integrated_app</w:t>
+        <w:t>cd /path/to/Web</w:t>
       </w:r>
     </w:p>
     <w:p>
@@ -1759,15 +1676,14 @@
     </w:p>
     <w:p>
       <w:pPr>
-        <w:pStyle w:val="Heading1"/>
+        <w:pStyle w:val="IntenseQuote"/>
       </w:pPr>
       <w:r>
-        <w:t>5 Развертывание системы</w:t>
-      </w:r>
-    </w:p>
-    <w:p>
-      <w:r>
-        <w:t>Основной способ запуска выполняется через Docker Compose. При первом запуске Docker соберет образ, установит зависимости, скопирует код приложения и подключит постоянное хранилище.</w:t>
+        <w:rPr>
+          <w:rFonts w:ascii="Consolas" w:hAnsi="Consolas"/>
+          <w:sz w:val="18"/>
+        </w:rPr>
+        <w:t>docker compose up -d --build</w:t>
       </w:r>
     </w:p>
     <w:p>
@@ -1779,12 +1695,357 @@
           <w:rFonts w:ascii="Consolas" w:hAnsi="Consolas"/>
           <w:sz w:val="18"/>
         </w:rPr>
-        <w:t>docker compose up --build -d</w:t>
+        <w:t>docker compose ps</w:t>
       </w:r>
     </w:p>
     <w:p>
+      <w:pPr>
+        <w:pStyle w:val="IntenseQuote"/>
+      </w:pPr>
       <w:r>
-        <w:t>После успешного запуска контейнер будет доступен на локальном порту 8000. Данные загрузок, результаты обработки, отчеты и служебная база сохраняются в Docker volume dxa-quality-storage.</w:t>
+        <w:rPr>
+          <w:rFonts w:ascii="Consolas" w:hAnsi="Consolas"/>
+          <w:sz w:val="18"/>
+        </w:rPr>
+        <w:t>docker compose logs --tail=100 dxa-quality</w:t>
+      </w:r>
+    </w:p>
+    <w:tbl>
+      <w:tblPr>
+        <w:tblW w:type="auto" w:w="0"/>
+        <w:jc w:val="center"/>
+        <w:tblLayout w:type="fixed"/>
+        <w:tblLook w:firstColumn="1" w:firstRow="1" w:lastColumn="0" w:lastRow="0" w:noHBand="0" w:noVBand="1" w:val="04A0"/>
+      </w:tblPr>
+      <w:tblGrid>
+        <w:gridCol w:w="5100"/>
+        <w:gridCol w:w="5100"/>
+      </w:tblGrid>
+      <w:tr>
+        <w:tc>
+          <w:tcPr>
+            <w:tcW w:type="dxa" w:w="3402"/>
+            <w:shd w:fill="5B0A7D"/>
+            <w:vAlign w:val="center"/>
+            <w:tcBorders>
+              <w:top w:val="single" w:sz="6" w:color="5B0A7D"/>
+              <w:left w:val="single" w:sz="6" w:color="5B0A7D"/>
+              <w:bottom w:val="single" w:sz="6" w:color="5B0A7D"/>
+              <w:right w:val="single" w:sz="6" w:color="5B0A7D"/>
+            </w:tcBorders>
+          </w:tcPr>
+          <w:p>
+            <w:pPr>
+              <w:spacing w:after="0"/>
+            </w:pPr>
+            <w:r/>
+            <w:r>
+              <w:rPr>
+                <w:b/>
+                <w:color w:val="FFFFFF"/>
+                <w:sz w:val="19"/>
+              </w:rPr>
+              <w:t>Адрес</w:t>
+            </w:r>
+          </w:p>
+        </w:tc>
+        <w:tc>
+          <w:tcPr>
+            <w:tcW w:type="dxa" w:w="5669"/>
+            <w:shd w:fill="5B0A7D"/>
+            <w:vAlign w:val="center"/>
+            <w:tcBorders>
+              <w:top w:val="single" w:sz="6" w:color="5B0A7D"/>
+              <w:left w:val="single" w:sz="6" w:color="5B0A7D"/>
+              <w:bottom w:val="single" w:sz="6" w:color="5B0A7D"/>
+              <w:right w:val="single" w:sz="6" w:color="5B0A7D"/>
+            </w:tcBorders>
+          </w:tcPr>
+          <w:p>
+            <w:pPr>
+              <w:spacing w:after="0"/>
+            </w:pPr>
+            <w:r/>
+            <w:r>
+              <w:rPr>
+                <w:b/>
+                <w:color w:val="FFFFFF"/>
+                <w:sz w:val="19"/>
+              </w:rPr>
+              <w:t>Назначение</w:t>
+            </w:r>
+          </w:p>
+        </w:tc>
+      </w:tr>
+      <w:tr>
+        <w:tc>
+          <w:tcPr>
+            <w:tcW w:type="dxa" w:w="3402"/>
+            <w:vAlign w:val="center"/>
+            <w:tcBorders>
+              <w:top w:val="single" w:sz="6" w:color="5B0A7D"/>
+              <w:left w:val="single" w:sz="6" w:color="5B0A7D"/>
+              <w:bottom w:val="single" w:sz="6" w:color="5B0A7D"/>
+              <w:right w:val="single" w:sz="6" w:color="5B0A7D"/>
+            </w:tcBorders>
+          </w:tcPr>
+          <w:p>
+            <w:pPr>
+              <w:spacing w:after="0"/>
+            </w:pPr>
+            <w:r/>
+            <w:r>
+              <w:rPr>
+                <w:b w:val="0"/>
+                <w:sz w:val="19"/>
+              </w:rPr>
+              <w:t>http://127.0.0.1:8000/</w:t>
+            </w:r>
+          </w:p>
+        </w:tc>
+        <w:tc>
+          <w:tcPr>
+            <w:tcW w:type="dxa" w:w="5669"/>
+            <w:vAlign w:val="center"/>
+            <w:tcBorders>
+              <w:top w:val="single" w:sz="6" w:color="5B0A7D"/>
+              <w:left w:val="single" w:sz="6" w:color="5B0A7D"/>
+              <w:bottom w:val="single" w:sz="6" w:color="5B0A7D"/>
+              <w:right w:val="single" w:sz="6" w:color="5B0A7D"/>
+            </w:tcBorders>
+          </w:tcPr>
+          <w:p>
+            <w:pPr>
+              <w:spacing w:after="0"/>
+            </w:pPr>
+            <w:r/>
+            <w:r>
+              <w:rPr>
+                <w:b w:val="0"/>
+                <w:sz w:val="19"/>
+              </w:rPr>
+              <w:t>Интерфейс пользователя</w:t>
+            </w:r>
+          </w:p>
+        </w:tc>
+      </w:tr>
+      <w:tr>
+        <w:tc>
+          <w:tcPr>
+            <w:tcW w:type="dxa" w:w="3402"/>
+            <w:shd w:fill="F6F0FA"/>
+            <w:vAlign w:val="center"/>
+            <w:tcBorders>
+              <w:top w:val="single" w:sz="6" w:color="5B0A7D"/>
+              <w:left w:val="single" w:sz="6" w:color="5B0A7D"/>
+              <w:bottom w:val="single" w:sz="6" w:color="5B0A7D"/>
+              <w:right w:val="single" w:sz="6" w:color="5B0A7D"/>
+            </w:tcBorders>
+          </w:tcPr>
+          <w:p>
+            <w:pPr>
+              <w:spacing w:after="0"/>
+            </w:pPr>
+            <w:r/>
+            <w:r>
+              <w:rPr>
+                <w:b w:val="0"/>
+                <w:sz w:val="19"/>
+              </w:rPr>
+              <w:t>http://127.0.0.1:8000/health</w:t>
+            </w:r>
+          </w:p>
+        </w:tc>
+        <w:tc>
+          <w:tcPr>
+            <w:tcW w:type="dxa" w:w="5669"/>
+            <w:shd w:fill="F6F0FA"/>
+            <w:vAlign w:val="center"/>
+            <w:tcBorders>
+              <w:top w:val="single" w:sz="6" w:color="5B0A7D"/>
+              <w:left w:val="single" w:sz="6" w:color="5B0A7D"/>
+              <w:bottom w:val="single" w:sz="6" w:color="5B0A7D"/>
+              <w:right w:val="single" w:sz="6" w:color="5B0A7D"/>
+            </w:tcBorders>
+          </w:tcPr>
+          <w:p>
+            <w:pPr>
+              <w:spacing w:after="0"/>
+            </w:pPr>
+            <w:r/>
+            <w:r>
+              <w:rPr>
+                <w:b w:val="0"/>
+                <w:sz w:val="19"/>
+              </w:rPr>
+              <w:t>Проверка доступности веб-приложения</w:t>
+            </w:r>
+          </w:p>
+        </w:tc>
+      </w:tr>
+      <w:tr>
+        <w:tc>
+          <w:tcPr>
+            <w:tcW w:type="dxa" w:w="3402"/>
+            <w:vAlign w:val="center"/>
+            <w:tcBorders>
+              <w:top w:val="single" w:sz="6" w:color="5B0A7D"/>
+              <w:left w:val="single" w:sz="6" w:color="5B0A7D"/>
+              <w:bottom w:val="single" w:sz="6" w:color="5B0A7D"/>
+              <w:right w:val="single" w:sz="6" w:color="5B0A7D"/>
+            </w:tcBorders>
+          </w:tcPr>
+          <w:p>
+            <w:pPr>
+              <w:spacing w:after="0"/>
+            </w:pPr>
+            <w:r/>
+            <w:r>
+              <w:rPr>
+                <w:b w:val="0"/>
+                <w:sz w:val="19"/>
+              </w:rPr>
+              <w:t>http://127.0.0.1:8000/docs</w:t>
+            </w:r>
+          </w:p>
+        </w:tc>
+        <w:tc>
+          <w:tcPr>
+            <w:tcW w:type="dxa" w:w="5669"/>
+            <w:vAlign w:val="center"/>
+            <w:tcBorders>
+              <w:top w:val="single" w:sz="6" w:color="5B0A7D"/>
+              <w:left w:val="single" w:sz="6" w:color="5B0A7D"/>
+              <w:bottom w:val="single" w:sz="6" w:color="5B0A7D"/>
+              <w:right w:val="single" w:sz="6" w:color="5B0A7D"/>
+            </w:tcBorders>
+          </w:tcPr>
+          <w:p>
+            <w:pPr>
+              <w:spacing w:after="0"/>
+            </w:pPr>
+            <w:r/>
+            <w:r>
+              <w:rPr>
+                <w:b w:val="0"/>
+                <w:sz w:val="19"/>
+              </w:rPr>
+              <w:t>Swagger UI основного приложения</w:t>
+            </w:r>
+          </w:p>
+        </w:tc>
+      </w:tr>
+      <w:tr>
+        <w:tc>
+          <w:tcPr>
+            <w:tcW w:type="dxa" w:w="3402"/>
+            <w:shd w:fill="F6F0FA"/>
+            <w:vAlign w:val="center"/>
+            <w:tcBorders>
+              <w:top w:val="single" w:sz="6" w:color="5B0A7D"/>
+              <w:left w:val="single" w:sz="6" w:color="5B0A7D"/>
+              <w:bottom w:val="single" w:sz="6" w:color="5B0A7D"/>
+              <w:right w:val="single" w:sz="6" w:color="5B0A7D"/>
+            </w:tcBorders>
+          </w:tcPr>
+          <w:p>
+            <w:pPr>
+              <w:spacing w:after="0"/>
+            </w:pPr>
+            <w:r/>
+            <w:r>
+              <w:rPr>
+                <w:b w:val="0"/>
+                <w:sz w:val="19"/>
+              </w:rPr>
+              <w:t>http://127.0.0.1:8000/redoc</w:t>
+            </w:r>
+          </w:p>
+        </w:tc>
+        <w:tc>
+          <w:tcPr>
+            <w:tcW w:type="dxa" w:w="5669"/>
+            <w:shd w:fill="F6F0FA"/>
+            <w:vAlign w:val="center"/>
+            <w:tcBorders>
+              <w:top w:val="single" w:sz="6" w:color="5B0A7D"/>
+              <w:left w:val="single" w:sz="6" w:color="5B0A7D"/>
+              <w:bottom w:val="single" w:sz="6" w:color="5B0A7D"/>
+              <w:right w:val="single" w:sz="6" w:color="5B0A7D"/>
+            </w:tcBorders>
+          </w:tcPr>
+          <w:p>
+            <w:pPr>
+              <w:spacing w:after="0"/>
+            </w:pPr>
+            <w:r/>
+            <w:r>
+              <w:rPr>
+                <w:b w:val="0"/>
+                <w:sz w:val="19"/>
+              </w:rPr>
+              <w:t>ReDoc основного приложения</w:t>
+            </w:r>
+          </w:p>
+        </w:tc>
+      </w:tr>
+      <w:tr>
+        <w:tc>
+          <w:tcPr>
+            <w:tcW w:type="dxa" w:w="3402"/>
+            <w:vAlign w:val="center"/>
+            <w:tcBorders>
+              <w:top w:val="single" w:sz="6" w:color="5B0A7D"/>
+              <w:left w:val="single" w:sz="6" w:color="5B0A7D"/>
+              <w:bottom w:val="single" w:sz="6" w:color="5B0A7D"/>
+              <w:right w:val="single" w:sz="6" w:color="5B0A7D"/>
+            </w:tcBorders>
+          </w:tcPr>
+          <w:p>
+            <w:pPr>
+              <w:spacing w:after="0"/>
+            </w:pPr>
+            <w:r/>
+            <w:r>
+              <w:rPr>
+                <w:b w:val="0"/>
+                <w:sz w:val="19"/>
+              </w:rPr>
+              <w:t>http://127.0.0.1:8000/openapi.json</w:t>
+            </w:r>
+          </w:p>
+        </w:tc>
+        <w:tc>
+          <w:tcPr>
+            <w:tcW w:type="dxa" w:w="5669"/>
+            <w:vAlign w:val="center"/>
+            <w:tcBorders>
+              <w:top w:val="single" w:sz="6" w:color="5B0A7D"/>
+              <w:left w:val="single" w:sz="6" w:color="5B0A7D"/>
+              <w:bottom w:val="single" w:sz="6" w:color="5B0A7D"/>
+              <w:right w:val="single" w:sz="6" w:color="5B0A7D"/>
+            </w:tcBorders>
+          </w:tcPr>
+          <w:p>
+            <w:pPr>
+              <w:spacing w:after="0"/>
+            </w:pPr>
+            <w:r/>
+            <w:r>
+              <w:rPr>
+                <w:b w:val="0"/>
+                <w:sz w:val="19"/>
+              </w:rPr>
+              <w:t>OpenAPI-схема</w:t>
+            </w:r>
+          </w:p>
+        </w:tc>
+      </w:tr>
+    </w:tbl>
+    <w:p/>
+    <w:p>
+      <w:r>
+        <w:t>Важно: /health основного приложения отвечает до загрузки моделей. Успешный ответ подтверждает доступность веб-сервиса, но не является полной проверкой работоспособности инференса.</w:t>
       </w:r>
     </w:p>
     <w:p>
@@ -1792,12 +2053,12 @@
         <w:pStyle w:val="Heading1"/>
       </w:pPr>
       <w:r>
-        <w:t>6 Запуск как приложение на Linux</w:t>
+        <w:t>5 Запуск как приложение на Linux</w:t>
       </w:r>
     </w:p>
     <w:p>
       <w:r>
-        <w:t>Для рабочего места с графическим интерфейсом предусмотрен запуск через скрипт. Скрипт поднимает контейнер и открывает локальный интерфейс в окне браузера. Визуально пользователь работает с приложением, хотя технически интерфейс остается веб-приложением.</w:t>
+        <w:t>Для графического рабочего места можно использовать shell-лаунчер. Он проверяет Docker, запускает контейнер, пишет лог в storage/logs/launcher.log и открывает локальный интерфейс в окне браузера.</w:t>
       </w:r>
     </w:p>
     <w:p>
@@ -1826,7 +2087,7 @@
     </w:p>
     <w:p>
       <w:r>
-        <w:t>Если используется файл DXA Quality.desktop, его необходимо отметить как доверенный и исполняемый в файловом менеджере Linux. После этого приложение можно запускать двойным щелчком.</w:t>
+        <w:t>Также доступен ярлык DXA Quality.desktop. Его нужно отметить как доверенный и исполняемый в файловом менеджере Linux. Без открытия браузера можно выполнить sh scripts/run_container.sh.</w:t>
       </w:r>
     </w:p>
     <w:p>
@@ -1834,238 +2095,7 @@
         <w:pStyle w:val="Heading1"/>
       </w:pPr>
       <w:r>
-        <w:t>7 Проверка работоспособности</w:t>
-      </w:r>
-    </w:p>
-    <w:p>
-      <w:pPr>
-        <w:pStyle w:val="ListNumber"/>
-      </w:pPr>
-      <w:r>
-        <w:t>Открыть адрес http://127.0.0.1:8000.</w:t>
-      </w:r>
-    </w:p>
-    <w:p>
-      <w:pPr>
-        <w:pStyle w:val="ListNumber"/>
-      </w:pPr>
-      <w:r>
-        <w:t>Проверить, что отображается главная страница загрузки исследований.</w:t>
-      </w:r>
-    </w:p>
-    <w:p>
-      <w:pPr>
-        <w:pStyle w:val="ListNumber"/>
-      </w:pPr>
-      <w:r>
-        <w:t>Открыть http://127.0.0.1:8000/health.</w:t>
-      </w:r>
-    </w:p>
-    <w:p>
-      <w:pPr>
-        <w:pStyle w:val="ListNumber"/>
-      </w:pPr>
-      <w:r>
-        <w:t>Убедиться, что сервис возвращает статус ready.</w:t>
-      </w:r>
-    </w:p>
-    <w:p>
-      <w:pPr>
-        <w:pStyle w:val="ListNumber"/>
-      </w:pPr>
-      <w:r>
-        <w:t>Загрузить тестовый DICOM-файл и проверить появление результата в архиве.</w:t>
-      </w:r>
-    </w:p>
-    <w:p>
-      <w:pPr>
-        <w:pStyle w:val="IntenseQuote"/>
-      </w:pPr>
-      <w:r>
-        <w:rPr>
-          <w:rFonts w:ascii="Consolas" w:hAnsi="Consolas"/>
-          <w:sz w:val="18"/>
-        </w:rPr>
-        <w:t>curl http://127.0.0.1:8000/health</w:t>
-      </w:r>
-    </w:p>
-    <w:p>
-      <w:pPr>
-        <w:pStyle w:val="Heading1"/>
-      </w:pPr>
-      <w:r>
-        <w:t>8 Основные функции после развертывания</w:t>
-      </w:r>
-    </w:p>
-    <w:p>
-      <w:pPr>
-        <w:pStyle w:val="ListBullet"/>
-      </w:pPr>
-      <w:r>
-        <w:t>загрузка одного DICOM-файла, папки с DICOM или ZIP-архива;</w:t>
-      </w:r>
-    </w:p>
-    <w:p>
-      <w:pPr>
-        <w:pStyle w:val="ListBullet"/>
-      </w:pPr>
-      <w:r>
-        <w:t>проверка формата и отклонение неподходящих файлов до постановки в очередь;</w:t>
-      </w:r>
-    </w:p>
-    <w:p>
-      <w:pPr>
-        <w:pStyle w:val="ListBullet"/>
-      </w:pPr>
-      <w:r>
-        <w:t>автоматическое определение анатомической области;</w:t>
-      </w:r>
-    </w:p>
-    <w:p>
-      <w:pPr>
-        <w:pStyle w:val="ListBullet"/>
-      </w:pPr>
-      <w:r>
-        <w:t>классификация изображения как корректного или некорректного;</w:t>
-      </w:r>
-    </w:p>
-    <w:p>
-      <w:pPr>
-        <w:pStyle w:val="ListBullet"/>
-      </w:pPr>
-      <w:r>
-        <w:t>определение типа нарушения из закрытого списка;</w:t>
-      </w:r>
-    </w:p>
-    <w:p>
-      <w:pPr>
-        <w:pStyle w:val="ListBullet"/>
-      </w:pPr>
-      <w:r>
-        <w:t>просмотр исходного изображения, машинной разметки и ручной версии;</w:t>
-      </w:r>
-    </w:p>
-    <w:p>
-      <w:pPr>
-        <w:pStyle w:val="ListBullet"/>
-      </w:pPr>
-      <w:r>
-        <w:t>редактирование контура врачом с сохранением версий;</w:t>
-      </w:r>
-    </w:p>
-    <w:p>
-      <w:pPr>
-        <w:pStyle w:val="ListBullet"/>
-      </w:pPr>
-      <w:r>
-        <w:t>архив исследований с фильтрацией и выбором файлов;</w:t>
-      </w:r>
-    </w:p>
-    <w:p>
-      <w:pPr>
-        <w:pStyle w:val="ListBullet"/>
-      </w:pPr>
-      <w:r>
-        <w:t>экспорт результатов в CSV и XLSX.</w:t>
-      </w:r>
-    </w:p>
-    <w:p>
-      <w:pPr>
-        <w:pStyle w:val="Heading1"/>
-      </w:pPr>
-      <w:r>
-        <w:t>9 Остановка и повторный запуск</w:t>
-      </w:r>
-    </w:p>
-    <w:p>
-      <w:r>
-        <w:t>Для штатной остановки приложения используется команда:</w:t>
-      </w:r>
-    </w:p>
-    <w:p>
-      <w:pPr>
-        <w:pStyle w:val="IntenseQuote"/>
-      </w:pPr>
-      <w:r>
-        <w:rPr>
-          <w:rFonts w:ascii="Consolas" w:hAnsi="Consolas"/>
-          <w:sz w:val="18"/>
-        </w:rPr>
-        <w:t>docker compose down</w:t>
-      </w:r>
-    </w:p>
-    <w:p>
-      <w:r>
-        <w:t>Если используется скрипт остановки:</w:t>
-      </w:r>
-    </w:p>
-    <w:p>
-      <w:pPr>
-        <w:pStyle w:val="IntenseQuote"/>
-      </w:pPr>
-      <w:r>
-        <w:rPr>
-          <w:rFonts w:ascii="Consolas" w:hAnsi="Consolas"/>
-          <w:sz w:val="18"/>
-        </w:rPr>
-        <w:t>./stop_app.sh</w:t>
-      </w:r>
-    </w:p>
-    <w:p>
-      <w:r>
-        <w:t>Для повторного запуска без пересборки образа:</w:t>
-      </w:r>
-    </w:p>
-    <w:p>
-      <w:pPr>
-        <w:pStyle w:val="IntenseQuote"/>
-      </w:pPr>
-      <w:r>
-        <w:rPr>
-          <w:rFonts w:ascii="Consolas" w:hAnsi="Consolas"/>
-          <w:sz w:val="18"/>
-        </w:rPr>
-        <w:t>docker compose up -d</w:t>
-      </w:r>
-    </w:p>
-    <w:p>
-      <w:pPr>
-        <w:pStyle w:val="Heading1"/>
-      </w:pPr>
-      <w:r>
-        <w:t>10 Обновление приложения</w:t>
-      </w:r>
-    </w:p>
-    <w:p>
-      <w:pPr>
-        <w:pStyle w:val="ListNumber"/>
-      </w:pPr>
-      <w:r>
-        <w:t>Остановить контейнер командой docker compose down.</w:t>
-      </w:r>
-    </w:p>
-    <w:p>
-      <w:pPr>
-        <w:pStyle w:val="ListNumber"/>
-      </w:pPr>
-      <w:r>
-        <w:t>Заменить файлы приложения новой версией.</w:t>
-      </w:r>
-    </w:p>
-    <w:p>
-      <w:pPr>
-        <w:pStyle w:val="ListNumber"/>
-      </w:pPr>
-      <w:r>
-        <w:t>Выполнить повторную сборку образа.</w:t>
-      </w:r>
-    </w:p>
-    <w:p>
-      <w:pPr>
-        <w:pStyle w:val="ListNumber"/>
-      </w:pPr>
-      <w:r>
-        <w:t>Запустить контейнер и проверить endpoint health.</w:t>
+        <w:t>6 Остановка и сохранность данных</w:t>
       </w:r>
     </w:p>
     <w:p>
@@ -2089,7 +2119,12 @@
           <w:rFonts w:ascii="Consolas" w:hAnsi="Consolas"/>
           <w:sz w:val="18"/>
         </w:rPr>
-        <w:t>docker compose up --build -d</w:t>
+        <w:t>./stop_app.sh</w:t>
+      </w:r>
+    </w:p>
+    <w:p>
+      <w:r>
+        <w:t>Обычная команда docker compose down сохраняет именованный том dxa-quality-storage. Не используйте --volumes или -v, если нужно сохранить архив, базу SQLite и результаты обработки.</w:t>
       </w:r>
     </w:p>
     <w:p>
@@ -2097,12 +2132,12 @@
         <w:pStyle w:val="Heading1"/>
       </w:pPr>
       <w:r>
-        <w:t>11 Резервное копирование данных</w:t>
+        <w:t>7 Локальный запуск без Docker</w:t>
       </w:r>
     </w:p>
     <w:p>
       <w:r>
-        <w:t>Пользовательские загрузки, результаты обработки, отчеты и база SQLite находятся в Docker volume dxa-quality-storage. Для резервного копирования необходимо сохранить содержимое этого volume или экспортировать нужные отчеты через интерфейс архива.</w:t>
+        <w:t>На Windows при установленном Python 3.12 можно запустить приложение без Docker:</w:t>
       </w:r>
     </w:p>
     <w:p>
@@ -2114,7 +2149,7 @@
           <w:rFonts w:ascii="Consolas" w:hAnsi="Consolas"/>
           <w:sz w:val="18"/>
         </w:rPr>
-        <w:t>docker volume ls</w:t>
+        <w:t>py -3.12 -m venv .venv</w:t>
       </w:r>
     </w:p>
     <w:p>
@@ -2126,7 +2161,48 @@
           <w:rFonts w:ascii="Consolas" w:hAnsi="Consolas"/>
           <w:sz w:val="18"/>
         </w:rPr>
-        <w:t>docker volume inspect dxa-quality-storage</w:t>
+        <w:t>.\.venv\Scripts\python.exe -m pip install --upgrade pip</w:t>
+      </w:r>
+    </w:p>
+    <w:p>
+      <w:pPr>
+        <w:pStyle w:val="IntenseQuote"/>
+      </w:pPr>
+      <w:r>
+        <w:rPr>
+          <w:rFonts w:ascii="Consolas" w:hAnsi="Consolas"/>
+          <w:sz w:val="18"/>
+        </w:rPr>
+        <w:t>.\.venv\Scripts\python.exe -m pip install torch==2.11.0 torchvision==0.26.0 --index-url https://download.pytorch.org/whl/cpu</w:t>
+      </w:r>
+    </w:p>
+    <w:p>
+      <w:pPr>
+        <w:pStyle w:val="IntenseQuote"/>
+      </w:pPr>
+      <w:r>
+        <w:rPr>
+          <w:rFonts w:ascii="Consolas" w:hAnsi="Consolas"/>
+          <w:sz w:val="18"/>
+        </w:rPr>
+        <w:t>.\.venv\Scripts\python.exe -m pip install -r requirements.txt</w:t>
+      </w:r>
+    </w:p>
+    <w:p>
+      <w:pPr>
+        <w:pStyle w:val="IntenseQuote"/>
+      </w:pPr>
+      <w:r>
+        <w:rPr>
+          <w:rFonts w:ascii="Consolas" w:hAnsi="Consolas"/>
+          <w:sz w:val="18"/>
+        </w:rPr>
+        <w:t>.\.venv\Scripts\python.exe -m uvicorn app.main:app --host 127.0.0.1 --port 8000 --workers 1</w:t>
+      </w:r>
+    </w:p>
+    <w:p>
+      <w:r>
+        <w:t>На Linux используйте python3.12 -m venv .venv и .venv/bin/python для аналогичных pip/uvicorn команд.</w:t>
       </w:r>
     </w:p>
     <w:p>
@@ -2134,125 +2210,100 @@
         <w:pStyle w:val="Heading1"/>
       </w:pPr>
       <w:r>
-        <w:t>12 Типовые ошибки и действия</w:t>
+        <w:t>8 Конфигурация</w:t>
       </w:r>
     </w:p>
     <w:tbl>
       <w:tblPr>
-        <w:tblStyle w:val="TableGrid"/>
         <w:tblW w:type="auto" w:w="0"/>
         <w:jc w:val="center"/>
         <w:tblLayout w:type="fixed"/>
         <w:tblLook w:firstColumn="1" w:firstRow="1" w:lastColumn="0" w:lastRow="0" w:noHBand="0" w:noVBand="1" w:val="04A0"/>
       </w:tblPr>
       <w:tblGrid>
-        <w:gridCol w:w="3324"/>
-        <w:gridCol w:w="3324"/>
-        <w:gridCol w:w="3324"/>
+        <w:gridCol w:w="3400"/>
+        <w:gridCol w:w="3400"/>
+        <w:gridCol w:w="3400"/>
       </w:tblGrid>
       <w:tr>
         <w:tc>
           <w:tcPr>
             <w:tcW w:type="dxa" w:w="2268"/>
+            <w:shd w:fill="5B0A7D"/>
             <w:vAlign w:val="center"/>
             <w:tcBorders>
-              <w:top w:val="single" w:sz="6" w:space="0" w:color="D9D9D9"/>
-              <w:left w:val="single" w:sz="6" w:space="0" w:color="D9D9D9"/>
-              <w:bottom w:val="single" w:sz="6" w:space="0" w:color="D9D9D9"/>
-              <w:right w:val="single" w:sz="6" w:space="0" w:color="D9D9D9"/>
-              <w:insideH w:val="single" w:sz="6" w:space="0" w:color="D9D9D9"/>
-              <w:insideV w:val="single" w:sz="6" w:space="0" w:color="D9D9D9"/>
+              <w:top w:val="single" w:sz="6" w:color="5B0A7D"/>
+              <w:left w:val="single" w:sz="6" w:color="5B0A7D"/>
+              <w:bottom w:val="single" w:sz="6" w:color="5B0A7D"/>
+              <w:right w:val="single" w:sz="6" w:color="5B0A7D"/>
             </w:tcBorders>
-            <w:shd w:fill="1F4E79"/>
           </w:tcPr>
           <w:p>
             <w:pPr>
               <w:spacing w:after="0"/>
             </w:pPr>
+            <w:r/>
             <w:r>
               <w:rPr>
                 <w:b/>
                 <w:color w:val="FFFFFF"/>
-                <w:sz w:val="18"/>
+                <w:sz w:val="19"/>
               </w:rPr>
-            </w:r>
-            <w:r>
-              <w:rPr>
-                <w:b/>
-                <w:color w:val="FFFFFF"/>
-                <w:sz w:val="18"/>
-              </w:rPr>
-              <w:t>Ситуация</w:t>
+              <w:t>Настройка</w:t>
             </w:r>
           </w:p>
         </w:tc>
         <w:tc>
           <w:tcPr>
-            <w:tcW w:type="dxa" w:w="2948"/>
+            <w:tcW w:type="dxa" w:w="2835"/>
+            <w:shd w:fill="5B0A7D"/>
             <w:vAlign w:val="center"/>
             <w:tcBorders>
-              <w:top w:val="single" w:sz="6" w:space="0" w:color="D9D9D9"/>
-              <w:left w:val="single" w:sz="6" w:space="0" w:color="D9D9D9"/>
-              <w:bottom w:val="single" w:sz="6" w:space="0" w:color="D9D9D9"/>
-              <w:right w:val="single" w:sz="6" w:space="0" w:color="D9D9D9"/>
-              <w:insideH w:val="single" w:sz="6" w:space="0" w:color="D9D9D9"/>
-              <w:insideV w:val="single" w:sz="6" w:space="0" w:color="D9D9D9"/>
+              <w:top w:val="single" w:sz="6" w:color="5B0A7D"/>
+              <w:left w:val="single" w:sz="6" w:color="5B0A7D"/>
+              <w:bottom w:val="single" w:sz="6" w:color="5B0A7D"/>
+              <w:right w:val="single" w:sz="6" w:color="5B0A7D"/>
             </w:tcBorders>
-            <w:shd w:fill="1F4E79"/>
           </w:tcPr>
           <w:p>
             <w:pPr>
               <w:spacing w:after="0"/>
             </w:pPr>
+            <w:r/>
             <w:r>
               <w:rPr>
                 <w:b/>
                 <w:color w:val="FFFFFF"/>
-                <w:sz w:val="18"/>
+                <w:sz w:val="19"/>
               </w:rPr>
-            </w:r>
-            <w:r>
-              <w:rPr>
-                <w:b/>
-                <w:color w:val="FFFFFF"/>
-                <w:sz w:val="18"/>
-              </w:rPr>
-              <w:t>Возможная причина</w:t>
+              <w:t>По умолчанию</w:t>
             </w:r>
           </w:p>
         </w:tc>
         <w:tc>
           <w:tcPr>
-            <w:tcW w:type="dxa" w:w="3855"/>
+            <w:tcW w:type="dxa" w:w="3969"/>
+            <w:shd w:fill="5B0A7D"/>
             <w:vAlign w:val="center"/>
             <w:tcBorders>
-              <w:top w:val="single" w:sz="6" w:space="0" w:color="D9D9D9"/>
-              <w:left w:val="single" w:sz="6" w:space="0" w:color="D9D9D9"/>
-              <w:bottom w:val="single" w:sz="6" w:space="0" w:color="D9D9D9"/>
-              <w:right w:val="single" w:sz="6" w:space="0" w:color="D9D9D9"/>
-              <w:insideH w:val="single" w:sz="6" w:space="0" w:color="D9D9D9"/>
-              <w:insideV w:val="single" w:sz="6" w:space="0" w:color="D9D9D9"/>
+              <w:top w:val="single" w:sz="6" w:color="5B0A7D"/>
+              <w:left w:val="single" w:sz="6" w:color="5B0A7D"/>
+              <w:bottom w:val="single" w:sz="6" w:color="5B0A7D"/>
+              <w:right w:val="single" w:sz="6" w:color="5B0A7D"/>
             </w:tcBorders>
-            <w:shd w:fill="1F4E79"/>
           </w:tcPr>
           <w:p>
             <w:pPr>
               <w:spacing w:after="0"/>
             </w:pPr>
+            <w:r/>
             <w:r>
               <w:rPr>
                 <w:b/>
                 <w:color w:val="FFFFFF"/>
-                <w:sz w:val="18"/>
+                <w:sz w:val="19"/>
               </w:rPr>
-            </w:r>
-            <w:r>
-              <w:rPr>
-                <w:b/>
-                <w:color w:val="FFFFFF"/>
-                <w:sz w:val="18"/>
-              </w:rPr>
-              <w:t>Действие</w:t>
+              <w:t>Назначение</w:t>
             </w:r>
           </w:p>
         </w:tc>
@@ -2263,91 +2314,153 @@
             <w:tcW w:type="dxa" w:w="2268"/>
             <w:vAlign w:val="center"/>
             <w:tcBorders>
-              <w:top w:val="single" w:sz="6" w:space="0" w:color="D9D9D9"/>
-              <w:left w:val="single" w:sz="6" w:space="0" w:color="D9D9D9"/>
-              <w:bottom w:val="single" w:sz="6" w:space="0" w:color="D9D9D9"/>
-              <w:right w:val="single" w:sz="6" w:space="0" w:color="D9D9D9"/>
-              <w:insideH w:val="single" w:sz="6" w:space="0" w:color="D9D9D9"/>
-              <w:insideV w:val="single" w:sz="6" w:space="0" w:color="D9D9D9"/>
+              <w:top w:val="single" w:sz="6" w:color="5B0A7D"/>
+              <w:left w:val="single" w:sz="6" w:color="5B0A7D"/>
+              <w:bottom w:val="single" w:sz="6" w:color="5B0A7D"/>
+              <w:right w:val="single" w:sz="6" w:color="5B0A7D"/>
             </w:tcBorders>
           </w:tcPr>
           <w:p>
             <w:pPr>
               <w:spacing w:after="0"/>
             </w:pPr>
-            <w:r>
-              <w:rPr>
-                <w:sz w:val="18"/>
-              </w:rPr>
-            </w:r>
+            <w:r/>
             <w:r>
               <w:rPr>
                 <w:b w:val="0"/>
-                <w:sz w:val="18"/>
+                <w:sz w:val="19"/>
               </w:rPr>
-              <w:t>Страница не открывается</w:t>
+              <w:t>DXA_MODEL_DIR</w:t>
             </w:r>
           </w:p>
         </w:tc>
         <w:tc>
           <w:tcPr>
-            <w:tcW w:type="dxa" w:w="2948"/>
+            <w:tcW w:type="dxa" w:w="2835"/>
             <w:vAlign w:val="center"/>
             <w:tcBorders>
-              <w:top w:val="single" w:sz="6" w:space="0" w:color="D9D9D9"/>
-              <w:left w:val="single" w:sz="6" w:space="0" w:color="D9D9D9"/>
-              <w:bottom w:val="single" w:sz="6" w:space="0" w:color="D9D9D9"/>
-              <w:right w:val="single" w:sz="6" w:space="0" w:color="D9D9D9"/>
-              <w:insideH w:val="single" w:sz="6" w:space="0" w:color="D9D9D9"/>
-              <w:insideV w:val="single" w:sz="6" w:space="0" w:color="D9D9D9"/>
+              <w:top w:val="single" w:sz="6" w:color="5B0A7D"/>
+              <w:left w:val="single" w:sz="6" w:color="5B0A7D"/>
+              <w:bottom w:val="single" w:sz="6" w:color="5B0A7D"/>
+              <w:right w:val="single" w:sz="6" w:color="5B0A7D"/>
             </w:tcBorders>
           </w:tcPr>
           <w:p>
             <w:pPr>
               <w:spacing w:after="0"/>
             </w:pPr>
-            <w:r>
-              <w:rPr>
-                <w:sz w:val="18"/>
-              </w:rPr>
-            </w:r>
+            <w:r/>
             <w:r>
               <w:rPr>
                 <w:b w:val="0"/>
-                <w:sz w:val="18"/>
+                <w:sz w:val="19"/>
               </w:rPr>
-              <w:t>Контейнер не запущен или порт недоступен</w:t>
+              <w:t>models/; в Docker /app/models</w:t>
             </w:r>
           </w:p>
         </w:tc>
         <w:tc>
           <w:tcPr>
-            <w:tcW w:type="dxa" w:w="3855"/>
+            <w:tcW w:type="dxa" w:w="3969"/>
             <w:vAlign w:val="center"/>
             <w:tcBorders>
-              <w:top w:val="single" w:sz="6" w:space="0" w:color="D9D9D9"/>
-              <w:left w:val="single" w:sz="6" w:space="0" w:color="D9D9D9"/>
-              <w:bottom w:val="single" w:sz="6" w:space="0" w:color="D9D9D9"/>
-              <w:right w:val="single" w:sz="6" w:space="0" w:color="D9D9D9"/>
-              <w:insideH w:val="single" w:sz="6" w:space="0" w:color="D9D9D9"/>
-              <w:insideV w:val="single" w:sz="6" w:space="0" w:color="D9D9D9"/>
+              <w:top w:val="single" w:sz="6" w:color="5B0A7D"/>
+              <w:left w:val="single" w:sz="6" w:color="5B0A7D"/>
+              <w:bottom w:val="single" w:sz="6" w:color="5B0A7D"/>
+              <w:right w:val="single" w:sz="6" w:color="5B0A7D"/>
             </w:tcBorders>
           </w:tcPr>
           <w:p>
             <w:pPr>
               <w:spacing w:after="0"/>
             </w:pPr>
-            <w:r>
-              <w:rPr>
-                <w:sz w:val="18"/>
-              </w:rPr>
-            </w:r>
+            <w:r/>
             <w:r>
               <w:rPr>
                 <w:b w:val="0"/>
-                <w:sz w:val="18"/>
+                <w:sz w:val="19"/>
               </w:rPr>
-              <w:t>Проверить docker compose ps и повторно запустить сервис</w:t>
+              <w:t>Папка пяти весов</w:t>
+            </w:r>
+          </w:p>
+        </w:tc>
+      </w:tr>
+      <w:tr>
+        <w:tc>
+          <w:tcPr>
+            <w:tcW w:type="dxa" w:w="2268"/>
+            <w:shd w:fill="F6F0FA"/>
+            <w:vAlign w:val="center"/>
+            <w:tcBorders>
+              <w:top w:val="single" w:sz="6" w:color="5B0A7D"/>
+              <w:left w:val="single" w:sz="6" w:color="5B0A7D"/>
+              <w:bottom w:val="single" w:sz="6" w:color="5B0A7D"/>
+              <w:right w:val="single" w:sz="6" w:color="5B0A7D"/>
+            </w:tcBorders>
+          </w:tcPr>
+          <w:p>
+            <w:pPr>
+              <w:spacing w:after="0"/>
+            </w:pPr>
+            <w:r/>
+            <w:r>
+              <w:rPr>
+                <w:b w:val="0"/>
+                <w:sz w:val="19"/>
+              </w:rPr>
+              <w:t>DXA_DEVICE</w:t>
+            </w:r>
+          </w:p>
+        </w:tc>
+        <w:tc>
+          <w:tcPr>
+            <w:tcW w:type="dxa" w:w="2835"/>
+            <w:shd w:fill="F6F0FA"/>
+            <w:vAlign w:val="center"/>
+            <w:tcBorders>
+              <w:top w:val="single" w:sz="6" w:color="5B0A7D"/>
+              <w:left w:val="single" w:sz="6" w:color="5B0A7D"/>
+              <w:bottom w:val="single" w:sz="6" w:color="5B0A7D"/>
+              <w:right w:val="single" w:sz="6" w:color="5B0A7D"/>
+            </w:tcBorders>
+          </w:tcPr>
+          <w:p>
+            <w:pPr>
+              <w:spacing w:after="0"/>
+            </w:pPr>
+            <w:r/>
+            <w:r>
+              <w:rPr>
+                <w:b w:val="0"/>
+                <w:sz w:val="19"/>
+              </w:rPr>
+              <w:t>cpu</w:t>
+            </w:r>
+          </w:p>
+        </w:tc>
+        <w:tc>
+          <w:tcPr>
+            <w:tcW w:type="dxa" w:w="3969"/>
+            <w:shd w:fill="F6F0FA"/>
+            <w:vAlign w:val="center"/>
+            <w:tcBorders>
+              <w:top w:val="single" w:sz="6" w:color="5B0A7D"/>
+              <w:left w:val="single" w:sz="6" w:color="5B0A7D"/>
+              <w:bottom w:val="single" w:sz="6" w:color="5B0A7D"/>
+              <w:right w:val="single" w:sz="6" w:color="5B0A7D"/>
+            </w:tcBorders>
+          </w:tcPr>
+          <w:p>
+            <w:pPr>
+              <w:spacing w:after="0"/>
+            </w:pPr>
+            <w:r/>
+            <w:r>
+              <w:rPr>
+                <w:b w:val="0"/>
+                <w:sz w:val="19"/>
+              </w:rPr>
+              <w:t>Устройство PyTorch</w:t>
             </w:r>
           </w:p>
         </w:tc>
@@ -2358,62 +2471,1194 @@
             <w:tcW w:type="dxa" w:w="2268"/>
             <w:vAlign w:val="center"/>
             <w:tcBorders>
-              <w:top w:val="single" w:sz="6" w:space="0" w:color="D9D9D9"/>
-              <w:left w:val="single" w:sz="6" w:space="0" w:color="D9D9D9"/>
-              <w:bottom w:val="single" w:sz="6" w:space="0" w:color="D9D9D9"/>
-              <w:right w:val="single" w:sz="6" w:space="0" w:color="D9D9D9"/>
-              <w:insideH w:val="single" w:sz="6" w:space="0" w:color="D9D9D9"/>
-              <w:insideV w:val="single" w:sz="6" w:space="0" w:color="D9D9D9"/>
+              <w:top w:val="single" w:sz="6" w:color="5B0A7D"/>
+              <w:left w:val="single" w:sz="6" w:color="5B0A7D"/>
+              <w:bottom w:val="single" w:sz="6" w:color="5B0A7D"/>
+              <w:right w:val="single" w:sz="6" w:color="5B0A7D"/>
             </w:tcBorders>
-            <w:shd w:fill="F2F6FA"/>
           </w:tcPr>
           <w:p>
             <w:pPr>
               <w:spacing w:after="0"/>
             </w:pPr>
-            <w:r>
-              <w:rPr>
-                <w:sz w:val="18"/>
-              </w:rPr>
-            </w:r>
+            <w:r/>
             <w:r>
               <w:rPr>
                 <w:b w:val="0"/>
-                <w:sz w:val="18"/>
+                <w:sz w:val="19"/>
               </w:rPr>
-              <w:t>Ошибка при сборке</w:t>
+              <w:t>storage</w:t>
             </w:r>
           </w:p>
         </w:tc>
         <w:tc>
           <w:tcPr>
-            <w:tcW w:type="dxa" w:w="2948"/>
+            <w:tcW w:type="dxa" w:w="2835"/>
             <w:vAlign w:val="center"/>
             <w:tcBorders>
-              <w:top w:val="single" w:sz="6" w:space="0" w:color="D9D9D9"/>
-              <w:left w:val="single" w:sz="6" w:space="0" w:color="D9D9D9"/>
-              <w:bottom w:val="single" w:sz="6" w:space="0" w:color="D9D9D9"/>
-              <w:right w:val="single" w:sz="6" w:space="0" w:color="D9D9D9"/>
-              <w:insideH w:val="single" w:sz="6" w:space="0" w:color="D9D9D9"/>
-              <w:insideV w:val="single" w:sz="6" w:space="0" w:color="D9D9D9"/>
+              <w:top w:val="single" w:sz="6" w:color="5B0A7D"/>
+              <w:left w:val="single" w:sz="6" w:color="5B0A7D"/>
+              <w:bottom w:val="single" w:sz="6" w:color="5B0A7D"/>
+              <w:right w:val="single" w:sz="6" w:color="5B0A7D"/>
             </w:tcBorders>
-            <w:shd w:fill="F2F6FA"/>
           </w:tcPr>
           <w:p>
             <w:pPr>
               <w:spacing w:after="0"/>
             </w:pPr>
-            <w:r>
-              <w:rPr>
-                <w:sz w:val="18"/>
-              </w:rPr>
-            </w:r>
+            <w:r/>
             <w:r>
               <w:rPr>
                 <w:b w:val="0"/>
-                <w:sz w:val="18"/>
+                <w:sz w:val="19"/>
               </w:rPr>
-              <w:t>Нет доступа к интернету или к пакетам Python</w:t>
+              <w:t>storage/ относительно проекта</w:t>
+            </w:r>
+          </w:p>
+        </w:tc>
+        <w:tc>
+          <w:tcPr>
+            <w:tcW w:type="dxa" w:w="3969"/>
+            <w:vAlign w:val="center"/>
+            <w:tcBorders>
+              <w:top w:val="single" w:sz="6" w:color="5B0A7D"/>
+              <w:left w:val="single" w:sz="6" w:color="5B0A7D"/>
+              <w:bottom w:val="single" w:sz="6" w:color="5B0A7D"/>
+              <w:right w:val="single" w:sz="6" w:color="5B0A7D"/>
+            </w:tcBorders>
+          </w:tcPr>
+          <w:p>
+            <w:pPr>
+              <w:spacing w:after="0"/>
+            </w:pPr>
+            <w:r/>
+            <w:r>
+              <w:rPr>
+                <w:b w:val="0"/>
+                <w:sz w:val="19"/>
+              </w:rPr>
+              <w:t>SQLite и файлы</w:t>
+            </w:r>
+          </w:p>
+        </w:tc>
+      </w:tr>
+      <w:tr>
+        <w:tc>
+          <w:tcPr>
+            <w:tcW w:type="dxa" w:w="2268"/>
+            <w:shd w:fill="F6F0FA"/>
+            <w:vAlign w:val="center"/>
+            <w:tcBorders>
+              <w:top w:val="single" w:sz="6" w:color="5B0A7D"/>
+              <w:left w:val="single" w:sz="6" w:color="5B0A7D"/>
+              <w:bottom w:val="single" w:sz="6" w:color="5B0A7D"/>
+              <w:right w:val="single" w:sz="6" w:color="5B0A7D"/>
+            </w:tcBorders>
+          </w:tcPr>
+          <w:p>
+            <w:pPr>
+              <w:spacing w:after="0"/>
+            </w:pPr>
+            <w:r/>
+            <w:r>
+              <w:rPr>
+                <w:b w:val="0"/>
+                <w:sz w:val="19"/>
+              </w:rPr>
+              <w:t>Порт</w:t>
+            </w:r>
+          </w:p>
+        </w:tc>
+        <w:tc>
+          <w:tcPr>
+            <w:tcW w:type="dxa" w:w="2835"/>
+            <w:shd w:fill="F6F0FA"/>
+            <w:vAlign w:val="center"/>
+            <w:tcBorders>
+              <w:top w:val="single" w:sz="6" w:color="5B0A7D"/>
+              <w:left w:val="single" w:sz="6" w:color="5B0A7D"/>
+              <w:bottom w:val="single" w:sz="6" w:color="5B0A7D"/>
+              <w:right w:val="single" w:sz="6" w:color="5B0A7D"/>
+            </w:tcBorders>
+          </w:tcPr>
+          <w:p>
+            <w:pPr>
+              <w:spacing w:after="0"/>
+            </w:pPr>
+            <w:r/>
+            <w:r>
+              <w:rPr>
+                <w:b w:val="0"/>
+                <w:sz w:val="19"/>
+              </w:rPr>
+              <w:t>127.0.0.1:8000:8000</w:t>
+            </w:r>
+          </w:p>
+        </w:tc>
+        <w:tc>
+          <w:tcPr>
+            <w:tcW w:type="dxa" w:w="3969"/>
+            <w:shd w:fill="F6F0FA"/>
+            <w:vAlign w:val="center"/>
+            <w:tcBorders>
+              <w:top w:val="single" w:sz="6" w:color="5B0A7D"/>
+              <w:left w:val="single" w:sz="6" w:color="5B0A7D"/>
+              <w:bottom w:val="single" w:sz="6" w:color="5B0A7D"/>
+              <w:right w:val="single" w:sz="6" w:color="5B0A7D"/>
+            </w:tcBorders>
+          </w:tcPr>
+          <w:p>
+            <w:pPr>
+              <w:spacing w:after="0"/>
+            </w:pPr>
+            <w:r/>
+            <w:r>
+              <w:rPr>
+                <w:b w:val="0"/>
+                <w:sz w:val="19"/>
+              </w:rPr>
+              <w:t>Публикация контейнера только локально</w:t>
+            </w:r>
+          </w:p>
+        </w:tc>
+      </w:tr>
+    </w:tbl>
+    <w:p/>
+    <w:p>
+      <w:r>
+        <w:t>Простая замена DXA_DEVICE на cuda не включает GPU в CPU-образе. Для GPU нужны совместимый PyTorch, драйвер и доступ контейнера к GPU.</w:t>
+      </w:r>
+    </w:p>
+    <w:p>
+      <w:pPr>
+        <w:pStyle w:val="Heading1"/>
+      </w:pPr>
+      <w:r>
+        <w:t>9 Проверка после установки</w:t>
+      </w:r>
+    </w:p>
+    <w:p>
+      <w:pPr>
+        <w:pStyle w:val="ListNumber"/>
+      </w:pPr>
+      <w:r>
+        <w:t>Открыть http://127.0.0.1:8000/.</w:t>
+      </w:r>
+    </w:p>
+    <w:p>
+      <w:pPr>
+        <w:pStyle w:val="ListNumber"/>
+      </w:pPr>
+      <w:r>
+        <w:t>Проверить, что главная страница отображается.</w:t>
+      </w:r>
+    </w:p>
+    <w:p>
+      <w:pPr>
+        <w:pStyle w:val="ListNumber"/>
+      </w:pPr>
+      <w:r>
+        <w:t>Открыть http://127.0.0.1:8000/health.</w:t>
+      </w:r>
+    </w:p>
+    <w:p>
+      <w:pPr>
+        <w:pStyle w:val="ListNumber"/>
+      </w:pPr>
+      <w:r>
+        <w:t>Загрузить тестовый DICOM-файл.</w:t>
+      </w:r>
+    </w:p>
+    <w:p>
+      <w:pPr>
+        <w:pStyle w:val="ListNumber"/>
+      </w:pPr>
+      <w:r>
+        <w:t>Проверить появление результата в архиве и возможность экспорта XLSX.</w:t>
+      </w:r>
+    </w:p>
+    <w:p>
+      <w:pPr>
+        <w:pStyle w:val="IntenseQuote"/>
+      </w:pPr>
+      <w:r>
+        <w:rPr>
+          <w:rFonts w:ascii="Consolas" w:hAnsi="Consolas"/>
+          <w:sz w:val="18"/>
+        </w:rPr>
+        <w:t>curl http://127.0.0.1:8000/health</w:t>
+      </w:r>
+    </w:p>
+    <w:p>
+      <w:pPr>
+        <w:pStyle w:val="Heading1"/>
+      </w:pPr>
+      <w:r>
+        <w:t>10 API</w:t>
+      </w:r>
+    </w:p>
+    <w:p>
+      <w:r>
+        <w:t>В проекте есть основное веб-приложение app.main:app и отдельный сервис dxa_ml.api:app.</w:t>
+      </w:r>
+    </w:p>
+    <w:tbl>
+      <w:tblPr>
+        <w:tblW w:type="auto" w:w="0"/>
+        <w:jc w:val="center"/>
+        <w:tblLayout w:type="fixed"/>
+        <w:tblLook w:firstColumn="1" w:firstRow="1" w:lastColumn="0" w:lastRow="0" w:noHBand="0" w:noVBand="1" w:val="04A0"/>
+      </w:tblPr>
+      <w:tblGrid>
+        <w:gridCol w:w="3400"/>
+        <w:gridCol w:w="3400"/>
+        <w:gridCol w:w="3400"/>
+      </w:tblGrid>
+      <w:tr>
+        <w:tc>
+          <w:tcPr>
+            <w:tcW w:type="dxa" w:w="1247"/>
+            <w:shd w:fill="5B0A7D"/>
+            <w:vAlign w:val="center"/>
+            <w:tcBorders>
+              <w:top w:val="single" w:sz="6" w:color="5B0A7D"/>
+              <w:left w:val="single" w:sz="6" w:color="5B0A7D"/>
+              <w:bottom w:val="single" w:sz="6" w:color="5B0A7D"/>
+              <w:right w:val="single" w:sz="6" w:color="5B0A7D"/>
+            </w:tcBorders>
+          </w:tcPr>
+          <w:p>
+            <w:pPr>
+              <w:spacing w:after="0"/>
+            </w:pPr>
+            <w:r/>
+            <w:r>
+              <w:rPr>
+                <w:b/>
+                <w:color w:val="FFFFFF"/>
+                <w:sz w:val="19"/>
+              </w:rPr>
+              <w:t>Метод</w:t>
+            </w:r>
+          </w:p>
+        </w:tc>
+        <w:tc>
+          <w:tcPr>
+            <w:tcW w:type="dxa" w:w="3402"/>
+            <w:shd w:fill="5B0A7D"/>
+            <w:vAlign w:val="center"/>
+            <w:tcBorders>
+              <w:top w:val="single" w:sz="6" w:color="5B0A7D"/>
+              <w:left w:val="single" w:sz="6" w:color="5B0A7D"/>
+              <w:bottom w:val="single" w:sz="6" w:color="5B0A7D"/>
+              <w:right w:val="single" w:sz="6" w:color="5B0A7D"/>
+            </w:tcBorders>
+          </w:tcPr>
+          <w:p>
+            <w:pPr>
+              <w:spacing w:after="0"/>
+            </w:pPr>
+            <w:r/>
+            <w:r>
+              <w:rPr>
+                <w:b/>
+                <w:color w:val="FFFFFF"/>
+                <w:sz w:val="19"/>
+              </w:rPr>
+              <w:t>Путь</w:t>
+            </w:r>
+          </w:p>
+        </w:tc>
+        <w:tc>
+          <w:tcPr>
+            <w:tcW w:type="dxa" w:w="4422"/>
+            <w:shd w:fill="5B0A7D"/>
+            <w:vAlign w:val="center"/>
+            <w:tcBorders>
+              <w:top w:val="single" w:sz="6" w:color="5B0A7D"/>
+              <w:left w:val="single" w:sz="6" w:color="5B0A7D"/>
+              <w:bottom w:val="single" w:sz="6" w:color="5B0A7D"/>
+              <w:right w:val="single" w:sz="6" w:color="5B0A7D"/>
+            </w:tcBorders>
+          </w:tcPr>
+          <w:p>
+            <w:pPr>
+              <w:spacing w:after="0"/>
+            </w:pPr>
+            <w:r/>
+            <w:r>
+              <w:rPr>
+                <w:b/>
+                <w:color w:val="FFFFFF"/>
+                <w:sz w:val="19"/>
+              </w:rPr>
+              <w:t>Назначение</w:t>
+            </w:r>
+          </w:p>
+        </w:tc>
+      </w:tr>
+      <w:tr>
+        <w:tc>
+          <w:tcPr>
+            <w:tcW w:type="dxa" w:w="1247"/>
+            <w:vAlign w:val="center"/>
+            <w:tcBorders>
+              <w:top w:val="single" w:sz="6" w:color="5B0A7D"/>
+              <w:left w:val="single" w:sz="6" w:color="5B0A7D"/>
+              <w:bottom w:val="single" w:sz="6" w:color="5B0A7D"/>
+              <w:right w:val="single" w:sz="6" w:color="5B0A7D"/>
+            </w:tcBorders>
+          </w:tcPr>
+          <w:p>
+            <w:pPr>
+              <w:spacing w:after="0"/>
+            </w:pPr>
+            <w:r/>
+            <w:r>
+              <w:rPr>
+                <w:b w:val="0"/>
+                <w:sz w:val="19"/>
+              </w:rPr>
+              <w:t>POST</w:t>
+            </w:r>
+          </w:p>
+        </w:tc>
+        <w:tc>
+          <w:tcPr>
+            <w:tcW w:type="dxa" w:w="3402"/>
+            <w:vAlign w:val="center"/>
+            <w:tcBorders>
+              <w:top w:val="single" w:sz="6" w:color="5B0A7D"/>
+              <w:left w:val="single" w:sz="6" w:color="5B0A7D"/>
+              <w:bottom w:val="single" w:sz="6" w:color="5B0A7D"/>
+              <w:right w:val="single" w:sz="6" w:color="5B0A7D"/>
+            </w:tcBorders>
+          </w:tcPr>
+          <w:p>
+            <w:pPr>
+              <w:spacing w:after="0"/>
+            </w:pPr>
+            <w:r/>
+            <w:r>
+              <w:rPr>
+                <w:b w:val="0"/>
+                <w:sz w:val="19"/>
+              </w:rPr>
+              <w:t>/api/uploads</w:t>
+            </w:r>
+          </w:p>
+        </w:tc>
+        <w:tc>
+          <w:tcPr>
+            <w:tcW w:type="dxa" w:w="4422"/>
+            <w:vAlign w:val="center"/>
+            <w:tcBorders>
+              <w:top w:val="single" w:sz="6" w:color="5B0A7D"/>
+              <w:left w:val="single" w:sz="6" w:color="5B0A7D"/>
+              <w:bottom w:val="single" w:sz="6" w:color="5B0A7D"/>
+              <w:right w:val="single" w:sz="6" w:color="5B0A7D"/>
+            </w:tcBorders>
+          </w:tcPr>
+          <w:p>
+            <w:pPr>
+              <w:spacing w:after="0"/>
+            </w:pPr>
+            <w:r/>
+            <w:r>
+              <w:rPr>
+                <w:b w:val="0"/>
+                <w:sz w:val="19"/>
+              </w:rPr>
+              <w:t>Загрузка DICOM, папки или ZIP</w:t>
+            </w:r>
+          </w:p>
+        </w:tc>
+      </w:tr>
+      <w:tr>
+        <w:tc>
+          <w:tcPr>
+            <w:tcW w:type="dxa" w:w="1247"/>
+            <w:shd w:fill="F6F0FA"/>
+            <w:vAlign w:val="center"/>
+            <w:tcBorders>
+              <w:top w:val="single" w:sz="6" w:color="5B0A7D"/>
+              <w:left w:val="single" w:sz="6" w:color="5B0A7D"/>
+              <w:bottom w:val="single" w:sz="6" w:color="5B0A7D"/>
+              <w:right w:val="single" w:sz="6" w:color="5B0A7D"/>
+            </w:tcBorders>
+          </w:tcPr>
+          <w:p>
+            <w:pPr>
+              <w:spacing w:after="0"/>
+            </w:pPr>
+            <w:r/>
+            <w:r>
+              <w:rPr>
+                <w:b w:val="0"/>
+                <w:sz w:val="19"/>
+              </w:rPr>
+              <w:t>GET</w:t>
+            </w:r>
+          </w:p>
+        </w:tc>
+        <w:tc>
+          <w:tcPr>
+            <w:tcW w:type="dxa" w:w="3402"/>
+            <w:shd w:fill="F6F0FA"/>
+            <w:vAlign w:val="center"/>
+            <w:tcBorders>
+              <w:top w:val="single" w:sz="6" w:color="5B0A7D"/>
+              <w:left w:val="single" w:sz="6" w:color="5B0A7D"/>
+              <w:bottom w:val="single" w:sz="6" w:color="5B0A7D"/>
+              <w:right w:val="single" w:sz="6" w:color="5B0A7D"/>
+            </w:tcBorders>
+          </w:tcPr>
+          <w:p>
+            <w:pPr>
+              <w:spacing w:after="0"/>
+            </w:pPr>
+            <w:r/>
+            <w:r>
+              <w:rPr>
+                <w:b w:val="0"/>
+                <w:sz w:val="19"/>
+              </w:rPr>
+              <w:t>/api/jobs/{job_id}</w:t>
+            </w:r>
+          </w:p>
+        </w:tc>
+        <w:tc>
+          <w:tcPr>
+            <w:tcW w:type="dxa" w:w="4422"/>
+            <w:shd w:fill="F6F0FA"/>
+            <w:vAlign w:val="center"/>
+            <w:tcBorders>
+              <w:top w:val="single" w:sz="6" w:color="5B0A7D"/>
+              <w:left w:val="single" w:sz="6" w:color="5B0A7D"/>
+              <w:bottom w:val="single" w:sz="6" w:color="5B0A7D"/>
+              <w:right w:val="single" w:sz="6" w:color="5B0A7D"/>
+            </w:tcBorders>
+          </w:tcPr>
+          <w:p>
+            <w:pPr>
+              <w:spacing w:after="0"/>
+            </w:pPr>
+            <w:r/>
+            <w:r>
+              <w:rPr>
+                <w:b w:val="0"/>
+                <w:sz w:val="19"/>
+              </w:rPr>
+              <w:t>Статус задания и список исследований</w:t>
+            </w:r>
+          </w:p>
+        </w:tc>
+      </w:tr>
+      <w:tr>
+        <w:tc>
+          <w:tcPr>
+            <w:tcW w:type="dxa" w:w="1247"/>
+            <w:vAlign w:val="center"/>
+            <w:tcBorders>
+              <w:top w:val="single" w:sz="6" w:color="5B0A7D"/>
+              <w:left w:val="single" w:sz="6" w:color="5B0A7D"/>
+              <w:bottom w:val="single" w:sz="6" w:color="5B0A7D"/>
+              <w:right w:val="single" w:sz="6" w:color="5B0A7D"/>
+            </w:tcBorders>
+          </w:tcPr>
+          <w:p>
+            <w:pPr>
+              <w:spacing w:after="0"/>
+            </w:pPr>
+            <w:r/>
+            <w:r>
+              <w:rPr>
+                <w:b w:val="0"/>
+                <w:sz w:val="19"/>
+              </w:rPr>
+              <w:t>GET</w:t>
+            </w:r>
+          </w:p>
+        </w:tc>
+        <w:tc>
+          <w:tcPr>
+            <w:tcW w:type="dxa" w:w="3402"/>
+            <w:vAlign w:val="center"/>
+            <w:tcBorders>
+              <w:top w:val="single" w:sz="6" w:color="5B0A7D"/>
+              <w:left w:val="single" w:sz="6" w:color="5B0A7D"/>
+              <w:bottom w:val="single" w:sz="6" w:color="5B0A7D"/>
+              <w:right w:val="single" w:sz="6" w:color="5B0A7D"/>
+            </w:tcBorders>
+          </w:tcPr>
+          <w:p>
+            <w:pPr>
+              <w:spacing w:after="0"/>
+            </w:pPr>
+            <w:r/>
+            <w:r>
+              <w:rPr>
+                <w:b w:val="0"/>
+                <w:sz w:val="19"/>
+              </w:rPr>
+              <w:t>/api/studies/{study_id}</w:t>
+            </w:r>
+          </w:p>
+        </w:tc>
+        <w:tc>
+          <w:tcPr>
+            <w:tcW w:type="dxa" w:w="4422"/>
+            <w:vAlign w:val="center"/>
+            <w:tcBorders>
+              <w:top w:val="single" w:sz="6" w:color="5B0A7D"/>
+              <w:left w:val="single" w:sz="6" w:color="5B0A7D"/>
+              <w:bottom w:val="single" w:sz="6" w:color="5B0A7D"/>
+              <w:right w:val="single" w:sz="6" w:color="5B0A7D"/>
+            </w:tcBorders>
+          </w:tcPr>
+          <w:p>
+            <w:pPr>
+              <w:spacing w:after="0"/>
+            </w:pPr>
+            <w:r/>
+            <w:r>
+              <w:rPr>
+                <w:b w:val="0"/>
+                <w:sz w:val="19"/>
+              </w:rPr>
+              <w:t>Данные исследования и версии контуров</w:t>
+            </w:r>
+          </w:p>
+        </w:tc>
+      </w:tr>
+      <w:tr>
+        <w:tc>
+          <w:tcPr>
+            <w:tcW w:type="dxa" w:w="1247"/>
+            <w:shd w:fill="F6F0FA"/>
+            <w:vAlign w:val="center"/>
+            <w:tcBorders>
+              <w:top w:val="single" w:sz="6" w:color="5B0A7D"/>
+              <w:left w:val="single" w:sz="6" w:color="5B0A7D"/>
+              <w:bottom w:val="single" w:sz="6" w:color="5B0A7D"/>
+              <w:right w:val="single" w:sz="6" w:color="5B0A7D"/>
+            </w:tcBorders>
+          </w:tcPr>
+          <w:p>
+            <w:pPr>
+              <w:spacing w:after="0"/>
+            </w:pPr>
+            <w:r/>
+            <w:r>
+              <w:rPr>
+                <w:b w:val="0"/>
+                <w:sz w:val="19"/>
+              </w:rPr>
+              <w:t>GET</w:t>
+            </w:r>
+          </w:p>
+        </w:tc>
+        <w:tc>
+          <w:tcPr>
+            <w:tcW w:type="dxa" w:w="3402"/>
+            <w:shd w:fill="F6F0FA"/>
+            <w:vAlign w:val="center"/>
+            <w:tcBorders>
+              <w:top w:val="single" w:sz="6" w:color="5B0A7D"/>
+              <w:left w:val="single" w:sz="6" w:color="5B0A7D"/>
+              <w:bottom w:val="single" w:sz="6" w:color="5B0A7D"/>
+              <w:right w:val="single" w:sz="6" w:color="5B0A7D"/>
+            </w:tcBorders>
+          </w:tcPr>
+          <w:p>
+            <w:pPr>
+              <w:spacing w:after="0"/>
+            </w:pPr>
+            <w:r/>
+            <w:r>
+              <w:rPr>
+                <w:b w:val="0"/>
+                <w:sz w:val="19"/>
+              </w:rPr>
+              <w:t>/api/studies/{study_id}/preview</w:t>
+            </w:r>
+          </w:p>
+        </w:tc>
+        <w:tc>
+          <w:tcPr>
+            <w:tcW w:type="dxa" w:w="4422"/>
+            <w:shd w:fill="F6F0FA"/>
+            <w:vAlign w:val="center"/>
+            <w:tcBorders>
+              <w:top w:val="single" w:sz="6" w:color="5B0A7D"/>
+              <w:left w:val="single" w:sz="6" w:color="5B0A7D"/>
+              <w:bottom w:val="single" w:sz="6" w:color="5B0A7D"/>
+              <w:right w:val="single" w:sz="6" w:color="5B0A7D"/>
+            </w:tcBorders>
+          </w:tcPr>
+          <w:p>
+            <w:pPr>
+              <w:spacing w:after="0"/>
+            </w:pPr>
+            <w:r/>
+            <w:r>
+              <w:rPr>
+                <w:b w:val="0"/>
+                <w:sz w:val="19"/>
+              </w:rPr>
+              <w:t>PNG-превью</w:t>
+            </w:r>
+          </w:p>
+        </w:tc>
+      </w:tr>
+      <w:tr>
+        <w:tc>
+          <w:tcPr>
+            <w:tcW w:type="dxa" w:w="1247"/>
+            <w:vAlign w:val="center"/>
+            <w:tcBorders>
+              <w:top w:val="single" w:sz="6" w:color="5B0A7D"/>
+              <w:left w:val="single" w:sz="6" w:color="5B0A7D"/>
+              <w:bottom w:val="single" w:sz="6" w:color="5B0A7D"/>
+              <w:right w:val="single" w:sz="6" w:color="5B0A7D"/>
+            </w:tcBorders>
+          </w:tcPr>
+          <w:p>
+            <w:pPr>
+              <w:spacing w:after="0"/>
+            </w:pPr>
+            <w:r/>
+            <w:r>
+              <w:rPr>
+                <w:b w:val="0"/>
+                <w:sz w:val="19"/>
+              </w:rPr>
+              <w:t>GET</w:t>
+            </w:r>
+          </w:p>
+        </w:tc>
+        <w:tc>
+          <w:tcPr>
+            <w:tcW w:type="dxa" w:w="3402"/>
+            <w:vAlign w:val="center"/>
+            <w:tcBorders>
+              <w:top w:val="single" w:sz="6" w:color="5B0A7D"/>
+              <w:left w:val="single" w:sz="6" w:color="5B0A7D"/>
+              <w:bottom w:val="single" w:sz="6" w:color="5B0A7D"/>
+              <w:right w:val="single" w:sz="6" w:color="5B0A7D"/>
+            </w:tcBorders>
+          </w:tcPr>
+          <w:p>
+            <w:pPr>
+              <w:spacing w:after="0"/>
+            </w:pPr>
+            <w:r/>
+            <w:r>
+              <w:rPr>
+                <w:b w:val="0"/>
+                <w:sz w:val="19"/>
+              </w:rPr>
+              <w:t>/api/studies/{study_id}/overlay</w:t>
+            </w:r>
+          </w:p>
+        </w:tc>
+        <w:tc>
+          <w:tcPr>
+            <w:tcW w:type="dxa" w:w="4422"/>
+            <w:vAlign w:val="center"/>
+            <w:tcBorders>
+              <w:top w:val="single" w:sz="6" w:color="5B0A7D"/>
+              <w:left w:val="single" w:sz="6" w:color="5B0A7D"/>
+              <w:bottom w:val="single" w:sz="6" w:color="5B0A7D"/>
+              <w:right w:val="single" w:sz="6" w:color="5B0A7D"/>
+            </w:tcBorders>
+          </w:tcPr>
+          <w:p>
+            <w:pPr>
+              <w:spacing w:after="0"/>
+            </w:pPr>
+            <w:r/>
+            <w:r>
+              <w:rPr>
+                <w:b w:val="0"/>
+                <w:sz w:val="19"/>
+              </w:rPr>
+              <w:t>PNG с автоматической разметкой</w:t>
+            </w:r>
+          </w:p>
+        </w:tc>
+      </w:tr>
+      <w:tr>
+        <w:tc>
+          <w:tcPr>
+            <w:tcW w:type="dxa" w:w="1247"/>
+            <w:shd w:fill="F6F0FA"/>
+            <w:vAlign w:val="center"/>
+            <w:tcBorders>
+              <w:top w:val="single" w:sz="6" w:color="5B0A7D"/>
+              <w:left w:val="single" w:sz="6" w:color="5B0A7D"/>
+              <w:bottom w:val="single" w:sz="6" w:color="5B0A7D"/>
+              <w:right w:val="single" w:sz="6" w:color="5B0A7D"/>
+            </w:tcBorders>
+          </w:tcPr>
+          <w:p>
+            <w:pPr>
+              <w:spacing w:after="0"/>
+            </w:pPr>
+            <w:r/>
+            <w:r>
+              <w:rPr>
+                <w:b w:val="0"/>
+                <w:sz w:val="19"/>
+              </w:rPr>
+              <w:t>POST</w:t>
+            </w:r>
+          </w:p>
+        </w:tc>
+        <w:tc>
+          <w:tcPr>
+            <w:tcW w:type="dxa" w:w="3402"/>
+            <w:shd w:fill="F6F0FA"/>
+            <w:vAlign w:val="center"/>
+            <w:tcBorders>
+              <w:top w:val="single" w:sz="6" w:color="5B0A7D"/>
+              <w:left w:val="single" w:sz="6" w:color="5B0A7D"/>
+              <w:bottom w:val="single" w:sz="6" w:color="5B0A7D"/>
+              <w:right w:val="single" w:sz="6" w:color="5B0A7D"/>
+            </w:tcBorders>
+          </w:tcPr>
+          <w:p>
+            <w:pPr>
+              <w:spacing w:after="0"/>
+            </w:pPr>
+            <w:r/>
+            <w:r>
+              <w:rPr>
+                <w:b w:val="0"/>
+                <w:sz w:val="19"/>
+              </w:rPr>
+              <w:t>/api/studies/{study_id}/contours</w:t>
+            </w:r>
+          </w:p>
+        </w:tc>
+        <w:tc>
+          <w:tcPr>
+            <w:tcW w:type="dxa" w:w="4422"/>
+            <w:shd w:fill="F6F0FA"/>
+            <w:vAlign w:val="center"/>
+            <w:tcBorders>
+              <w:top w:val="single" w:sz="6" w:color="5B0A7D"/>
+              <w:left w:val="single" w:sz="6" w:color="5B0A7D"/>
+              <w:bottom w:val="single" w:sz="6" w:color="5B0A7D"/>
+              <w:right w:val="single" w:sz="6" w:color="5B0A7D"/>
+            </w:tcBorders>
+          </w:tcPr>
+          <w:p>
+            <w:pPr>
+              <w:spacing w:after="0"/>
+            </w:pPr>
+            <w:r/>
+            <w:r>
+              <w:rPr>
+                <w:b w:val="0"/>
+                <w:sz w:val="19"/>
+              </w:rPr>
+              <w:t>Сохранение ручной версии разметки</w:t>
+            </w:r>
+          </w:p>
+        </w:tc>
+      </w:tr>
+      <w:tr>
+        <w:tc>
+          <w:tcPr>
+            <w:tcW w:type="dxa" w:w="1247"/>
+            <w:vAlign w:val="center"/>
+            <w:tcBorders>
+              <w:top w:val="single" w:sz="6" w:color="5B0A7D"/>
+              <w:left w:val="single" w:sz="6" w:color="5B0A7D"/>
+              <w:bottom w:val="single" w:sz="6" w:color="5B0A7D"/>
+              <w:right w:val="single" w:sz="6" w:color="5B0A7D"/>
+            </w:tcBorders>
+          </w:tcPr>
+          <w:p>
+            <w:pPr>
+              <w:spacing w:after="0"/>
+            </w:pPr>
+            <w:r/>
+            <w:r>
+              <w:rPr>
+                <w:b w:val="0"/>
+                <w:sz w:val="19"/>
+              </w:rPr>
+              <w:t>GET</w:t>
+            </w:r>
+          </w:p>
+        </w:tc>
+        <w:tc>
+          <w:tcPr>
+            <w:tcW w:type="dxa" w:w="3402"/>
+            <w:vAlign w:val="center"/>
+            <w:tcBorders>
+              <w:top w:val="single" w:sz="6" w:color="5B0A7D"/>
+              <w:left w:val="single" w:sz="6" w:color="5B0A7D"/>
+              <w:bottom w:val="single" w:sz="6" w:color="5B0A7D"/>
+              <w:right w:val="single" w:sz="6" w:color="5B0A7D"/>
+            </w:tcBorders>
+          </w:tcPr>
+          <w:p>
+            <w:pPr>
+              <w:spacing w:after="0"/>
+            </w:pPr>
+            <w:r/>
+            <w:r>
+              <w:rPr>
+                <w:b w:val="0"/>
+                <w:sz w:val="19"/>
+              </w:rPr>
+              <w:t>/api/archive</w:t>
+            </w:r>
+          </w:p>
+        </w:tc>
+        <w:tc>
+          <w:tcPr>
+            <w:tcW w:type="dxa" w:w="4422"/>
+            <w:vAlign w:val="center"/>
+            <w:tcBorders>
+              <w:top w:val="single" w:sz="6" w:color="5B0A7D"/>
+              <w:left w:val="single" w:sz="6" w:color="5B0A7D"/>
+              <w:bottom w:val="single" w:sz="6" w:color="5B0A7D"/>
+              <w:right w:val="single" w:sz="6" w:color="5B0A7D"/>
+            </w:tcBorders>
+          </w:tcPr>
+          <w:p>
+            <w:pPr>
+              <w:spacing w:after="0"/>
+            </w:pPr>
+            <w:r/>
+            <w:r>
+              <w:rPr>
+                <w:b w:val="0"/>
+                <w:sz w:val="19"/>
+              </w:rPr>
+              <w:t>Архив успешных и ручных записей</w:t>
+            </w:r>
+          </w:p>
+        </w:tc>
+      </w:tr>
+      <w:tr>
+        <w:tc>
+          <w:tcPr>
+            <w:tcW w:type="dxa" w:w="1247"/>
+            <w:shd w:fill="F6F0FA"/>
+            <w:vAlign w:val="center"/>
+            <w:tcBorders>
+              <w:top w:val="single" w:sz="6" w:color="5B0A7D"/>
+              <w:left w:val="single" w:sz="6" w:color="5B0A7D"/>
+              <w:bottom w:val="single" w:sz="6" w:color="5B0A7D"/>
+              <w:right w:val="single" w:sz="6" w:color="5B0A7D"/>
+            </w:tcBorders>
+          </w:tcPr>
+          <w:p>
+            <w:pPr>
+              <w:spacing w:after="0"/>
+            </w:pPr>
+            <w:r/>
+            <w:r>
+              <w:rPr>
+                <w:b w:val="0"/>
+                <w:sz w:val="19"/>
+              </w:rPr>
+              <w:t>POST</w:t>
+            </w:r>
+          </w:p>
+        </w:tc>
+        <w:tc>
+          <w:tcPr>
+            <w:tcW w:type="dxa" w:w="3402"/>
+            <w:shd w:fill="F6F0FA"/>
+            <w:vAlign w:val="center"/>
+            <w:tcBorders>
+              <w:top w:val="single" w:sz="6" w:color="5B0A7D"/>
+              <w:left w:val="single" w:sz="6" w:color="5B0A7D"/>
+              <w:bottom w:val="single" w:sz="6" w:color="5B0A7D"/>
+              <w:right w:val="single" w:sz="6" w:color="5B0A7D"/>
+            </w:tcBorders>
+          </w:tcPr>
+          <w:p>
+            <w:pPr>
+              <w:spacing w:after="0"/>
+            </w:pPr>
+            <w:r/>
+            <w:r>
+              <w:rPr>
+                <w:b w:val="0"/>
+                <w:sz w:val="19"/>
+              </w:rPr>
+              <w:t>/api/archive/export/{format}</w:t>
+            </w:r>
+          </w:p>
+        </w:tc>
+        <w:tc>
+          <w:tcPr>
+            <w:tcW w:type="dxa" w:w="4422"/>
+            <w:shd w:fill="F6F0FA"/>
+            <w:vAlign w:val="center"/>
+            <w:tcBorders>
+              <w:top w:val="single" w:sz="6" w:color="5B0A7D"/>
+              <w:left w:val="single" w:sz="6" w:color="5B0A7D"/>
+              <w:bottom w:val="single" w:sz="6" w:color="5B0A7D"/>
+              <w:right w:val="single" w:sz="6" w:color="5B0A7D"/>
+            </w:tcBorders>
+          </w:tcPr>
+          <w:p>
+            <w:pPr>
+              <w:spacing w:after="0"/>
+            </w:pPr>
+            <w:r/>
+            <w:r>
+              <w:rPr>
+                <w:b w:val="0"/>
+                <w:sz w:val="19"/>
+              </w:rPr>
+              <w:t>CSV/XLSX выбранных записей</w:t>
+            </w:r>
+          </w:p>
+        </w:tc>
+      </w:tr>
+    </w:tbl>
+    <w:p/>
+    <w:p>
+      <w:r>
+        <w:t>Отдельный сервис инференса без интерфейса можно запустить командой:</w:t>
+      </w:r>
+    </w:p>
+    <w:p>
+      <w:pPr>
+        <w:pStyle w:val="IntenseQuote"/>
+      </w:pPr>
+      <w:r>
+        <w:rPr>
+          <w:rFonts w:ascii="Consolas" w:hAnsi="Consolas"/>
+          <w:sz w:val="18"/>
+        </w:rPr>
+        <w:t>python -m uvicorn dxa_ml.api:app --host 127.0.0.1 --port 8001 --workers 1</w:t>
+      </w:r>
+    </w:p>
+    <w:p>
+      <w:pPr>
+        <w:pStyle w:val="Heading1"/>
+      </w:pPr>
+      <w:r>
+        <w:t>11 Ограничения входных данных</w:t>
+      </w:r>
+    </w:p>
+    <w:p>
+      <w:pPr>
+        <w:pStyle w:val="ListBullet"/>
+      </w:pPr>
+      <w:r>
+        <w:t>основной ML-путь поддерживает однокадровые двумерные монохромные DICOM;</w:t>
+      </w:r>
+    </w:p>
+    <w:p>
+      <w:pPr>
+        <w:pStyle w:val="ListBullet"/>
+      </w:pPr>
+      <w:r>
+        <w:t>цветные и многокадровые изображения этим путем не поддерживаются;</w:t>
+      </w:r>
+    </w:p>
+    <w:p>
+      <w:pPr>
+        <w:pStyle w:val="ListBullet"/>
+      </w:pPr>
+      <w:r>
+        <w:t>единица анализа и строка отчета - отдельный файл или изображение;</w:t>
+      </w:r>
+    </w:p>
+    <w:p>
+      <w:pPr>
+        <w:pStyle w:val="ListBullet"/>
+      </w:pPr>
+      <w:r>
+        <w:t>unknown является классом маршрутизатора, но не третьей поддерживаемой областью контроля качества;</w:t>
+      </w:r>
+    </w:p>
+    <w:p>
+      <w:pPr>
+        <w:pStyle w:val="ListBullet"/>
+      </w:pPr>
+      <w:r>
+        <w:t>авторазметка и оси строятся частично эвристиками OpenCV и требуют проверки специалистом;</w:t>
+      </w:r>
+    </w:p>
+    <w:p>
+      <w:pPr>
+        <w:pStyle w:val="ListBullet"/>
+      </w:pPr>
+      <w:r>
+        <w:t>ручная разметка хранится отдельно, исходный DICOM не переписывается;</w:t>
+      </w:r>
+    </w:p>
+    <w:p>
+      <w:pPr>
+        <w:pStyle w:val="ListBullet"/>
+      </w:pPr>
+      <w:r>
+        <w:t>авторизация и роли в текущей локальной сборке не реализованы.</w:t>
+      </w:r>
+    </w:p>
+    <w:p>
+      <w:pPr>
+        <w:pStyle w:val="Heading1"/>
+      </w:pPr>
+      <w:r>
+        <w:t>12 Типовые ошибки</w:t>
+      </w:r>
+    </w:p>
+    <w:tbl>
+      <w:tblPr>
+        <w:tblW w:type="auto" w:w="0"/>
+        <w:jc w:val="center"/>
+        <w:tblLayout w:type="fixed"/>
+        <w:tblLook w:firstColumn="1" w:firstRow="1" w:lastColumn="0" w:lastRow="0" w:noHBand="0" w:noVBand="1" w:val="04A0"/>
+      </w:tblPr>
+      <w:tblGrid>
+        <w:gridCol w:w="3400"/>
+        <w:gridCol w:w="3400"/>
+        <w:gridCol w:w="3400"/>
+      </w:tblGrid>
+      <w:tr>
+        <w:tc>
+          <w:tcPr>
+            <w:tcW w:type="dxa" w:w="2381"/>
+            <w:shd w:fill="5B0A7D"/>
+            <w:vAlign w:val="center"/>
+            <w:tcBorders>
+              <w:top w:val="single" w:sz="6" w:color="5B0A7D"/>
+              <w:left w:val="single" w:sz="6" w:color="5B0A7D"/>
+              <w:bottom w:val="single" w:sz="6" w:color="5B0A7D"/>
+              <w:right w:val="single" w:sz="6" w:color="5B0A7D"/>
+            </w:tcBorders>
+          </w:tcPr>
+          <w:p>
+            <w:pPr>
+              <w:spacing w:after="0"/>
+            </w:pPr>
+            <w:r/>
+            <w:r>
+              <w:rPr>
+                <w:b/>
+                <w:color w:val="FFFFFF"/>
+                <w:sz w:val="19"/>
+              </w:rPr>
+              <w:t>Ситуация</w:t>
+            </w:r>
+          </w:p>
+        </w:tc>
+        <w:tc>
+          <w:tcPr>
+            <w:tcW w:type="dxa" w:w="2835"/>
+            <w:shd w:fill="5B0A7D"/>
+            <w:vAlign w:val="center"/>
+            <w:tcBorders>
+              <w:top w:val="single" w:sz="6" w:color="5B0A7D"/>
+              <w:left w:val="single" w:sz="6" w:color="5B0A7D"/>
+              <w:bottom w:val="single" w:sz="6" w:color="5B0A7D"/>
+              <w:right w:val="single" w:sz="6" w:color="5B0A7D"/>
+            </w:tcBorders>
+          </w:tcPr>
+          <w:p>
+            <w:pPr>
+              <w:spacing w:after="0"/>
+            </w:pPr>
+            <w:r/>
+            <w:r>
+              <w:rPr>
+                <w:b/>
+                <w:color w:val="FFFFFF"/>
+                <w:sz w:val="19"/>
+              </w:rPr>
+              <w:t>Поведение</w:t>
+            </w:r>
+          </w:p>
+        </w:tc>
+        <w:tc>
+          <w:tcPr>
+            <w:tcW w:type="dxa" w:w="3855"/>
+            <w:shd w:fill="5B0A7D"/>
+            <w:vAlign w:val="center"/>
+            <w:tcBorders>
+              <w:top w:val="single" w:sz="6" w:color="5B0A7D"/>
+              <w:left w:val="single" w:sz="6" w:color="5B0A7D"/>
+              <w:bottom w:val="single" w:sz="6" w:color="5B0A7D"/>
+              <w:right w:val="single" w:sz="6" w:color="5B0A7D"/>
+            </w:tcBorders>
+          </w:tcPr>
+          <w:p>
+            <w:pPr>
+              <w:spacing w:after="0"/>
+            </w:pPr>
+            <w:r/>
+            <w:r>
+              <w:rPr>
+                <w:b/>
+                <w:color w:val="FFFFFF"/>
+                <w:sz w:val="19"/>
+              </w:rPr>
+              <w:t>Действие</w:t>
+            </w:r>
+          </w:p>
+        </w:tc>
+      </w:tr>
+      <w:tr>
+        <w:tc>
+          <w:tcPr>
+            <w:tcW w:type="dxa" w:w="2381"/>
+            <w:vAlign w:val="center"/>
+            <w:tcBorders>
+              <w:top w:val="single" w:sz="6" w:color="5B0A7D"/>
+              <w:left w:val="single" w:sz="6" w:color="5B0A7D"/>
+              <w:bottom w:val="single" w:sz="6" w:color="5B0A7D"/>
+              <w:right w:val="single" w:sz="6" w:color="5B0A7D"/>
+            </w:tcBorders>
+          </w:tcPr>
+          <w:p>
+            <w:pPr>
+              <w:spacing w:after="0"/>
+            </w:pPr>
+            <w:r/>
+            <w:r>
+              <w:rPr>
+                <w:b w:val="0"/>
+                <w:sz w:val="19"/>
+              </w:rPr>
+              <w:t>Нет DICM или поврежденный ZIP</w:t>
+            </w:r>
+          </w:p>
+        </w:tc>
+        <w:tc>
+          <w:tcPr>
+            <w:tcW w:type="dxa" w:w="2835"/>
+            <w:vAlign w:val="center"/>
+            <w:tcBorders>
+              <w:top w:val="single" w:sz="6" w:color="5B0A7D"/>
+              <w:left w:val="single" w:sz="6" w:color="5B0A7D"/>
+              <w:bottom w:val="single" w:sz="6" w:color="5B0A7D"/>
+              <w:right w:val="single" w:sz="6" w:color="5B0A7D"/>
+            </w:tcBorders>
+          </w:tcPr>
+          <w:p>
+            <w:pPr>
+              <w:spacing w:after="0"/>
+            </w:pPr>
+            <w:r/>
+            <w:r>
+              <w:rPr>
+                <w:b w:val="0"/>
+                <w:sz w:val="19"/>
+              </w:rPr>
+              <w:t>HTTP 400, пакет отменяется</w:t>
             </w:r>
           </w:p>
         </w:tc>
@@ -2422,30 +3667,23 @@
             <w:tcW w:type="dxa" w:w="3855"/>
             <w:vAlign w:val="center"/>
             <w:tcBorders>
-              <w:top w:val="single" w:sz="6" w:space="0" w:color="D9D9D9"/>
-              <w:left w:val="single" w:sz="6" w:space="0" w:color="D9D9D9"/>
-              <w:bottom w:val="single" w:sz="6" w:space="0" w:color="D9D9D9"/>
-              <w:right w:val="single" w:sz="6" w:space="0" w:color="D9D9D9"/>
-              <w:insideH w:val="single" w:sz="6" w:space="0" w:color="D9D9D9"/>
-              <w:insideV w:val="single" w:sz="6" w:space="0" w:color="D9D9D9"/>
+              <w:top w:val="single" w:sz="6" w:color="5B0A7D"/>
+              <w:left w:val="single" w:sz="6" w:color="5B0A7D"/>
+              <w:bottom w:val="single" w:sz="6" w:color="5B0A7D"/>
+              <w:right w:val="single" w:sz="6" w:color="5B0A7D"/>
             </w:tcBorders>
-            <w:shd w:fill="F2F6FA"/>
           </w:tcPr>
           <w:p>
             <w:pPr>
               <w:spacing w:after="0"/>
             </w:pPr>
-            <w:r>
-              <w:rPr>
-                <w:sz w:val="18"/>
-              </w:rPr>
-            </w:r>
+            <w:r/>
             <w:r>
               <w:rPr>
                 <w:b w:val="0"/>
-                <w:sz w:val="18"/>
+                <w:sz w:val="19"/>
               </w:rPr>
-              <w:t>Проверить сеть и повторить docker compose up --build</w:t>
+              <w:t>Удалить неподходящий файл и повторить загрузку</w:t>
             </w:r>
           </w:p>
         </w:tc>
@@ -2453,63 +3691,131 @@
       <w:tr>
         <w:tc>
           <w:tcPr>
-            <w:tcW w:type="dxa" w:w="2268"/>
+            <w:tcW w:type="dxa" w:w="2381"/>
+            <w:shd w:fill="F6F0FA"/>
             <w:vAlign w:val="center"/>
             <w:tcBorders>
-              <w:top w:val="single" w:sz="6" w:space="0" w:color="D9D9D9"/>
-              <w:left w:val="single" w:sz="6" w:space="0" w:color="D9D9D9"/>
-              <w:bottom w:val="single" w:sz="6" w:space="0" w:color="D9D9D9"/>
-              <w:right w:val="single" w:sz="6" w:space="0" w:color="D9D9D9"/>
-              <w:insideH w:val="single" w:sz="6" w:space="0" w:color="D9D9D9"/>
-              <w:insideV w:val="single" w:sz="6" w:space="0" w:color="D9D9D9"/>
+              <w:top w:val="single" w:sz="6" w:color="5B0A7D"/>
+              <w:left w:val="single" w:sz="6" w:color="5B0A7D"/>
+              <w:bottom w:val="single" w:sz="6" w:color="5B0A7D"/>
+              <w:right w:val="single" w:sz="6" w:color="5B0A7D"/>
             </w:tcBorders>
           </w:tcPr>
           <w:p>
             <w:pPr>
               <w:spacing w:after="0"/>
             </w:pPr>
-            <w:r>
-              <w:rPr>
-                <w:sz w:val="18"/>
-              </w:rPr>
-            </w:r>
+            <w:r/>
             <w:r>
               <w:rPr>
                 <w:b w:val="0"/>
-                <w:sz w:val="18"/>
+                <w:sz w:val="19"/>
               </w:rPr>
-              <w:t>Файл не принят</w:t>
+              <w:t>Нет PixelData или неподдерживаемый DICOM</w:t>
             </w:r>
           </w:p>
         </w:tc>
         <w:tc>
           <w:tcPr>
-            <w:tcW w:type="dxa" w:w="2948"/>
+            <w:tcW w:type="dxa" w:w="2835"/>
+            <w:shd w:fill="F6F0FA"/>
             <w:vAlign w:val="center"/>
             <w:tcBorders>
-              <w:top w:val="single" w:sz="6" w:space="0" w:color="D9D9D9"/>
-              <w:left w:val="single" w:sz="6" w:space="0" w:color="D9D9D9"/>
-              <w:bottom w:val="single" w:sz="6" w:space="0" w:color="D9D9D9"/>
-              <w:right w:val="single" w:sz="6" w:space="0" w:color="D9D9D9"/>
-              <w:insideH w:val="single" w:sz="6" w:space="0" w:color="D9D9D9"/>
-              <w:insideV w:val="single" w:sz="6" w:space="0" w:color="D9D9D9"/>
+              <w:top w:val="single" w:sz="6" w:color="5B0A7D"/>
+              <w:left w:val="single" w:sz="6" w:color="5B0A7D"/>
+              <w:bottom w:val="single" w:sz="6" w:color="5B0A7D"/>
+              <w:right w:val="single" w:sz="6" w:color="5B0A7D"/>
             </w:tcBorders>
           </w:tcPr>
           <w:p>
             <w:pPr>
               <w:spacing w:after="0"/>
             </w:pPr>
-            <w:r>
-              <w:rPr>
-                <w:sz w:val="18"/>
-              </w:rPr>
-            </w:r>
+            <w:r/>
             <w:r>
               <w:rPr>
                 <w:b w:val="0"/>
-                <w:sz w:val="18"/>
+                <w:sz w:val="19"/>
               </w:rPr>
-              <w:t>Загружен не DICOM, не папка DICOM и не ZIP-архив</w:t>
+              <w:t>Failure конкретного изображения</w:t>
+            </w:r>
+          </w:p>
+        </w:tc>
+        <w:tc>
+          <w:tcPr>
+            <w:tcW w:type="dxa" w:w="3855"/>
+            <w:shd w:fill="F6F0FA"/>
+            <w:vAlign w:val="center"/>
+            <w:tcBorders>
+              <w:top w:val="single" w:sz="6" w:color="5B0A7D"/>
+              <w:left w:val="single" w:sz="6" w:color="5B0A7D"/>
+              <w:bottom w:val="single" w:sz="6" w:color="5B0A7D"/>
+              <w:right w:val="single" w:sz="6" w:color="5B0A7D"/>
+            </w:tcBorders>
+          </w:tcPr>
+          <w:p>
+            <w:pPr>
+              <w:spacing w:after="0"/>
+            </w:pPr>
+            <w:r/>
+            <w:r>
+              <w:rPr>
+                <w:b w:val="0"/>
+                <w:sz w:val="19"/>
+              </w:rPr>
+              <w:t>Проверить файл и декодеры</w:t>
+            </w:r>
+          </w:p>
+        </w:tc>
+      </w:tr>
+      <w:tr>
+        <w:tc>
+          <w:tcPr>
+            <w:tcW w:type="dxa" w:w="2381"/>
+            <w:vAlign w:val="center"/>
+            <w:tcBorders>
+              <w:top w:val="single" w:sz="6" w:color="5B0A7D"/>
+              <w:left w:val="single" w:sz="6" w:color="5B0A7D"/>
+              <w:bottom w:val="single" w:sz="6" w:color="5B0A7D"/>
+              <w:right w:val="single" w:sz="6" w:color="5B0A7D"/>
+            </w:tcBorders>
+          </w:tcPr>
+          <w:p>
+            <w:pPr>
+              <w:spacing w:after="0"/>
+            </w:pPr>
+            <w:r/>
+            <w:r>
+              <w:rPr>
+                <w:b w:val="0"/>
+                <w:sz w:val="19"/>
+              </w:rPr>
+              <w:t>Нет весов модели</w:t>
+            </w:r>
+          </w:p>
+        </w:tc>
+        <w:tc>
+          <w:tcPr>
+            <w:tcW w:type="dxa" w:w="2835"/>
+            <w:vAlign w:val="center"/>
+            <w:tcBorders>
+              <w:top w:val="single" w:sz="6" w:color="5B0A7D"/>
+              <w:left w:val="single" w:sz="6" w:color="5B0A7D"/>
+              <w:bottom w:val="single" w:sz="6" w:color="5B0A7D"/>
+              <w:right w:val="single" w:sz="6" w:color="5B0A7D"/>
+            </w:tcBorders>
+          </w:tcPr>
+          <w:p>
+            <w:pPr>
+              <w:spacing w:after="0"/>
+            </w:pPr>
+            <w:r/>
+            <w:r>
+              <w:rPr>
+                <w:b w:val="0"/>
+                <w:sz w:val="19"/>
+              </w:rPr>
+              <w:t>Первое задание может упасть</w:t>
             </w:r>
           </w:p>
         </w:tc>
@@ -2518,29 +3824,23 @@
             <w:tcW w:type="dxa" w:w="3855"/>
             <w:vAlign w:val="center"/>
             <w:tcBorders>
-              <w:top w:val="single" w:sz="6" w:space="0" w:color="D9D9D9"/>
-              <w:left w:val="single" w:sz="6" w:space="0" w:color="D9D9D9"/>
-              <w:bottom w:val="single" w:sz="6" w:space="0" w:color="D9D9D9"/>
-              <w:right w:val="single" w:sz="6" w:space="0" w:color="D9D9D9"/>
-              <w:insideH w:val="single" w:sz="6" w:space="0" w:color="D9D9D9"/>
-              <w:insideV w:val="single" w:sz="6" w:space="0" w:color="D9D9D9"/>
+              <w:top w:val="single" w:sz="6" w:color="5B0A7D"/>
+              <w:left w:val="single" w:sz="6" w:color="5B0A7D"/>
+              <w:bottom w:val="single" w:sz="6" w:color="5B0A7D"/>
+              <w:right w:val="single" w:sz="6" w:color="5B0A7D"/>
             </w:tcBorders>
           </w:tcPr>
           <w:p>
             <w:pPr>
               <w:spacing w:after="0"/>
             </w:pPr>
-            <w:r>
-              <w:rPr>
-                <w:sz w:val="18"/>
-              </w:rPr>
-            </w:r>
+            <w:r/>
             <w:r>
               <w:rPr>
                 <w:b w:val="0"/>
-                <w:sz w:val="18"/>
+                <w:sz w:val="19"/>
               </w:rPr>
-              <w:t>Загрузить корректный DICOM-файл или архив</w:t>
+              <w:t>Проверить models/ и SHA-256 из MODEL_WEIGHTS.md</w:t>
             </w:r>
           </w:p>
         </w:tc>
@@ -2548,65 +3848,131 @@
       <w:tr>
         <w:tc>
           <w:tcPr>
-            <w:tcW w:type="dxa" w:w="2268"/>
+            <w:tcW w:type="dxa" w:w="2381"/>
+            <w:shd w:fill="F6F0FA"/>
             <w:vAlign w:val="center"/>
             <w:tcBorders>
-              <w:top w:val="single" w:sz="6" w:space="0" w:color="D9D9D9"/>
-              <w:left w:val="single" w:sz="6" w:space="0" w:color="D9D9D9"/>
-              <w:bottom w:val="single" w:sz="6" w:space="0" w:color="D9D9D9"/>
-              <w:right w:val="single" w:sz="6" w:space="0" w:color="D9D9D9"/>
-              <w:insideH w:val="single" w:sz="6" w:space="0" w:color="D9D9D9"/>
-              <w:insideV w:val="single" w:sz="6" w:space="0" w:color="D9D9D9"/>
+              <w:top w:val="single" w:sz="6" w:color="5B0A7D"/>
+              <w:left w:val="single" w:sz="6" w:color="5B0A7D"/>
+              <w:bottom w:val="single" w:sz="6" w:color="5B0A7D"/>
+              <w:right w:val="single" w:sz="6" w:color="5B0A7D"/>
             </w:tcBorders>
-            <w:shd w:fill="F2F6FA"/>
           </w:tcPr>
           <w:p>
             <w:pPr>
               <w:spacing w:after="0"/>
             </w:pPr>
-            <w:r>
-              <w:rPr>
-                <w:sz w:val="18"/>
-              </w:rPr>
-            </w:r>
+            <w:r/>
             <w:r>
               <w:rPr>
                 <w:b w:val="0"/>
-                <w:sz w:val="18"/>
+                <w:sz w:val="19"/>
               </w:rPr>
-              <w:t>Обработка не завершается</w:t>
+              <w:t>Unknown или конфликт с тегом</w:t>
             </w:r>
           </w:p>
         </w:tc>
         <w:tc>
           <w:tcPr>
-            <w:tcW w:type="dxa" w:w="2948"/>
+            <w:tcW w:type="dxa" w:w="2835"/>
+            <w:shd w:fill="F6F0FA"/>
             <w:vAlign w:val="center"/>
             <w:tcBorders>
-              <w:top w:val="single" w:sz="6" w:space="0" w:color="D9D9D9"/>
-              <w:left w:val="single" w:sz="6" w:space="0" w:color="D9D9D9"/>
-              <w:bottom w:val="single" w:sz="6" w:space="0" w:color="D9D9D9"/>
-              <w:right w:val="single" w:sz="6" w:space="0" w:color="D9D9D9"/>
-              <w:insideH w:val="single" w:sz="6" w:space="0" w:color="D9D9D9"/>
-              <w:insideV w:val="single" w:sz="6" w:space="0" w:color="D9D9D9"/>
+              <w:top w:val="single" w:sz="6" w:color="5B0A7D"/>
+              <w:left w:val="single" w:sz="6" w:color="5B0A7D"/>
+              <w:bottom w:val="single" w:sz="6" w:color="5B0A7D"/>
+              <w:right w:val="single" w:sz="6" w:color="5B0A7D"/>
             </w:tcBorders>
-            <w:shd w:fill="F2F6FA"/>
           </w:tcPr>
           <w:p>
             <w:pPr>
               <w:spacing w:after="0"/>
             </w:pPr>
-            <w:r>
-              <w:rPr>
-                <w:sz w:val="18"/>
-              </w:rPr>
-            </w:r>
+            <w:r/>
             <w:r>
               <w:rPr>
                 <w:b w:val="0"/>
-                <w:sz w:val="18"/>
+                <w:sz w:val="19"/>
               </w:rPr>
-              <w:t>Недостаточно ресурсов или ошибка модели</w:t>
+              <w:t>ManualReview</w:t>
+            </w:r>
+          </w:p>
+        </w:tc>
+        <w:tc>
+          <w:tcPr>
+            <w:tcW w:type="dxa" w:w="3855"/>
+            <w:shd w:fill="F6F0FA"/>
+            <w:vAlign w:val="center"/>
+            <w:tcBorders>
+              <w:top w:val="single" w:sz="6" w:color="5B0A7D"/>
+              <w:left w:val="single" w:sz="6" w:color="5B0A7D"/>
+              <w:bottom w:val="single" w:sz="6" w:color="5B0A7D"/>
+              <w:right w:val="single" w:sz="6" w:color="5B0A7D"/>
+            </w:tcBorders>
+          </w:tcPr>
+          <w:p>
+            <w:pPr>
+              <w:spacing w:after="0"/>
+            </w:pPr>
+            <w:r/>
+            <w:r>
+              <w:rPr>
+                <w:b w:val="0"/>
+                <w:sz w:val="19"/>
+              </w:rPr>
+              <w:t>Подтвердить область вручную</w:t>
+            </w:r>
+          </w:p>
+        </w:tc>
+      </w:tr>
+      <w:tr>
+        <w:tc>
+          <w:tcPr>
+            <w:tcW w:type="dxa" w:w="2381"/>
+            <w:vAlign w:val="center"/>
+            <w:tcBorders>
+              <w:top w:val="single" w:sz="6" w:color="5B0A7D"/>
+              <w:left w:val="single" w:sz="6" w:color="5B0A7D"/>
+              <w:bottom w:val="single" w:sz="6" w:color="5B0A7D"/>
+              <w:right w:val="single" w:sz="6" w:color="5B0A7D"/>
+            </w:tcBorders>
+          </w:tcPr>
+          <w:p>
+            <w:pPr>
+              <w:spacing w:after="0"/>
+            </w:pPr>
+            <w:r/>
+            <w:r>
+              <w:rPr>
+                <w:b w:val="0"/>
+                <w:sz w:val="19"/>
+              </w:rPr>
+              <w:t>Задание done, часть строк Failure</w:t>
+            </w:r>
+          </w:p>
+        </w:tc>
+        <w:tc>
+          <w:tcPr>
+            <w:tcW w:type="dxa" w:w="2835"/>
+            <w:vAlign w:val="center"/>
+            <w:tcBorders>
+              <w:top w:val="single" w:sz="6" w:color="5B0A7D"/>
+              <w:left w:val="single" w:sz="6" w:color="5B0A7D"/>
+              <w:bottom w:val="single" w:sz="6" w:color="5B0A7D"/>
+              <w:right w:val="single" w:sz="6" w:color="5B0A7D"/>
+            </w:tcBorders>
+          </w:tcPr>
+          <w:p>
+            <w:pPr>
+              <w:spacing w:after="0"/>
+            </w:pPr>
+            <w:r/>
+            <w:r>
+              <w:rPr>
+                <w:b w:val="0"/>
+                <w:sz w:val="19"/>
+              </w:rPr>
+              <w:t>Цикл завершен, но отдельные файлы не обработаны</w:t>
             </w:r>
           </w:p>
         </w:tc>
@@ -2615,30 +3981,23 @@
             <w:tcW w:type="dxa" w:w="3855"/>
             <w:vAlign w:val="center"/>
             <w:tcBorders>
-              <w:top w:val="single" w:sz="6" w:space="0" w:color="D9D9D9"/>
-              <w:left w:val="single" w:sz="6" w:space="0" w:color="D9D9D9"/>
-              <w:bottom w:val="single" w:sz="6" w:space="0" w:color="D9D9D9"/>
-              <w:right w:val="single" w:sz="6" w:space="0" w:color="D9D9D9"/>
-              <w:insideH w:val="single" w:sz="6" w:space="0" w:color="D9D9D9"/>
-              <w:insideV w:val="single" w:sz="6" w:space="0" w:color="D9D9D9"/>
+              <w:top w:val="single" w:sz="6" w:color="5B0A7D"/>
+              <w:left w:val="single" w:sz="6" w:color="5B0A7D"/>
+              <w:bottom w:val="single" w:sz="6" w:color="5B0A7D"/>
+              <w:right w:val="single" w:sz="6" w:color="5B0A7D"/>
             </w:tcBorders>
-            <w:shd w:fill="F2F6FA"/>
           </w:tcPr>
           <w:p>
             <w:pPr>
               <w:spacing w:after="0"/>
             </w:pPr>
-            <w:r>
-              <w:rPr>
-                <w:sz w:val="18"/>
-              </w:rPr>
-            </w:r>
+            <w:r/>
             <w:r>
               <w:rPr>
                 <w:b w:val="0"/>
-                <w:sz w:val="18"/>
+                <w:sz w:val="19"/>
               </w:rPr>
-              <w:t>Проверить логи контейнера командой docker logs dxa-quality-integrated</w:t>
+              <w:t>Проверить статус каждой строки</w:t>
             </w:r>
           </w:p>
         </w:tc>
@@ -2646,63 +4005,131 @@
       <w:tr>
         <w:tc>
           <w:tcPr>
-            <w:tcW w:type="dxa" w:w="2268"/>
+            <w:tcW w:type="dxa" w:w="2381"/>
+            <w:shd w:fill="F6F0FA"/>
             <w:vAlign w:val="center"/>
             <w:tcBorders>
-              <w:top w:val="single" w:sz="6" w:space="0" w:color="D9D9D9"/>
-              <w:left w:val="single" w:sz="6" w:space="0" w:color="D9D9D9"/>
-              <w:bottom w:val="single" w:sz="6" w:space="0" w:color="D9D9D9"/>
-              <w:right w:val="single" w:sz="6" w:space="0" w:color="D9D9D9"/>
-              <w:insideH w:val="single" w:sz="6" w:space="0" w:color="D9D9D9"/>
-              <w:insideV w:val="single" w:sz="6" w:space="0" w:color="D9D9D9"/>
+              <w:top w:val="single" w:sz="6" w:color="5B0A7D"/>
+              <w:left w:val="single" w:sz="6" w:color="5B0A7D"/>
+              <w:bottom w:val="single" w:sz="6" w:color="5B0A7D"/>
+              <w:right w:val="single" w:sz="6" w:color="5B0A7D"/>
             </w:tcBorders>
           </w:tcPr>
           <w:p>
             <w:pPr>
               <w:spacing w:after="0"/>
             </w:pPr>
-            <w:r>
-              <w:rPr>
-                <w:sz w:val="18"/>
-              </w:rPr>
-            </w:r>
+            <w:r/>
             <w:r>
               <w:rPr>
                 <w:b w:val="0"/>
-                <w:sz w:val="18"/>
+                <w:sz w:val="19"/>
               </w:rPr>
-              <w:t>Не сохраняется архив</w:t>
+              <w:t>Перезапуск во время задания</w:t>
             </w:r>
           </w:p>
         </w:tc>
         <w:tc>
           <w:tcPr>
-            <w:tcW w:type="dxa" w:w="2948"/>
+            <w:tcW w:type="dxa" w:w="2835"/>
+            <w:shd w:fill="F6F0FA"/>
             <w:vAlign w:val="center"/>
             <w:tcBorders>
-              <w:top w:val="single" w:sz="6" w:space="0" w:color="D9D9D9"/>
-              <w:left w:val="single" w:sz="6" w:space="0" w:color="D9D9D9"/>
-              <w:bottom w:val="single" w:sz="6" w:space="0" w:color="D9D9D9"/>
-              <w:right w:val="single" w:sz="6" w:space="0" w:color="D9D9D9"/>
-              <w:insideH w:val="single" w:sz="6" w:space="0" w:color="D9D9D9"/>
-              <w:insideV w:val="single" w:sz="6" w:space="0" w:color="D9D9D9"/>
+              <w:top w:val="single" w:sz="6" w:color="5B0A7D"/>
+              <w:left w:val="single" w:sz="6" w:color="5B0A7D"/>
+              <w:bottom w:val="single" w:sz="6" w:color="5B0A7D"/>
+              <w:right w:val="single" w:sz="6" w:color="5B0A7D"/>
             </w:tcBorders>
           </w:tcPr>
           <w:p>
             <w:pPr>
               <w:spacing w:after="0"/>
             </w:pPr>
-            <w:r>
-              <w:rPr>
-                <w:sz w:val="18"/>
-              </w:rPr>
-            </w:r>
+            <w:r/>
             <w:r>
               <w:rPr>
                 <w:b w:val="0"/>
-                <w:sz w:val="18"/>
+                <w:sz w:val="19"/>
               </w:rPr>
-              <w:t>Проблема с Docker volume</w:t>
+              <w:t>Автовосстановления BackgroundTasks нет</w:t>
+            </w:r>
+          </w:p>
+        </w:tc>
+        <w:tc>
+          <w:tcPr>
+            <w:tcW w:type="dxa" w:w="3855"/>
+            <w:shd w:fill="F6F0FA"/>
+            <w:vAlign w:val="center"/>
+            <w:tcBorders>
+              <w:top w:val="single" w:sz="6" w:color="5B0A7D"/>
+              <w:left w:val="single" w:sz="6" w:color="5B0A7D"/>
+              <w:bottom w:val="single" w:sz="6" w:color="5B0A7D"/>
+              <w:right w:val="single" w:sz="6" w:color="5B0A7D"/>
+            </w:tcBorders>
+          </w:tcPr>
+          <w:p>
+            <w:pPr>
+              <w:spacing w:after="0"/>
+            </w:pPr>
+            <w:r/>
+            <w:r>
+              <w:rPr>
+                <w:b w:val="0"/>
+                <w:sz w:val="19"/>
+              </w:rPr>
+              <w:t>Запустить обработку заново</w:t>
+            </w:r>
+          </w:p>
+        </w:tc>
+      </w:tr>
+      <w:tr>
+        <w:tc>
+          <w:tcPr>
+            <w:tcW w:type="dxa" w:w="2381"/>
+            <w:vAlign w:val="center"/>
+            <w:tcBorders>
+              <w:top w:val="single" w:sz="6" w:color="5B0A7D"/>
+              <w:left w:val="single" w:sz="6" w:color="5B0A7D"/>
+              <w:bottom w:val="single" w:sz="6" w:color="5B0A7D"/>
+              <w:right w:val="single" w:sz="6" w:color="5B0A7D"/>
+            </w:tcBorders>
+          </w:tcPr>
+          <w:p>
+            <w:pPr>
+              <w:spacing w:after="0"/>
+            </w:pPr>
+            <w:r/>
+            <w:r>
+              <w:rPr>
+                <w:b w:val="0"/>
+                <w:sz w:val="19"/>
+              </w:rPr>
+              <w:t>Удален Docker volume</w:t>
+            </w:r>
+          </w:p>
+        </w:tc>
+        <w:tc>
+          <w:tcPr>
+            <w:tcW w:type="dxa" w:w="2835"/>
+            <w:vAlign w:val="center"/>
+            <w:tcBorders>
+              <w:top w:val="single" w:sz="6" w:color="5B0A7D"/>
+              <w:left w:val="single" w:sz="6" w:color="5B0A7D"/>
+              <w:bottom w:val="single" w:sz="6" w:color="5B0A7D"/>
+              <w:right w:val="single" w:sz="6" w:color="5B0A7D"/>
+            </w:tcBorders>
+          </w:tcPr>
+          <w:p>
+            <w:pPr>
+              <w:spacing w:after="0"/>
+            </w:pPr>
+            <w:r/>
+            <w:r>
+              <w:rPr>
+                <w:b w:val="0"/>
+                <w:sz w:val="19"/>
+              </w:rPr>
+              <w:t>Архив может быть утрачен</w:t>
             </w:r>
           </w:p>
         </w:tc>
@@ -2711,29 +4138,23 @@
             <w:tcW w:type="dxa" w:w="3855"/>
             <w:vAlign w:val="center"/>
             <w:tcBorders>
-              <w:top w:val="single" w:sz="6" w:space="0" w:color="D9D9D9"/>
-              <w:left w:val="single" w:sz="6" w:space="0" w:color="D9D9D9"/>
-              <w:bottom w:val="single" w:sz="6" w:space="0" w:color="D9D9D9"/>
-              <w:right w:val="single" w:sz="6" w:space="0" w:color="D9D9D9"/>
-              <w:insideH w:val="single" w:sz="6" w:space="0" w:color="D9D9D9"/>
-              <w:insideV w:val="single" w:sz="6" w:space="0" w:color="D9D9D9"/>
+              <w:top w:val="single" w:sz="6" w:color="5B0A7D"/>
+              <w:left w:val="single" w:sz="6" w:color="5B0A7D"/>
+              <w:bottom w:val="single" w:sz="6" w:color="5B0A7D"/>
+              <w:right w:val="single" w:sz="6" w:color="5B0A7D"/>
             </w:tcBorders>
           </w:tcPr>
           <w:p>
             <w:pPr>
               <w:spacing w:after="0"/>
             </w:pPr>
-            <w:r>
-              <w:rPr>
-                <w:sz w:val="18"/>
-              </w:rPr>
-            </w:r>
+            <w:r/>
             <w:r>
               <w:rPr>
                 <w:b w:val="0"/>
-                <w:sz w:val="18"/>
+                <w:sz w:val="19"/>
               </w:rPr>
-              <w:t>Проверить наличие volume dxa-quality-storage и права контейнера</w:t>
+              <w:t>Восстановить storage из резервной копии</w:t>
             </w:r>
           </w:p>
         </w:tc>
@@ -2750,47 +4171,38 @@
     </w:p>
     <w:tbl>
       <w:tblPr>
-        <w:tblStyle w:val="TableGrid"/>
         <w:tblW w:type="auto" w:w="0"/>
         <w:jc w:val="center"/>
         <w:tblLayout w:type="fixed"/>
         <w:tblLook w:firstColumn="1" w:firstRow="1" w:lastColumn="0" w:lastRow="0" w:noHBand="0" w:noVBand="1" w:val="04A0"/>
       </w:tblPr>
       <w:tblGrid>
-        <w:gridCol w:w="4986"/>
-        <w:gridCol w:w="4986"/>
+        <w:gridCol w:w="5100"/>
+        <w:gridCol w:w="5100"/>
       </w:tblGrid>
       <w:tr>
         <w:tc>
           <w:tcPr>
             <w:tcW w:type="dxa" w:w="2835"/>
+            <w:shd w:fill="5B0A7D"/>
             <w:vAlign w:val="center"/>
             <w:tcBorders>
-              <w:top w:val="single" w:sz="6" w:space="0" w:color="D9D9D9"/>
-              <w:left w:val="single" w:sz="6" w:space="0" w:color="D9D9D9"/>
-              <w:bottom w:val="single" w:sz="6" w:space="0" w:color="D9D9D9"/>
-              <w:right w:val="single" w:sz="6" w:space="0" w:color="D9D9D9"/>
-              <w:insideH w:val="single" w:sz="6" w:space="0" w:color="D9D9D9"/>
-              <w:insideV w:val="single" w:sz="6" w:space="0" w:color="D9D9D9"/>
+              <w:top w:val="single" w:sz="6" w:color="5B0A7D"/>
+              <w:left w:val="single" w:sz="6" w:color="5B0A7D"/>
+              <w:bottom w:val="single" w:sz="6" w:color="5B0A7D"/>
+              <w:right w:val="single" w:sz="6" w:color="5B0A7D"/>
             </w:tcBorders>
-            <w:shd w:fill="1F4E79"/>
           </w:tcPr>
           <w:p>
             <w:pPr>
               <w:spacing w:after="0"/>
             </w:pPr>
+            <w:r/>
             <w:r>
               <w:rPr>
                 <w:b/>
                 <w:color w:val="FFFFFF"/>
-                <w:sz w:val="18"/>
-              </w:rPr>
-            </w:r>
-            <w:r>
-              <w:rPr>
-                <w:b/>
-                <w:color w:val="FFFFFF"/>
-                <w:sz w:val="18"/>
+                <w:sz w:val="19"/>
               </w:rPr>
               <w:t>Назначение</w:t>
             </w:r>
@@ -2799,33 +4211,25 @@
         <w:tc>
           <w:tcPr>
             <w:tcW w:type="dxa" w:w="6236"/>
+            <w:shd w:fill="5B0A7D"/>
             <w:vAlign w:val="center"/>
             <w:tcBorders>
-              <w:top w:val="single" w:sz="6" w:space="0" w:color="D9D9D9"/>
-              <w:left w:val="single" w:sz="6" w:space="0" w:color="D9D9D9"/>
-              <w:bottom w:val="single" w:sz="6" w:space="0" w:color="D9D9D9"/>
-              <w:right w:val="single" w:sz="6" w:space="0" w:color="D9D9D9"/>
-              <w:insideH w:val="single" w:sz="6" w:space="0" w:color="D9D9D9"/>
-              <w:insideV w:val="single" w:sz="6" w:space="0" w:color="D9D9D9"/>
+              <w:top w:val="single" w:sz="6" w:color="5B0A7D"/>
+              <w:left w:val="single" w:sz="6" w:color="5B0A7D"/>
+              <w:bottom w:val="single" w:sz="6" w:color="5B0A7D"/>
+              <w:right w:val="single" w:sz="6" w:color="5B0A7D"/>
             </w:tcBorders>
-            <w:shd w:fill="1F4E79"/>
           </w:tcPr>
           <w:p>
             <w:pPr>
               <w:spacing w:after="0"/>
             </w:pPr>
+            <w:r/>
             <w:r>
               <w:rPr>
                 <w:b/>
                 <w:color w:val="FFFFFF"/>
-                <w:sz w:val="18"/>
-              </w:rPr>
-            </w:r>
-            <w:r>
-              <w:rPr>
-                <w:b/>
-                <w:color w:val="FFFFFF"/>
-                <w:sz w:val="18"/>
+                <w:sz w:val="19"/>
               </w:rPr>
               <w:t>Команда</w:t>
             </w:r>
@@ -2838,29 +4242,23 @@
             <w:tcW w:type="dxa" w:w="2835"/>
             <w:vAlign w:val="center"/>
             <w:tcBorders>
-              <w:top w:val="single" w:sz="6" w:space="0" w:color="D9D9D9"/>
-              <w:left w:val="single" w:sz="6" w:space="0" w:color="D9D9D9"/>
-              <w:bottom w:val="single" w:sz="6" w:space="0" w:color="D9D9D9"/>
-              <w:right w:val="single" w:sz="6" w:space="0" w:color="D9D9D9"/>
-              <w:insideH w:val="single" w:sz="6" w:space="0" w:color="D9D9D9"/>
-              <w:insideV w:val="single" w:sz="6" w:space="0" w:color="D9D9D9"/>
+              <w:top w:val="single" w:sz="6" w:color="5B0A7D"/>
+              <w:left w:val="single" w:sz="6" w:color="5B0A7D"/>
+              <w:bottom w:val="single" w:sz="6" w:color="5B0A7D"/>
+              <w:right w:val="single" w:sz="6" w:color="5B0A7D"/>
             </w:tcBorders>
           </w:tcPr>
           <w:p>
             <w:pPr>
               <w:spacing w:after="0"/>
             </w:pPr>
-            <w:r>
-              <w:rPr>
-                <w:sz w:val="18"/>
-              </w:rPr>
-            </w:r>
+            <w:r/>
             <w:r>
               <w:rPr>
                 <w:b w:val="0"/>
-                <w:sz w:val="18"/>
+                <w:sz w:val="19"/>
               </w:rPr>
-              <w:t>Запуск с пересборкой</w:t>
+              <w:t>Сборка и запуск</w:t>
             </w:r>
           </w:p>
         </w:tc>
@@ -2869,29 +4267,23 @@
             <w:tcW w:type="dxa" w:w="6236"/>
             <w:vAlign w:val="center"/>
             <w:tcBorders>
-              <w:top w:val="single" w:sz="6" w:space="0" w:color="D9D9D9"/>
-              <w:left w:val="single" w:sz="6" w:space="0" w:color="D9D9D9"/>
-              <w:bottom w:val="single" w:sz="6" w:space="0" w:color="D9D9D9"/>
-              <w:right w:val="single" w:sz="6" w:space="0" w:color="D9D9D9"/>
-              <w:insideH w:val="single" w:sz="6" w:space="0" w:color="D9D9D9"/>
-              <w:insideV w:val="single" w:sz="6" w:space="0" w:color="D9D9D9"/>
+              <w:top w:val="single" w:sz="6" w:color="5B0A7D"/>
+              <w:left w:val="single" w:sz="6" w:color="5B0A7D"/>
+              <w:bottom w:val="single" w:sz="6" w:color="5B0A7D"/>
+              <w:right w:val="single" w:sz="6" w:color="5B0A7D"/>
             </w:tcBorders>
           </w:tcPr>
           <w:p>
             <w:pPr>
               <w:spacing w:after="0"/>
             </w:pPr>
-            <w:r>
-              <w:rPr>
-                <w:sz w:val="18"/>
-              </w:rPr>
-            </w:r>
+            <w:r/>
             <w:r>
               <w:rPr>
                 <w:b w:val="0"/>
-                <w:sz w:val="18"/>
+                <w:sz w:val="19"/>
               </w:rPr>
-              <w:t>docker compose up --build -d</w:t>
+              <w:t>docker compose up -d --build</w:t>
             </w:r>
           </w:p>
         </w:tc>
@@ -2900,30 +4292,24 @@
         <w:tc>
           <w:tcPr>
             <w:tcW w:type="dxa" w:w="2835"/>
+            <w:shd w:fill="F6F0FA"/>
             <w:vAlign w:val="center"/>
             <w:tcBorders>
-              <w:top w:val="single" w:sz="6" w:space="0" w:color="D9D9D9"/>
-              <w:left w:val="single" w:sz="6" w:space="0" w:color="D9D9D9"/>
-              <w:bottom w:val="single" w:sz="6" w:space="0" w:color="D9D9D9"/>
-              <w:right w:val="single" w:sz="6" w:space="0" w:color="D9D9D9"/>
-              <w:insideH w:val="single" w:sz="6" w:space="0" w:color="D9D9D9"/>
-              <w:insideV w:val="single" w:sz="6" w:space="0" w:color="D9D9D9"/>
+              <w:top w:val="single" w:sz="6" w:color="5B0A7D"/>
+              <w:left w:val="single" w:sz="6" w:color="5B0A7D"/>
+              <w:bottom w:val="single" w:sz="6" w:color="5B0A7D"/>
+              <w:right w:val="single" w:sz="6" w:color="5B0A7D"/>
             </w:tcBorders>
-            <w:shd w:fill="F2F6FA"/>
           </w:tcPr>
           <w:p>
             <w:pPr>
               <w:spacing w:after="0"/>
             </w:pPr>
-            <w:r>
-              <w:rPr>
-                <w:sz w:val="18"/>
-              </w:rPr>
-            </w:r>
+            <w:r/>
             <w:r>
               <w:rPr>
                 <w:b w:val="0"/>
-                <w:sz w:val="18"/>
+                <w:sz w:val="19"/>
               </w:rPr>
               <w:t>Запуск без пересборки</w:t>
             </w:r>
@@ -2932,30 +4318,24 @@
         <w:tc>
           <w:tcPr>
             <w:tcW w:type="dxa" w:w="6236"/>
+            <w:shd w:fill="F6F0FA"/>
             <w:vAlign w:val="center"/>
             <w:tcBorders>
-              <w:top w:val="single" w:sz="6" w:space="0" w:color="D9D9D9"/>
-              <w:left w:val="single" w:sz="6" w:space="0" w:color="D9D9D9"/>
-              <w:bottom w:val="single" w:sz="6" w:space="0" w:color="D9D9D9"/>
-              <w:right w:val="single" w:sz="6" w:space="0" w:color="D9D9D9"/>
-              <w:insideH w:val="single" w:sz="6" w:space="0" w:color="D9D9D9"/>
-              <w:insideV w:val="single" w:sz="6" w:space="0" w:color="D9D9D9"/>
+              <w:top w:val="single" w:sz="6" w:color="5B0A7D"/>
+              <w:left w:val="single" w:sz="6" w:color="5B0A7D"/>
+              <w:bottom w:val="single" w:sz="6" w:color="5B0A7D"/>
+              <w:right w:val="single" w:sz="6" w:color="5B0A7D"/>
             </w:tcBorders>
-            <w:shd w:fill="F2F6FA"/>
           </w:tcPr>
           <w:p>
             <w:pPr>
               <w:spacing w:after="0"/>
             </w:pPr>
-            <w:r>
-              <w:rPr>
-                <w:sz w:val="18"/>
-              </w:rPr>
-            </w:r>
+            <w:r/>
             <w:r>
               <w:rPr>
                 <w:b w:val="0"/>
-                <w:sz w:val="18"/>
+                <w:sz w:val="19"/>
               </w:rPr>
               <w:t>docker compose up -d</w:t>
             </w:r>
@@ -2968,29 +4348,23 @@
             <w:tcW w:type="dxa" w:w="2835"/>
             <w:vAlign w:val="center"/>
             <w:tcBorders>
-              <w:top w:val="single" w:sz="6" w:space="0" w:color="D9D9D9"/>
-              <w:left w:val="single" w:sz="6" w:space="0" w:color="D9D9D9"/>
-              <w:bottom w:val="single" w:sz="6" w:space="0" w:color="D9D9D9"/>
-              <w:right w:val="single" w:sz="6" w:space="0" w:color="D9D9D9"/>
-              <w:insideH w:val="single" w:sz="6" w:space="0" w:color="D9D9D9"/>
-              <w:insideV w:val="single" w:sz="6" w:space="0" w:color="D9D9D9"/>
+              <w:top w:val="single" w:sz="6" w:color="5B0A7D"/>
+              <w:left w:val="single" w:sz="6" w:color="5B0A7D"/>
+              <w:bottom w:val="single" w:sz="6" w:color="5B0A7D"/>
+              <w:right w:val="single" w:sz="6" w:color="5B0A7D"/>
             </w:tcBorders>
           </w:tcPr>
           <w:p>
             <w:pPr>
               <w:spacing w:after="0"/>
             </w:pPr>
-            <w:r>
-              <w:rPr>
-                <w:sz w:val="18"/>
-              </w:rPr>
-            </w:r>
+            <w:r/>
             <w:r>
               <w:rPr>
                 <w:b w:val="0"/>
-                <w:sz w:val="18"/>
+                <w:sz w:val="19"/>
               </w:rPr>
-              <w:t>Остановка</w:t>
+              <w:t>Статус контейнера</w:t>
             </w:r>
           </w:p>
         </w:tc>
@@ -2999,27 +4373,127 @@
             <w:tcW w:type="dxa" w:w="6236"/>
             <w:vAlign w:val="center"/>
             <w:tcBorders>
-              <w:top w:val="single" w:sz="6" w:space="0" w:color="D9D9D9"/>
-              <w:left w:val="single" w:sz="6" w:space="0" w:color="D9D9D9"/>
-              <w:bottom w:val="single" w:sz="6" w:space="0" w:color="D9D9D9"/>
-              <w:right w:val="single" w:sz="6" w:space="0" w:color="D9D9D9"/>
-              <w:insideH w:val="single" w:sz="6" w:space="0" w:color="D9D9D9"/>
-              <w:insideV w:val="single" w:sz="6" w:space="0" w:color="D9D9D9"/>
+              <w:top w:val="single" w:sz="6" w:color="5B0A7D"/>
+              <w:left w:val="single" w:sz="6" w:color="5B0A7D"/>
+              <w:bottom w:val="single" w:sz="6" w:color="5B0A7D"/>
+              <w:right w:val="single" w:sz="6" w:color="5B0A7D"/>
             </w:tcBorders>
           </w:tcPr>
           <w:p>
             <w:pPr>
               <w:spacing w:after="0"/>
             </w:pPr>
-            <w:r>
-              <w:rPr>
-                <w:sz w:val="18"/>
-              </w:rPr>
-            </w:r>
+            <w:r/>
             <w:r>
               <w:rPr>
                 <w:b w:val="0"/>
-                <w:sz w:val="18"/>
+                <w:sz w:val="19"/>
+              </w:rPr>
+              <w:t>docker compose ps</w:t>
+            </w:r>
+          </w:p>
+        </w:tc>
+      </w:tr>
+      <w:tr>
+        <w:tc>
+          <w:tcPr>
+            <w:tcW w:type="dxa" w:w="2835"/>
+            <w:shd w:fill="F6F0FA"/>
+            <w:vAlign w:val="center"/>
+            <w:tcBorders>
+              <w:top w:val="single" w:sz="6" w:color="5B0A7D"/>
+              <w:left w:val="single" w:sz="6" w:color="5B0A7D"/>
+              <w:bottom w:val="single" w:sz="6" w:color="5B0A7D"/>
+              <w:right w:val="single" w:sz="6" w:color="5B0A7D"/>
+            </w:tcBorders>
+          </w:tcPr>
+          <w:p>
+            <w:pPr>
+              <w:spacing w:after="0"/>
+            </w:pPr>
+            <w:r/>
+            <w:r>
+              <w:rPr>
+                <w:b w:val="0"/>
+                <w:sz w:val="19"/>
+              </w:rPr>
+              <w:t>Логи</w:t>
+            </w:r>
+          </w:p>
+        </w:tc>
+        <w:tc>
+          <w:tcPr>
+            <w:tcW w:type="dxa" w:w="6236"/>
+            <w:shd w:fill="F6F0FA"/>
+            <w:vAlign w:val="center"/>
+            <w:tcBorders>
+              <w:top w:val="single" w:sz="6" w:color="5B0A7D"/>
+              <w:left w:val="single" w:sz="6" w:color="5B0A7D"/>
+              <w:bottom w:val="single" w:sz="6" w:color="5B0A7D"/>
+              <w:right w:val="single" w:sz="6" w:color="5B0A7D"/>
+            </w:tcBorders>
+          </w:tcPr>
+          <w:p>
+            <w:pPr>
+              <w:spacing w:after="0"/>
+            </w:pPr>
+            <w:r/>
+            <w:r>
+              <w:rPr>
+                <w:b w:val="0"/>
+                <w:sz w:val="19"/>
+              </w:rPr>
+              <w:t>docker compose logs --tail=100 dxa-quality</w:t>
+            </w:r>
+          </w:p>
+        </w:tc>
+      </w:tr>
+      <w:tr>
+        <w:tc>
+          <w:tcPr>
+            <w:tcW w:type="dxa" w:w="2835"/>
+            <w:vAlign w:val="center"/>
+            <w:tcBorders>
+              <w:top w:val="single" w:sz="6" w:color="5B0A7D"/>
+              <w:left w:val="single" w:sz="6" w:color="5B0A7D"/>
+              <w:bottom w:val="single" w:sz="6" w:color="5B0A7D"/>
+              <w:right w:val="single" w:sz="6" w:color="5B0A7D"/>
+            </w:tcBorders>
+          </w:tcPr>
+          <w:p>
+            <w:pPr>
+              <w:spacing w:after="0"/>
+            </w:pPr>
+            <w:r/>
+            <w:r>
+              <w:rPr>
+                <w:b w:val="0"/>
+                <w:sz w:val="19"/>
+              </w:rPr>
+              <w:t>Остановка с сохранением данных</w:t>
+            </w:r>
+          </w:p>
+        </w:tc>
+        <w:tc>
+          <w:tcPr>
+            <w:tcW w:type="dxa" w:w="6236"/>
+            <w:vAlign w:val="center"/>
+            <w:tcBorders>
+              <w:top w:val="single" w:sz="6" w:color="5B0A7D"/>
+              <w:left w:val="single" w:sz="6" w:color="5B0A7D"/>
+              <w:bottom w:val="single" w:sz="6" w:color="5B0A7D"/>
+              <w:right w:val="single" w:sz="6" w:color="5B0A7D"/>
+            </w:tcBorders>
+          </w:tcPr>
+          <w:p>
+            <w:pPr>
+              <w:spacing w:after="0"/>
+            </w:pPr>
+            <w:r/>
+            <w:r>
+              <w:rPr>
+                <w:b w:val="0"/>
+                <w:sz w:val="19"/>
               </w:rPr>
               <w:t>docker compose down</w:t>
             </w:r>
@@ -3030,194 +4504,52 @@
         <w:tc>
           <w:tcPr>
             <w:tcW w:type="dxa" w:w="2835"/>
+            <w:shd w:fill="F6F0FA"/>
             <w:vAlign w:val="center"/>
             <w:tcBorders>
-              <w:top w:val="single" w:sz="6" w:space="0" w:color="D9D9D9"/>
-              <w:left w:val="single" w:sz="6" w:space="0" w:color="D9D9D9"/>
-              <w:bottom w:val="single" w:sz="6" w:space="0" w:color="D9D9D9"/>
-              <w:right w:val="single" w:sz="6" w:space="0" w:color="D9D9D9"/>
-              <w:insideH w:val="single" w:sz="6" w:space="0" w:color="D9D9D9"/>
-              <w:insideV w:val="single" w:sz="6" w:space="0" w:color="D9D9D9"/>
+              <w:top w:val="single" w:sz="6" w:color="5B0A7D"/>
+              <w:left w:val="single" w:sz="6" w:color="5B0A7D"/>
+              <w:bottom w:val="single" w:sz="6" w:color="5B0A7D"/>
+              <w:right w:val="single" w:sz="6" w:color="5B0A7D"/>
             </w:tcBorders>
-            <w:shd w:fill="F2F6FA"/>
           </w:tcPr>
           <w:p>
             <w:pPr>
               <w:spacing w:after="0"/>
             </w:pPr>
-            <w:r>
-              <w:rPr>
-                <w:sz w:val="18"/>
-              </w:rPr>
-            </w:r>
+            <w:r/>
             <w:r>
               <w:rPr>
                 <w:b w:val="0"/>
-                <w:sz w:val="18"/>
+                <w:sz w:val="19"/>
               </w:rPr>
-              <w:t>Просмотр статуса</w:t>
+              <w:t>Проверка volume</w:t>
             </w:r>
           </w:p>
         </w:tc>
         <w:tc>
           <w:tcPr>
             <w:tcW w:type="dxa" w:w="6236"/>
+            <w:shd w:fill="F6F0FA"/>
             <w:vAlign w:val="center"/>
             <w:tcBorders>
-              <w:top w:val="single" w:sz="6" w:space="0" w:color="D9D9D9"/>
-              <w:left w:val="single" w:sz="6" w:space="0" w:color="D9D9D9"/>
-              <w:bottom w:val="single" w:sz="6" w:space="0" w:color="D9D9D9"/>
-              <w:right w:val="single" w:sz="6" w:space="0" w:color="D9D9D9"/>
-              <w:insideH w:val="single" w:sz="6" w:space="0" w:color="D9D9D9"/>
-              <w:insideV w:val="single" w:sz="6" w:space="0" w:color="D9D9D9"/>
-            </w:tcBorders>
-            <w:shd w:fill="F2F6FA"/>
-          </w:tcPr>
-          <w:p>
-            <w:pPr>
-              <w:spacing w:after="0"/>
-            </w:pPr>
-            <w:r>
-              <w:rPr>
-                <w:sz w:val="18"/>
-              </w:rPr>
-            </w:r>
-            <w:r>
-              <w:rPr>
-                <w:b w:val="0"/>
-                <w:sz w:val="18"/>
-              </w:rPr>
-              <w:t>docker compose ps</w:t>
-            </w:r>
-          </w:p>
-        </w:tc>
-      </w:tr>
-      <w:tr>
-        <w:tc>
-          <w:tcPr>
-            <w:tcW w:type="dxa" w:w="2835"/>
-            <w:vAlign w:val="center"/>
-            <w:tcBorders>
-              <w:top w:val="single" w:sz="6" w:space="0" w:color="D9D9D9"/>
-              <w:left w:val="single" w:sz="6" w:space="0" w:color="D9D9D9"/>
-              <w:bottom w:val="single" w:sz="6" w:space="0" w:color="D9D9D9"/>
-              <w:right w:val="single" w:sz="6" w:space="0" w:color="D9D9D9"/>
-              <w:insideH w:val="single" w:sz="6" w:space="0" w:color="D9D9D9"/>
-              <w:insideV w:val="single" w:sz="6" w:space="0" w:color="D9D9D9"/>
+              <w:top w:val="single" w:sz="6" w:color="5B0A7D"/>
+              <w:left w:val="single" w:sz="6" w:color="5B0A7D"/>
+              <w:bottom w:val="single" w:sz="6" w:color="5B0A7D"/>
+              <w:right w:val="single" w:sz="6" w:color="5B0A7D"/>
             </w:tcBorders>
           </w:tcPr>
           <w:p>
             <w:pPr>
               <w:spacing w:after="0"/>
             </w:pPr>
-            <w:r>
-              <w:rPr>
-                <w:sz w:val="18"/>
-              </w:rPr>
-            </w:r>
+            <w:r/>
             <w:r>
               <w:rPr>
                 <w:b w:val="0"/>
-                <w:sz w:val="18"/>
+                <w:sz w:val="19"/>
               </w:rPr>
-              <w:t>Просмотр логов</w:t>
-            </w:r>
-          </w:p>
-        </w:tc>
-        <w:tc>
-          <w:tcPr>
-            <w:tcW w:type="dxa" w:w="6236"/>
-            <w:vAlign w:val="center"/>
-            <w:tcBorders>
-              <w:top w:val="single" w:sz="6" w:space="0" w:color="D9D9D9"/>
-              <w:left w:val="single" w:sz="6" w:space="0" w:color="D9D9D9"/>
-              <w:bottom w:val="single" w:sz="6" w:space="0" w:color="D9D9D9"/>
-              <w:right w:val="single" w:sz="6" w:space="0" w:color="D9D9D9"/>
-              <w:insideH w:val="single" w:sz="6" w:space="0" w:color="D9D9D9"/>
-              <w:insideV w:val="single" w:sz="6" w:space="0" w:color="D9D9D9"/>
-            </w:tcBorders>
-          </w:tcPr>
-          <w:p>
-            <w:pPr>
-              <w:spacing w:after="0"/>
-            </w:pPr>
-            <w:r>
-              <w:rPr>
-                <w:sz w:val="18"/>
-              </w:rPr>
-            </w:r>
-            <w:r>
-              <w:rPr>
-                <w:b w:val="0"/>
-                <w:sz w:val="18"/>
-              </w:rPr>
-              <w:t>docker logs dxa-quality-integrated</w:t>
-            </w:r>
-          </w:p>
-        </w:tc>
-      </w:tr>
-      <w:tr>
-        <w:tc>
-          <w:tcPr>
-            <w:tcW w:type="dxa" w:w="2835"/>
-            <w:vAlign w:val="center"/>
-            <w:tcBorders>
-              <w:top w:val="single" w:sz="6" w:space="0" w:color="D9D9D9"/>
-              <w:left w:val="single" w:sz="6" w:space="0" w:color="D9D9D9"/>
-              <w:bottom w:val="single" w:sz="6" w:space="0" w:color="D9D9D9"/>
-              <w:right w:val="single" w:sz="6" w:space="0" w:color="D9D9D9"/>
-              <w:insideH w:val="single" w:sz="6" w:space="0" w:color="D9D9D9"/>
-              <w:insideV w:val="single" w:sz="6" w:space="0" w:color="D9D9D9"/>
-            </w:tcBorders>
-            <w:shd w:fill="F2F6FA"/>
-          </w:tcPr>
-          <w:p>
-            <w:pPr>
-              <w:spacing w:after="0"/>
-            </w:pPr>
-            <w:r>
-              <w:rPr>
-                <w:sz w:val="18"/>
-              </w:rPr>
-            </w:r>
-            <w:r>
-              <w:rPr>
-                <w:b w:val="0"/>
-                <w:sz w:val="18"/>
-              </w:rPr>
-              <w:t>Проверка health</w:t>
-            </w:r>
-          </w:p>
-        </w:tc>
-        <w:tc>
-          <w:tcPr>
-            <w:tcW w:type="dxa" w:w="6236"/>
-            <w:vAlign w:val="center"/>
-            <w:tcBorders>
-              <w:top w:val="single" w:sz="6" w:space="0" w:color="D9D9D9"/>
-              <w:left w:val="single" w:sz="6" w:space="0" w:color="D9D9D9"/>
-              <w:bottom w:val="single" w:sz="6" w:space="0" w:color="D9D9D9"/>
-              <w:right w:val="single" w:sz="6" w:space="0" w:color="D9D9D9"/>
-              <w:insideH w:val="single" w:sz="6" w:space="0" w:color="D9D9D9"/>
-              <w:insideV w:val="single" w:sz="6" w:space="0" w:color="D9D9D9"/>
-            </w:tcBorders>
-            <w:shd w:fill="F2F6FA"/>
-          </w:tcPr>
-          <w:p>
-            <w:pPr>
-              <w:spacing w:after="0"/>
-            </w:pPr>
-            <w:r>
-              <w:rPr>
-                <w:sz w:val="18"/>
-              </w:rPr>
-            </w:r>
-            <w:r>
-              <w:rPr>
-                <w:b w:val="0"/>
-                <w:sz w:val="18"/>
-              </w:rPr>
-              <w:t>curl http://127.0.0.1:8000/health</w:t>
+              <w:t>docker volume inspect dxa-quality-storage</w:t>
             </w:r>
           </w:p>
         </w:tc>
@@ -3229,7 +4561,7 @@
         <w:pStyle w:val="Heading1"/>
       </w:pPr>
       <w:r>
-        <w:t>14 Контрольный список после установки</w:t>
+        <w:t>14 Контрольный список приемки</w:t>
       </w:r>
     </w:p>
     <w:p>
@@ -3237,7 +4569,7 @@
         <w:pStyle w:val="ListBullet"/>
       </w:pPr>
       <w:r>
-        <w:t>контейнер dxa-quality-integrated находится в состоянии running;</w:t>
+        <w:t>контейнер dxa-quality-integrated запущен;</w:t>
       </w:r>
     </w:p>
     <w:p>
@@ -3245,7 +4577,7 @@
         <w:pStyle w:val="ListBullet"/>
       </w:pPr>
       <w:r>
-        <w:t>адрес http://127.0.0.1:8000 открывается;</w:t>
+        <w:t>главная страница открывается по адресу http://127.0.0.1:8000;</w:t>
       </w:r>
     </w:p>
     <w:p>
@@ -3253,7 +4585,7 @@
         <w:pStyle w:val="ListBullet"/>
       </w:pPr>
       <w:r>
-        <w:t>endpoint /health возвращает ready;</w:t>
+        <w:t>/health возвращает ready;</w:t>
       </w:r>
     </w:p>
     <w:p>
@@ -3261,7 +4593,7 @@
         <w:pStyle w:val="ListBullet"/>
       </w:pPr>
       <w:r>
-        <w:t>тестовый DICOM-файл проходит обработку;</w:t>
+        <w:t>тестовый DICOM проходит загрузку и обработку;</w:t>
       </w:r>
     </w:p>
     <w:p>
@@ -3269,7 +4601,7 @@
         <w:pStyle w:val="ListBullet"/>
       </w:pPr>
       <w:r>
-        <w:t>результат появляется в архиве;</w:t>
+        <w:t>в архиве отображается результат;</w:t>
       </w:r>
     </w:p>
     <w:p>
@@ -3277,30 +4609,135 @@
         <w:pStyle w:val="ListBullet"/>
       </w:pPr>
       <w:r>
-        <w:t>экспорт CSV или XLSX скачивается без ошибки.</w:t>
+        <w:t>экспорт CSV или XLSX скачивается;</w:t>
       </w:r>
     </w:p>
     <w:p>
       <w:pPr>
-        <w:pStyle w:val="Heading1"/>
+        <w:pStyle w:val="ListBullet"/>
       </w:pPr>
       <w:r>
-        <w:t>15 Примечания по безопасности</w:t>
-      </w:r>
-    </w:p>
-    <w:p>
-      <w:r>
-        <w:t>По умолчанию приложение публикуется только на локальном интерфейсе 127.0.0.1. Это означает, что доступ из внешней сети не открыт. Если требуется сетевой доступ для других рабочих мест, необходимо отдельно настроить обратный прокси, HTTPS, разграничение доступа и правила хранения медицинских данных.</w:t>
+        <w:t>некорректный файл отклоняется до постановки в очередь.</w:t>
       </w:r>
     </w:p>
     <w:sectPr>
+      <w:headerReference w:type="default" r:id="rId9"/>
+      <w:footerReference w:type="default" r:id="rId10"/>
       <w:pgSz w:w="12240" w:h="15840"/>
-      <w:pgMar w:top="1020" w:right="1134" w:bottom="907" w:left="1134" w:header="720" w:footer="720" w:gutter="0"/>
+      <w:pgMar w:top="680" w:right="1020" w:bottom="907" w:left="1020" w:header="720" w:footer="720" w:gutter="0"/>
       <w:cols w:space="720"/>
+      <w:titlePg/>
       <w:docGrid w:linePitch="360"/>
     </w:sectPr>
   </w:body>
 </w:document>
+</file>
+
+<file path=word/footer1.xml><?xml version="1.0" encoding="utf-8"?>
+<w:ftr xmlns:m="http://schemas.openxmlformats.org/officeDocument/2006/math" xmlns:mc="http://schemas.openxmlformats.org/markup-compatibility/2006" xmlns:mo="http://schemas.microsoft.com/office/mac/office/2008/main" xmlns:mv="urn:schemas-microsoft-com:mac:vml" xmlns:o="urn:schemas-microsoft-com:office:office" xmlns:r="http://schemas.openxmlformats.org/officeDocument/2006/relationships" xmlns:v="urn:schemas-microsoft-com:vml" xmlns:w10="urn:schemas-microsoft-com:office:word" xmlns:w14="http://schemas.microsoft.com/office/word/2010/wordml" xmlns:w="http://schemas.openxmlformats.org/wordprocessingml/2006/main" xmlns:wne="http://schemas.microsoft.com/office/word/2006/wordml" xmlns:wp14="http://schemas.microsoft.com/office/word/2010/wordprocessingDrawing" xmlns:wp="http://schemas.openxmlformats.org/drawingml/2006/wordprocessingDrawing" xmlns:wpc="http://schemas.microsoft.com/office/word/2010/wordprocessingCanvas" xmlns:wpg="http://schemas.microsoft.com/office/word/2010/wordprocessingGroup" xmlns:wpi="http://schemas.microsoft.com/office/word/2010/wordprocessingInk" xmlns:wps="http://schemas.microsoft.com/office/word/2010/wordprocessingShape" mc:Ignorable="w14 wp14">
+  <w:p>
+    <w:pPr>
+      <w:pStyle w:val="Footer"/>
+      <w:jc w:val="right"/>
+    </w:pPr>
+    <w:r>
+      <w:rPr>
+        <w:color w:val="5B0A7D"/>
+      </w:rPr>
+      <w:fldChar w:fldCharType="begin"/>
+      <w:instrText xml:space="preserve">PAGE</w:instrText>
+      <w:fldChar w:fldCharType="separate"/>
+      <w:t>1</w:t>
+      <w:fldChar w:fldCharType="end"/>
+    </w:r>
+  </w:p>
+</w:ftr>
+</file>
+
+<file path=word/header1.xml><?xml version="1.0" encoding="utf-8"?>
+<w:hdr xmlns:m="http://schemas.openxmlformats.org/officeDocument/2006/math" xmlns:mc="http://schemas.openxmlformats.org/markup-compatibility/2006" xmlns:mo="http://schemas.microsoft.com/office/mac/office/2008/main" xmlns:mv="urn:schemas-microsoft-com:mac:vml" xmlns:o="urn:schemas-microsoft-com:office:office" xmlns:r="http://schemas.openxmlformats.org/officeDocument/2006/relationships" xmlns:v="urn:schemas-microsoft-com:vml" xmlns:w10="urn:schemas-microsoft-com:office:word" xmlns:w14="http://schemas.microsoft.com/office/word/2010/wordml" xmlns:w="http://schemas.openxmlformats.org/wordprocessingml/2006/main" xmlns:wne="http://schemas.microsoft.com/office/word/2006/wordml" xmlns:wp14="http://schemas.microsoft.com/office/word/2010/wordprocessingDrawing" xmlns:wp="http://schemas.openxmlformats.org/drawingml/2006/wordprocessingDrawing" xmlns:wpc="http://schemas.microsoft.com/office/word/2010/wordprocessingCanvas" xmlns:wpg="http://schemas.microsoft.com/office/word/2010/wordprocessingGroup" xmlns:wpi="http://schemas.microsoft.com/office/word/2010/wordprocessingInk" xmlns:wps="http://schemas.microsoft.com/office/word/2010/wordprocessingShape" mc:Ignorable="w14 wp14">
+  <w:p>
+    <w:pPr>
+      <w:pStyle w:val="Header"/>
+    </w:pPr>
+  </w:p>
+  <w:tbl>
+    <w:tblPr>
+      <w:tblW w:type="auto" w:w="0"/>
+      <w:tblLayout w:type="fixed"/>
+      <w:tblLook w:firstColumn="1" w:firstRow="1" w:lastColumn="0" w:lastRow="0" w:noHBand="0" w:noVBand="1" w:val="04A0"/>
+    </w:tblPr>
+    <w:tblGrid>
+      <w:gridCol w:w="4932"/>
+      <w:gridCol w:w="4932"/>
+    </w:tblGrid>
+    <w:tr>
+      <w:tc>
+        <w:tcPr>
+          <w:tcW w:type="dxa" w:w="6123"/>
+          <w:shd w:fill="5B0A7D"/>
+          <w:tcBorders>
+            <w:top w:val="single" w:sz="6" w:color="5B0A7D"/>
+            <w:left w:val="single" w:sz="6" w:color="5B0A7D"/>
+            <w:bottom w:val="single" w:sz="6" w:color="5B0A7D"/>
+            <w:right w:val="single" w:sz="6" w:color="5B0A7D"/>
+            <w:top w:val="single" w:sz="6" w:color="5B0A7D"/>
+            <w:left w:val="single" w:sz="6" w:color="5B0A7D"/>
+            <w:bottom w:val="single" w:sz="6" w:color="5B0A7D"/>
+            <w:right w:val="single" w:sz="6" w:color="5B0A7D"/>
+          </w:tcBorders>
+          <w:vAlign w:val="center"/>
+        </w:tcPr>
+        <w:p>
+          <w:pPr>
+            <w:spacing w:after="0"/>
+          </w:pPr>
+          <w:r/>
+          <w:r>
+            <w:rPr>
+              <w:b/>
+              <w:color w:val="FFFFFF"/>
+              <w:sz w:val="19"/>
+            </w:rPr>
+            <w:t>Система автоматизированного контроля качества денситометрических исследований</w:t>
+          </w:r>
+        </w:p>
+      </w:tc>
+      <w:tc>
+        <w:tcPr>
+          <w:tcW w:type="dxa" w:w="3742"/>
+          <w:shd w:fill="5B0A7D"/>
+          <w:tcBorders>
+            <w:top w:val="single" w:sz="6" w:color="5B0A7D"/>
+            <w:left w:val="single" w:sz="6" w:color="5B0A7D"/>
+            <w:bottom w:val="single" w:sz="6" w:color="5B0A7D"/>
+            <w:right w:val="single" w:sz="6" w:color="5B0A7D"/>
+            <w:top w:val="single" w:sz="6" w:color="5B0A7D"/>
+            <w:left w:val="single" w:sz="6" w:color="5B0A7D"/>
+            <w:bottom w:val="single" w:sz="6" w:color="5B0A7D"/>
+            <w:right w:val="single" w:sz="6" w:color="5B0A7D"/>
+          </w:tcBorders>
+          <w:vAlign w:val="center"/>
+        </w:tcPr>
+        <w:p>
+          <w:pPr>
+            <w:spacing w:after="0"/>
+            <w:jc w:val="right"/>
+          </w:pPr>
+          <w:r/>
+          <w:r>
+            <w:rPr>
+              <w:b/>
+              <w:color w:val="FFFFFF"/>
+              <w:sz w:val="19"/>
+            </w:rPr>
+            <w:t>DXA Quality Integrated</w:t>
+          </w:r>
+        </w:p>
+      </w:tc>
+    </w:tr>
+  </w:tbl>
+</w:hdr>
 </file>
 
 <file path=word/numbering.xml><?xml version="1.0" encoding="utf-8"?>
@@ -3667,7 +5104,8 @@
     <w:qFormat/>
     <w:rsid w:val="00FC693F"/>
     <w:rPr>
-      <w:rFonts w:ascii="Arial" w:hAnsi="Arial"/>
+      <w:rFonts w:ascii="Aptos" w:hAnsi="Aptos"/>
+      <w:color w:val="000000"/>
       <w:sz w:val="20"/>
     </w:rPr>
   </w:style>
@@ -3730,10 +5168,10 @@
       <w:outlineLvl w:val="0"/>
     </w:pPr>
     <w:rPr>
-      <w:rFonts w:asciiTheme="majorHAnsi" w:eastAsiaTheme="majorEastAsia" w:hAnsiTheme="majorHAnsi" w:cstheme="majorBidi" w:ascii="Arial" w:hAnsi="Arial"/>
+      <w:rFonts w:asciiTheme="majorHAnsi" w:eastAsiaTheme="majorEastAsia" w:hAnsiTheme="majorHAnsi" w:cstheme="majorBidi" w:ascii="Aptos" w:hAnsi="Aptos"/>
       <w:b/>
       <w:bCs/>
-      <w:color w:val="000000"/>
+      <w:color w:val="5B0A7D"/>
       <w:sz w:val="30"/>
       <w:szCs w:val="28"/>
     </w:rPr>
@@ -3754,10 +5192,10 @@
       <w:outlineLvl w:val="1"/>
     </w:pPr>
     <w:rPr>
-      <w:rFonts w:asciiTheme="majorHAnsi" w:eastAsiaTheme="majorEastAsia" w:hAnsiTheme="majorHAnsi" w:cstheme="majorBidi" w:ascii="Arial" w:hAnsi="Arial"/>
+      <w:rFonts w:asciiTheme="majorHAnsi" w:eastAsiaTheme="majorEastAsia" w:hAnsiTheme="majorHAnsi" w:cstheme="majorBidi" w:ascii="Aptos" w:hAnsi="Aptos"/>
       <w:b/>
       <w:bCs/>
-      <w:color w:val="000000"/>
+      <w:color w:val="5B0A7D"/>
       <w:sz w:val="24"/>
       <w:szCs w:val="26"/>
     </w:rPr>
@@ -4019,12 +5457,12 @@
       <w:contextualSpacing/>
     </w:pPr>
     <w:rPr>
-      <w:rFonts w:asciiTheme="majorHAnsi" w:eastAsiaTheme="majorEastAsia" w:hAnsiTheme="majorHAnsi" w:cstheme="majorBidi" w:ascii="Arial" w:hAnsi="Arial"/>
-      <w:b w:val="0"/>
+      <w:rFonts w:asciiTheme="majorHAnsi" w:eastAsiaTheme="majorEastAsia" w:hAnsiTheme="majorHAnsi" w:cstheme="majorBidi" w:ascii="Aptos" w:hAnsi="Aptos"/>
+      <w:b/>
       <w:color w:val="000000"/>
       <w:spacing w:val="5"/>
       <w:kern w:val="28"/>
-      <w:sz w:val="40"/>
+      <w:sz w:val="38"/>
       <w:szCs w:val="52"/>
     </w:rPr>
   </w:style>
